--- a/docs/ai-huoke-2/小玺AI获客未来落地规划方案V2.0-260731.docx
+++ b/docs/ai-huoke-2/小玺AI获客未来落地规划方案V2.0-260731.docx
@@ -5,83 +5,37 @@
     <w:p>
       <w:pPr>
         <w:pStyle w:val="Title"/>
-        <w:spacing w:before="1440"/>
+        <w:spacing w:before="360"/>
         <w:jc w:val="center"/>
       </w:pPr>
       <w:r>
-        <w:t>小玺 AI 获客未来落地规划方案 V2.0</w:t>
+        <w:t>小玺AI获客未来落地规划方案V2.0</w:t>
       </w:r>
     </w:p>
     <w:p>
       <w:pPr>
-        <w:spacing w:before="360"/>
-        <w:jc w:val="center"/>
-      </w:pPr>
-      <w:r>
-        <w:rPr>
-          <w:color w:val="2F5597"/>
-          <w:sz w:val="28"/>
-        </w:rPr>
-        <w:t>产品主线：内容获客 → 微信承接 → 学员分发 → 线索与成交复盘</w:t>
-      </w:r>
-    </w:p>
-    <w:p>
-      <w:pPr>
-        <w:spacing w:before="440"/>
+        <w:spacing w:after="40"/>
         <w:jc w:val="center"/>
       </w:pPr>
       <w:r>
         <w:rPr>
           <w:color w:val="646464"/>
-          <w:sz w:val="21"/>
+          <w:sz w:val="20"/>
         </w:rPr>
-        <w:t xml:space="preserve">基于 V1.0 原文、当前代码、项目状态和 2026-07-31 运行日志重新校准  </w:t>
-        <w:br/>
-        <w:t xml:space="preserve">版本日期：2026-07-31  </w:t>
-      </w:r>
-    </w:p>
-    <w:p>
-      <w:r>
-        <w:br w:type="page"/>
+        <w:t xml:space="preserve">基于当前微信拓客、产品详情图和素材底座，规划下一阶段90天落地路线  </w:t>
       </w:r>
     </w:p>
     <w:p>
       <w:pPr>
-        <w:spacing w:after="60"/>
-        <w:ind w:left="340" w:right="227"/>
+        <w:spacing w:after="40"/>
+        <w:jc w:val="center"/>
       </w:pPr>
       <w:r>
         <w:rPr>
-          <w:i/>
-          <w:color w:val="666666"/>
+          <w:color w:val="646464"/>
+          <w:sz w:val="20"/>
         </w:rPr>
-        <w:t xml:space="preserve">基于 V1.0 原文、当前代码、项目状态和 2026-07-31 运行日志重新校准  </w:t>
-      </w:r>
-    </w:p>
-    <w:p>
-      <w:pPr>
-        <w:spacing w:after="60"/>
-        <w:ind w:left="340" w:right="227"/>
-      </w:pPr>
-      <w:r>
-        <w:rPr>
-          <w:i/>
-          <w:color w:val="666666"/>
-        </w:rPr>
-        <w:t xml:space="preserve">版本日期：2026-07-31  </w:t>
-      </w:r>
-    </w:p>
-    <w:p>
-      <w:pPr>
-        <w:spacing w:after="60"/>
-        <w:ind w:left="340" w:right="227"/>
-      </w:pPr>
-      <w:r>
-        <w:rPr>
-          <w:i/>
-          <w:color w:val="666666"/>
-        </w:rPr>
-        <w:t>产品主线：内容获客 → 微信承接 → 学员分发 → 线索与成交复盘</w:t>
+        <w:t>生成日期：2026年7月31日</w:t>
       </w:r>
     </w:p>
     <w:p>
@@ -89,46 +43,28 @@
         <w:pStyle w:val="Heading1"/>
       </w:pPr>
       <w:r>
-        <w:t>一、一句话结论</w:t>
+        <w:t>一句话结论</w:t>
       </w:r>
     </w:p>
     <w:p>
       <w:r>
-        <w:t>小玺 AI 获客下一阶段不是把主动触达、自动回复、朋友圈互动和朋友圈发布写成一段互相调用的大程序，而是让每项能力独立运行、独立保存进度、独立失败，再由“统一调度中心”按照事件、优先级和微信资源锁自动串联。</w:t>
+        <w:t>我们不是推翻现在的软件重做，而是在已经基本完成的微信拓客基础上，补上“统一自动流程”和“内容生产”两块能力。</w:t>
       </w:r>
     </w:p>
     <w:p>
       <w:r>
-        <w:t>这样既能实现全流程自动化，也不会因为朋友圈的一个问题拖垮主动触达或自动回复。</w:t>
+        <w:t>先让主动触达、自动回复、朋友圈互动能够按顺序自动配合；再让系统可以把课程和日常素材做成短视频；最后由总部生成发布包，学员用本人手机发布，把线索接回微信继续跟进。</w:t>
       </w:r>
     </w:p>
     <w:p>
       <w:r>
-        <w:t>近期目标不是直接运营 1,000 个账号，而是先完成三件事：</w:t>
+        <w:t>这份方案继续沿用V1.0的思路，重点回答三个问题：</w:t>
       </w:r>
-    </w:p>
-    <w:p>
-      <w:pPr>
-        <w:pStyle w:val="ListNumber"/>
-      </w:pPr>
       <w:r>
-        <w:t>收口微信拓客现有功能和安装版验收，解决启动抢占微信等问题。</w:t>
-      </w:r>
-    </w:p>
-    <w:p>
-      <w:pPr>
-        <w:pStyle w:val="ListNumber"/>
-      </w:pPr>
-      <w:r>
-        <w:t>建成内容生产底座，先做课程拆条，再做智能混剪。</w:t>
-      </w:r>
-    </w:p>
-    <w:p>
-      <w:pPr>
-        <w:pStyle w:val="ListNumber"/>
-      </w:pPr>
-      <w:r>
-        <w:t>建立总部生成发布包、学员本人手机确认发布、数据回传的试点闭环。</w:t>
+        <w:rPr>
+          <w:b/>
+        </w:rPr>
+        <w:t>现在有什么、下一步做什么、做到什么程度算完成。</w:t>
       </w:r>
     </w:p>
     <w:p>
@@ -136,88 +72,12 @@
         <w:pStyle w:val="Heading1"/>
       </w:pPr>
       <w:r>
-        <w:t>二、V1.0 保留什么、V2.0 修正什么</w:t>
-      </w:r>
-    </w:p>
-    <w:p>
-      <w:pPr>
-        <w:pStyle w:val="Heading2"/>
-      </w:pPr>
-      <w:r>
-        <w:t>2.1 继续保留的方向</w:t>
+        <w:t>一、我们现在已经做到哪一步</w:t>
       </w:r>
     </w:p>
     <w:p>
       <w:r>
-        <w:t>V1.0 的核心方向是正确的：</w:t>
-      </w:r>
-    </w:p>
-    <w:p>
-      <w:pPr>
-        <w:pStyle w:val="ListBullet"/>
-      </w:pPr>
-      <w:r>
-        <w:t>不推翻微信私域能力重做。</w:t>
-      </w:r>
-    </w:p>
-    <w:p>
-      <w:pPr>
-        <w:pStyle w:val="ListBullet"/>
-      </w:pPr>
-      <w:r>
-        <w:t>用短视频解决“客户从哪里来”。</w:t>
-      </w:r>
-    </w:p>
-    <w:p>
-      <w:pPr>
-        <w:pStyle w:val="ListBullet"/>
-      </w:pPr>
-      <w:r>
-        <w:t>用自动回复、主动触达和朋友圈运营解决“客户来了怎么接、怎么跟”。</w:t>
-      </w:r>
-    </w:p>
-    <w:p>
-      <w:pPr>
-        <w:pStyle w:val="ListBullet"/>
-      </w:pPr>
-      <w:r>
-        <w:t>先做好内容和人工确认发布，再逐步增强平台对接。</w:t>
-      </w:r>
-    </w:p>
-    <w:p>
-      <w:pPr>
-        <w:pStyle w:val="ListBullet"/>
-      </w:pPr>
-      <w:r>
-        <w:t>所有动作都要有任务、状态、日志和复盘数据。</w:t>
-      </w:r>
-    </w:p>
-    <w:p>
-      <w:pPr>
-        <w:pStyle w:val="Heading2"/>
-      </w:pPr>
-      <w:r>
-        <w:t>2.2 必须纠正的状态口径</w:t>
-      </w:r>
-    </w:p>
-    <w:p>
-      <w:r>
-        <w:t xml:space="preserve">V1.0 把“素材库、3 条 9:16 草案、人工发布包、发布数据回填和线索回流”描述为短视频 1.1 已有能力。按当前仓库和 </w:t>
-      </w:r>
-      <w:r>
-        <w:rPr>
-          <w:rFonts w:ascii="Consolas" w:hAnsi="Consolas" w:eastAsia="Microsoft YaHei"/>
-          <w:color w:val="7F3F00"/>
-        </w:rPr>
-        <w:t>PROJECT_STATUS.md</w:t>
-      </w:r>
-      <w:r>
-        <w:t xml:space="preserve"> 的可验证事实，这些能力不能整体算作已经完成。</w:t>
-      </w:r>
-    </w:p>
-    <w:p>
-      <w:r>
-        <w:t>当前真实状态如下：</w:t>
+        <w:t>当前项目不是从零开始，但也不能把页面入口或规划中的功能算成已经完成。</w:t>
       </w:r>
     </w:p>
     <w:tbl>
@@ -229,947 +89,20 @@
         <w:tblLook w:firstColumn="1" w:firstRow="1" w:lastColumn="0" w:lastRow="0" w:noHBand="0" w:noVBand="1" w:val="04A0"/>
       </w:tblPr>
       <w:tblGrid>
-        <w:gridCol w:w="3175"/>
-        <w:gridCol w:w="3175"/>
-        <w:gridCol w:w="3175"/>
+        <w:gridCol w:w="3324"/>
+        <w:gridCol w:w="3324"/>
+        <w:gridCol w:w="3324"/>
       </w:tblGrid>
       <w:tr>
         <w:tc>
           <w:tcPr>
-            <w:tcW w:type="dxa" w:w="3175"/>
+            <w:tcW w:type="dxa" w:w="3324"/>
             <w:vAlign w:val="center"/>
             <w:shd w:fill="D9EAF7"/>
           </w:tcPr>
           <w:p>
             <w:pPr>
-              <w:spacing w:after="40" w:line="276" w:lineRule="auto"/>
-            </w:pPr>
-            <w:r>
-              <w:rPr>
-                <w:b/>
-                <w:color w:val="17365D"/>
-                <w:sz w:val="18"/>
-              </w:rPr>
-            </w:r>
-            <w:r>
-              <w:rPr>
-                <w:b/>
-                <w:color w:val="17365D"/>
-                <w:sz w:val="18"/>
-              </w:rPr>
-              <w:t>板块</w:t>
-            </w:r>
-          </w:p>
-        </w:tc>
-        <w:tc>
-          <w:tcPr>
-            <w:tcW w:type="dxa" w:w="3175"/>
-            <w:vAlign w:val="center"/>
-            <w:shd w:fill="D9EAF7"/>
-          </w:tcPr>
-          <w:p>
-            <w:pPr>
-              <w:spacing w:after="40" w:line="276" w:lineRule="auto"/>
-            </w:pPr>
-            <w:r>
-              <w:rPr>
-                <w:b/>
-                <w:color w:val="17365D"/>
-                <w:sz w:val="18"/>
-              </w:rPr>
-            </w:r>
-            <w:r>
-              <w:rPr>
-                <w:b/>
-                <w:color w:val="17365D"/>
-                <w:sz w:val="18"/>
-              </w:rPr>
-              <w:t>当前可验证状态</w:t>
-            </w:r>
-          </w:p>
-        </w:tc>
-        <w:tc>
-          <w:tcPr>
-            <w:tcW w:type="dxa" w:w="3175"/>
-            <w:vAlign w:val="center"/>
-            <w:shd w:fill="D9EAF7"/>
-          </w:tcPr>
-          <w:p>
-            <w:pPr>
-              <w:spacing w:after="40" w:line="276" w:lineRule="auto"/>
-            </w:pPr>
-            <w:r>
-              <w:rPr>
-                <w:b/>
-                <w:color w:val="17365D"/>
-                <w:sz w:val="18"/>
-              </w:rPr>
-            </w:r>
-            <w:r>
-              <w:rPr>
-                <w:b/>
-                <w:color w:val="17365D"/>
-                <w:sz w:val="18"/>
-              </w:rPr>
-              <w:t>仍未完成</w:t>
-            </w:r>
-          </w:p>
-        </w:tc>
-      </w:tr>
-      <w:tr>
-        <w:tc>
-          <w:tcPr>
-            <w:tcW w:type="dxa" w:w="3175"/>
-            <w:vAlign w:val="center"/>
-          </w:tcPr>
-          <w:p>
-            <w:pPr>
-              <w:spacing w:after="40" w:line="276" w:lineRule="auto"/>
-            </w:pPr>
-            <w:r>
-              <w:rPr>
-                <w:sz w:val="18"/>
-              </w:rPr>
-            </w:r>
-            <w:r>
-              <w:rPr>
-                <w:sz w:val="18"/>
-              </w:rPr>
-              <w:t>联系人同步、自动回复、主动触达</w:t>
-            </w:r>
-          </w:p>
-        </w:tc>
-        <w:tc>
-          <w:tcPr>
-            <w:tcW w:type="dxa" w:w="3175"/>
-            <w:vAlign w:val="center"/>
-          </w:tcPr>
-          <w:p>
-            <w:pPr>
-              <w:spacing w:after="40" w:line="276" w:lineRule="auto"/>
-            </w:pPr>
-            <w:r>
-              <w:rPr>
-                <w:sz w:val="18"/>
-              </w:rPr>
-            </w:r>
-            <w:r>
-              <w:rPr>
-                <w:sz w:val="18"/>
-              </w:rPr>
-              <w:t>核心开发及本机历史实测基本完成</w:t>
-            </w:r>
-          </w:p>
-        </w:tc>
-        <w:tc>
-          <w:tcPr>
-            <w:tcW w:type="dxa" w:w="3175"/>
-            <w:vAlign w:val="center"/>
-          </w:tcPr>
-          <w:p>
-            <w:pPr>
-              <w:spacing w:after="40" w:line="276" w:lineRule="auto"/>
-            </w:pPr>
-            <w:r>
-              <w:rPr>
-                <w:sz w:val="18"/>
-              </w:rPr>
-            </w:r>
-            <w:r>
-              <w:rPr>
-                <w:sz w:val="18"/>
-              </w:rPr>
-              <w:t>当前正式安装版本的 exact-build 和异机回归</w:t>
-            </w:r>
-          </w:p>
-        </w:tc>
-      </w:tr>
-      <w:tr>
-        <w:tc>
-          <w:tcPr>
-            <w:tcW w:type="dxa" w:w="3175"/>
-            <w:vAlign w:val="center"/>
-          </w:tcPr>
-          <w:p>
-            <w:pPr>
-              <w:spacing w:after="40" w:line="276" w:lineRule="auto"/>
-            </w:pPr>
-            <w:r>
-              <w:rPr>
-                <w:sz w:val="18"/>
-              </w:rPr>
-            </w:r>
-            <w:r>
-              <w:rPr>
-                <w:sz w:val="18"/>
-              </w:rPr>
-              <w:t>朋友圈逐帖互动</w:t>
-            </w:r>
-          </w:p>
-        </w:tc>
-        <w:tc>
-          <w:tcPr>
-            <w:tcW w:type="dxa" w:w="3175"/>
-            <w:vAlign w:val="center"/>
-          </w:tcPr>
-          <w:p>
-            <w:pPr>
-              <w:spacing w:after="40" w:line="276" w:lineRule="auto"/>
-            </w:pPr>
-            <w:r>
-              <w:rPr>
-                <w:sz w:val="18"/>
-              </w:rPr>
-            </w:r>
-            <w:r>
-              <w:rPr>
-                <w:sz w:val="18"/>
-              </w:rPr>
-              <w:t>点赞和 AI 评论已有本机单轮历史验收</w:t>
-            </w:r>
-          </w:p>
-        </w:tc>
-        <w:tc>
-          <w:tcPr>
-            <w:tcW w:type="dxa" w:w="3175"/>
-            <w:vAlign w:val="center"/>
-          </w:tcPr>
-          <w:p>
-            <w:pPr>
-              <w:spacing w:after="40" w:line="276" w:lineRule="auto"/>
-            </w:pPr>
-            <w:r>
-              <w:rPr>
-                <w:sz w:val="18"/>
-              </w:rPr>
-            </w:r>
-            <w:r>
-              <w:rPr>
-                <w:sz w:val="18"/>
-              </w:rPr>
-              <w:t>当前修复版的启动、到点、暂停和跨重启实机计时验收</w:t>
-            </w:r>
-          </w:p>
-        </w:tc>
-      </w:tr>
-      <w:tr>
-        <w:tc>
-          <w:tcPr>
-            <w:tcW w:type="dxa" w:w="3175"/>
-            <w:vAlign w:val="center"/>
-          </w:tcPr>
-          <w:p>
-            <w:pPr>
-              <w:spacing w:after="40" w:line="276" w:lineRule="auto"/>
-            </w:pPr>
-            <w:r>
-              <w:rPr>
-                <w:sz w:val="18"/>
-              </w:rPr>
-            </w:r>
-            <w:r>
-              <w:rPr>
-                <w:sz w:val="18"/>
-              </w:rPr>
-              <w:t>朋友圈发布</w:t>
-            </w:r>
-          </w:p>
-        </w:tc>
-        <w:tc>
-          <w:tcPr>
-            <w:tcW w:type="dxa" w:w="3175"/>
-            <w:vAlign w:val="center"/>
-          </w:tcPr>
-          <w:p>
-            <w:pPr>
-              <w:spacing w:after="40" w:line="276" w:lineRule="auto"/>
-            </w:pPr>
-            <w:r>
-              <w:rPr>
-                <w:sz w:val="18"/>
-              </w:rPr>
-            </w:r>
-            <w:r>
-              <w:rPr>
-                <w:sz w:val="18"/>
-              </w:rPr>
-              <w:t>尚无完整生产能力</w:t>
-            </w:r>
-          </w:p>
-        </w:tc>
-        <w:tc>
-          <w:tcPr>
-            <w:tcW w:type="dxa" w:w="3175"/>
-            <w:vAlign w:val="center"/>
-          </w:tcPr>
-          <w:p>
-            <w:pPr>
-              <w:spacing w:after="40" w:line="276" w:lineRule="auto"/>
-            </w:pPr>
-            <w:r>
-              <w:rPr>
-                <w:sz w:val="18"/>
-              </w:rPr>
-            </w:r>
-            <w:r>
-              <w:rPr>
-                <w:sz w:val="18"/>
-              </w:rPr>
-              <w:t>编辑、审核、发布任务、结果确认和失败恢复</w:t>
-            </w:r>
-          </w:p>
-        </w:tc>
-      </w:tr>
-      <w:tr>
-        <w:tc>
-          <w:tcPr>
-            <w:tcW w:type="dxa" w:w="3175"/>
-            <w:vAlign w:val="center"/>
-          </w:tcPr>
-          <w:p>
-            <w:pPr>
-              <w:spacing w:after="40" w:line="276" w:lineRule="auto"/>
-            </w:pPr>
-            <w:r>
-              <w:rPr>
-                <w:sz w:val="18"/>
-              </w:rPr>
-            </w:r>
-            <w:r>
-              <w:rPr>
-                <w:sz w:val="18"/>
-              </w:rPr>
-              <w:t>产品详情图</w:t>
-            </w:r>
-          </w:p>
-        </w:tc>
-        <w:tc>
-          <w:tcPr>
-            <w:tcW w:type="dxa" w:w="3175"/>
-            <w:vAlign w:val="center"/>
-          </w:tcPr>
-          <w:p>
-            <w:pPr>
-              <w:spacing w:after="40" w:line="276" w:lineRule="auto"/>
-            </w:pPr>
-            <w:r>
-              <w:rPr>
-                <w:sz w:val="18"/>
-              </w:rPr>
-            </w:r>
-            <w:r>
-              <w:rPr>
-                <w:sz w:val="18"/>
-              </w:rPr>
-              <w:t>已集成受控本地 sidecar，离线上传、排版、PNG 导出和历史恢复已通过开发机检查</w:t>
-            </w:r>
-          </w:p>
-        </w:tc>
-        <w:tc>
-          <w:tcPr>
-            <w:tcW w:type="dxa" w:w="3175"/>
-            <w:vAlign w:val="center"/>
-          </w:tcPr>
-          <w:p>
-            <w:pPr>
-              <w:spacing w:after="40" w:line="276" w:lineRule="auto"/>
-            </w:pPr>
-            <w:r>
-              <w:rPr>
-                <w:sz w:val="18"/>
-              </w:rPr>
-            </w:r>
-            <w:r>
-              <w:rPr>
-                <w:sz w:val="18"/>
-              </w:rPr>
-              <w:t>用户覆盖安装、净机和付费 AI 路由验收</w:t>
-            </w:r>
-          </w:p>
-        </w:tc>
-      </w:tr>
-      <w:tr>
-        <w:tc>
-          <w:tcPr>
-            <w:tcW w:type="dxa" w:w="3175"/>
-            <w:vAlign w:val="center"/>
-          </w:tcPr>
-          <w:p>
-            <w:pPr>
-              <w:spacing w:after="40" w:line="276" w:lineRule="auto"/>
-            </w:pPr>
-            <w:r>
-              <w:rPr>
-                <w:sz w:val="18"/>
-              </w:rPr>
-            </w:r>
-            <w:r>
-              <w:rPr>
-                <w:sz w:val="18"/>
-              </w:rPr>
-              <w:t>素材与成片底座</w:t>
-            </w:r>
-          </w:p>
-        </w:tc>
-        <w:tc>
-          <w:tcPr>
-            <w:tcW w:type="dxa" w:w="3175"/>
-            <w:vAlign w:val="center"/>
-          </w:tcPr>
-          <w:p>
-            <w:pPr>
-              <w:spacing w:after="40" w:line="276" w:lineRule="auto"/>
-            </w:pPr>
-            <w:r>
-              <w:rPr>
-                <w:sz w:val="18"/>
-              </w:rPr>
-            </w:r>
-            <w:r>
-              <w:rPr>
-                <w:sz w:val="18"/>
-              </w:rPr>
-              <w:t>已有原片原地索引、任务恢复、素材列表、缓存设置和成片中心基础结构</w:t>
-            </w:r>
-          </w:p>
-        </w:tc>
-        <w:tc>
-          <w:tcPr>
-            <w:tcW w:type="dxa" w:w="3175"/>
-            <w:vAlign w:val="center"/>
-          </w:tcPr>
-          <w:p>
-            <w:pPr>
-              <w:spacing w:after="40" w:line="276" w:lineRule="auto"/>
-            </w:pPr>
-            <w:r>
-              <w:rPr>
-                <w:sz w:val="18"/>
-              </w:rPr>
-            </w:r>
-            <w:r>
-              <w:rPr>
-                <w:sz w:val="18"/>
-              </w:rPr>
-              <w:t>ffprobe 净机能力、转录、镜头分析、时间线和渲染</w:t>
-            </w:r>
-          </w:p>
-        </w:tc>
-      </w:tr>
-      <w:tr>
-        <w:tc>
-          <w:tcPr>
-            <w:tcW w:type="dxa" w:w="3175"/>
-            <w:vAlign w:val="center"/>
-          </w:tcPr>
-          <w:p>
-            <w:pPr>
-              <w:spacing w:after="40" w:line="276" w:lineRule="auto"/>
-            </w:pPr>
-            <w:r>
-              <w:rPr>
-                <w:sz w:val="18"/>
-              </w:rPr>
-            </w:r>
-            <w:r>
-              <w:rPr>
-                <w:sz w:val="18"/>
-              </w:rPr>
-              <w:t>课程拆条</w:t>
-            </w:r>
-          </w:p>
-        </w:tc>
-        <w:tc>
-          <w:tcPr>
-            <w:tcW w:type="dxa" w:w="3175"/>
-            <w:vAlign w:val="center"/>
-          </w:tcPr>
-          <w:p>
-            <w:pPr>
-              <w:spacing w:after="40" w:line="276" w:lineRule="auto"/>
-            </w:pPr>
-            <w:r>
-              <w:rPr>
-                <w:sz w:val="18"/>
-              </w:rPr>
-            </w:r>
-            <w:r>
-              <w:rPr>
-                <w:sz w:val="18"/>
-              </w:rPr>
-              <w:t>尚未实现</w:t>
-            </w:r>
-          </w:p>
-        </w:tc>
-        <w:tc>
-          <w:tcPr>
-            <w:tcW w:type="dxa" w:w="3175"/>
-            <w:vAlign w:val="center"/>
-          </w:tcPr>
-          <w:p>
-            <w:pPr>
-              <w:spacing w:after="40" w:line="276" w:lineRule="auto"/>
-            </w:pPr>
-            <w:r>
-              <w:rPr>
-                <w:sz w:val="18"/>
-              </w:rPr>
-            </w:r>
-            <w:r>
-              <w:rPr>
-                <w:sz w:val="18"/>
-              </w:rPr>
-              <w:t>选段、竖屏重构、字幕、包装和审核</w:t>
-            </w:r>
-          </w:p>
-        </w:tc>
-      </w:tr>
-      <w:tr>
-        <w:tc>
-          <w:tcPr>
-            <w:tcW w:type="dxa" w:w="3175"/>
-            <w:vAlign w:val="center"/>
-          </w:tcPr>
-          <w:p>
-            <w:pPr>
-              <w:spacing w:after="40" w:line="276" w:lineRule="auto"/>
-            </w:pPr>
-            <w:r>
-              <w:rPr>
-                <w:sz w:val="18"/>
-              </w:rPr>
-            </w:r>
-            <w:r>
-              <w:rPr>
-                <w:sz w:val="18"/>
-              </w:rPr>
-              <w:t>智能混剪</w:t>
-            </w:r>
-          </w:p>
-        </w:tc>
-        <w:tc>
-          <w:tcPr>
-            <w:tcW w:type="dxa" w:w="3175"/>
-            <w:vAlign w:val="center"/>
-          </w:tcPr>
-          <w:p>
-            <w:pPr>
-              <w:spacing w:after="40" w:line="276" w:lineRule="auto"/>
-            </w:pPr>
-            <w:r>
-              <w:rPr>
-                <w:sz w:val="18"/>
-              </w:rPr>
-            </w:r>
-            <w:r>
-              <w:rPr>
-                <w:sz w:val="18"/>
-              </w:rPr>
-              <w:t>尚未实现</w:t>
-            </w:r>
-          </w:p>
-        </w:tc>
-        <w:tc>
-          <w:tcPr>
-            <w:tcW w:type="dxa" w:w="3175"/>
-            <w:vAlign w:val="center"/>
-          </w:tcPr>
-          <w:p>
-            <w:pPr>
-              <w:spacing w:after="40" w:line="276" w:lineRule="auto"/>
-            </w:pPr>
-            <w:r>
-              <w:rPr>
-                <w:sz w:val="18"/>
-              </w:rPr>
-            </w:r>
-            <w:r>
-              <w:rPr>
-                <w:sz w:val="18"/>
-              </w:rPr>
-              <w:t>脚本拆镜、素材语义匹配、时间线和稳定重渲染</w:t>
-            </w:r>
-          </w:p>
-        </w:tc>
-      </w:tr>
-      <w:tr>
-        <w:tc>
-          <w:tcPr>
-            <w:tcW w:type="dxa" w:w="3175"/>
-            <w:vAlign w:val="center"/>
-          </w:tcPr>
-          <w:p>
-            <w:pPr>
-              <w:spacing w:after="40" w:line="276" w:lineRule="auto"/>
-            </w:pPr>
-            <w:r>
-              <w:rPr>
-                <w:sz w:val="18"/>
-              </w:rPr>
-            </w:r>
-            <w:r>
-              <w:rPr>
-                <w:sz w:val="18"/>
-              </w:rPr>
-              <w:t>渠道运营</w:t>
-            </w:r>
-          </w:p>
-        </w:tc>
-        <w:tc>
-          <w:tcPr>
-            <w:tcW w:type="dxa" w:w="3175"/>
-            <w:vAlign w:val="center"/>
-          </w:tcPr>
-          <w:p>
-            <w:pPr>
-              <w:spacing w:after="40" w:line="276" w:lineRule="auto"/>
-            </w:pPr>
-            <w:r>
-              <w:rPr>
-                <w:sz w:val="18"/>
-              </w:rPr>
-            </w:r>
-            <w:r>
-              <w:rPr>
-                <w:sz w:val="18"/>
-              </w:rPr>
-              <w:t>已确定合规方向和界面结构</w:t>
-            </w:r>
-          </w:p>
-        </w:tc>
-        <w:tc>
-          <w:tcPr>
-            <w:tcW w:type="dxa" w:w="3175"/>
-            <w:vAlign w:val="center"/>
-          </w:tcPr>
-          <w:p>
-            <w:pPr>
-              <w:spacing w:after="40" w:line="276" w:lineRule="auto"/>
-            </w:pPr>
-            <w:r>
-              <w:rPr>
-                <w:sz w:val="18"/>
-              </w:rPr>
-            </w:r>
-            <w:r>
-              <w:rPr>
-                <w:sz w:val="18"/>
-              </w:rPr>
-              <w:t>学员、账号、发布包、回执、线索回流和数据复盘服务</w:t>
-            </w:r>
-          </w:p>
-        </w:tc>
-      </w:tr>
-    </w:tbl>
-    <w:p>
-      <w:pPr>
-        <w:spacing w:after="20"/>
-      </w:pPr>
-    </w:p>
-    <w:p>
-      <w:r>
-        <w:t>V2.0 以后统一采用三个状态：</w:t>
-      </w:r>
-      <w:r>
-        <w:rPr>
-          <w:rFonts w:ascii="Consolas" w:hAnsi="Consolas" w:eastAsia="Microsoft YaHei"/>
-          <w:color w:val="7F3F00"/>
-        </w:rPr>
-        <w:t>已验证</w:t>
-      </w:r>
-      <w:r>
-        <w:t>、</w:t>
-      </w:r>
-      <w:r>
-        <w:rPr>
-          <w:rFonts w:ascii="Consolas" w:hAnsi="Consolas" w:eastAsia="Microsoft YaHei"/>
-          <w:color w:val="7F3F00"/>
-        </w:rPr>
-        <w:t>开发中</w:t>
-      </w:r>
-      <w:r>
-        <w:t>、</w:t>
-      </w:r>
-      <w:r>
-        <w:rPr>
-          <w:rFonts w:ascii="Consolas" w:hAnsi="Consolas" w:eastAsia="Microsoft YaHei"/>
-          <w:color w:val="7F3F00"/>
-        </w:rPr>
-        <w:t>规划中</w:t>
-      </w:r>
-      <w:r>
-        <w:t>。页面占位、方案文字和历史原型不再计作已完成能力。</w:t>
-      </w:r>
-    </w:p>
-    <w:p>
-      <w:pPr>
-        <w:pStyle w:val="Heading1"/>
-      </w:pPr>
-      <w:r>
-        <w:t>三、V2.0 产品结构</w:t>
-      </w:r>
-    </w:p>
-    <w:p>
-      <w:pPr>
-        <w:spacing w:before="80" w:after="160"/>
-        <w:ind w:left="283" w:right="283"/>
-        <w:shd w:fill="F2F6FA"/>
-      </w:pPr>
-      <w:r>
-        <w:rPr>
-          <w:rFonts w:ascii="Consolas" w:hAnsi="Consolas" w:eastAsia="Microsoft YaHei"/>
-          <w:sz w:val="18"/>
-        </w:rPr>
-        <w:t>统一任务中心</w:t>
-        <w:br/>
-        <w:t xml:space="preserve">  今日流程</w:t>
-        <w:br/>
-        <w:t xml:space="preserve">  待人工处理</w:t>
-        <w:br/>
-        <w:t xml:space="preserve">  运行记录</w:t>
-        <w:br/>
-        <w:t xml:space="preserve">  自动化设置</w:t>
-        <w:br/>
-        <w:br/>
-        <w:t>微信拓客</w:t>
-        <w:br/>
-        <w:t xml:space="preserve">  自动回复</w:t>
-        <w:br/>
-        <w:t xml:space="preserve">  AI 专家</w:t>
-        <w:br/>
-        <w:t xml:space="preserve">  同步联系人</w:t>
-        <w:br/>
-        <w:t xml:space="preserve">  主动触达</w:t>
-        <w:br/>
-        <w:t xml:space="preserve">  朋友圈互动</w:t>
-        <w:br/>
-        <w:t xml:space="preserve">  朋友圈发布</w:t>
-        <w:br/>
-        <w:br/>
-        <w:t>内容生产</w:t>
-        <w:br/>
-        <w:t xml:space="preserve">  产品详情图</w:t>
-        <w:br/>
-        <w:t xml:space="preserve">  素材仓库</w:t>
-        <w:br/>
-        <w:t xml:space="preserve">  创作工作台</w:t>
-        <w:br/>
-        <w:t xml:space="preserve">    课程拆条</w:t>
-        <w:br/>
-        <w:t xml:space="preserve">    智能混剪</w:t>
-        <w:br/>
-        <w:t xml:space="preserve">  成片中心</w:t>
-        <w:br/>
-        <w:t xml:space="preserve">  AI 生成视频（后续）</w:t>
-        <w:br/>
-        <w:br/>
-        <w:t>渠道运营</w:t>
-        <w:br/>
-        <w:t xml:space="preserve">  学员与账号</w:t>
-        <w:br/>
-        <w:t xml:space="preserve">  发布任务</w:t>
-        <w:br/>
-        <w:t xml:space="preserve">  AI 检查</w:t>
-        <w:br/>
-        <w:t xml:space="preserve">  发布回执</w:t>
-        <w:br/>
-        <w:t xml:space="preserve">  线索回流</w:t>
-        <w:br/>
-        <w:t xml:space="preserve">  数据复盘</w:t>
-      </w:r>
-    </w:p>
-    <w:p>
-      <w:r>
-        <w:t>“AI 脚本工厂”不单独做成一个孤立板块。脚本生成是课程拆条、智能混剪和以后 AI 生成视频中的一个步骤；所有最终视频统一进入成片中心。</w:t>
-      </w:r>
-    </w:p>
-    <w:p>
-      <w:pPr>
-        <w:pStyle w:val="Heading1"/>
-      </w:pPr>
-      <w:r>
-        <w:t>四、目标业务闭环</w:t>
-      </w:r>
-    </w:p>
-    <w:p>
-      <w:pPr>
-        <w:spacing w:before="80" w:after="160"/>
-        <w:ind w:left="283" w:right="283"/>
-        <w:shd w:fill="F2F6FA"/>
-      </w:pPr>
-      <w:r>
-        <w:rPr>
-          <w:rFonts w:ascii="Consolas" w:hAnsi="Consolas" w:eastAsia="Microsoft YaHei"/>
-          <w:sz w:val="18"/>
-        </w:rPr>
-        <w:t>启动 AI 获客</w:t>
-        <w:br/>
-        <w:t>→ 只恢复状态和定时，不打开微信、不进入朋友圈</w:t>
-        <w:br/>
-        <w:t>→ 统一调度中心判断当前任务和资源</w:t>
-        <w:br/>
-        <w:t>→ 主动触达</w:t>
-        <w:br/>
-        <w:t>→ 发现联系人新消息</w:t>
-        <w:br/>
-        <w:t>→ 在安全检查点暂停主动触达</w:t>
-        <w:br/>
-        <w:t>→ 自动回复</w:t>
-        <w:br/>
-        <w:t>→ 回复结果确认</w:t>
-        <w:br/>
-        <w:t>→ 继续主动触达剩余联系人</w:t>
-        <w:br/>
-        <w:t>→ 达到设定时间或批次条件</w:t>
-        <w:br/>
-        <w:t>→ 朋友圈点赞与评论</w:t>
-        <w:br/>
-        <w:t>→ 朋友圈发布</w:t>
-        <w:br/>
-        <w:t>→ 记录结果、线索和异常</w:t>
-        <w:br/>
-        <w:t>→ 进入下一轮或结束今日任务</w:t>
-      </w:r>
-    </w:p>
-    <w:p>
-      <w:r>
-        <w:t>内容侧的闭环是：</w:t>
-      </w:r>
-    </w:p>
-    <w:p>
-      <w:pPr>
-        <w:spacing w:before="80" w:after="160"/>
-        <w:ind w:left="283" w:right="283"/>
-        <w:shd w:fill="F2F6FA"/>
-      </w:pPr>
-      <w:r>
-        <w:rPr>
-          <w:rFonts w:ascii="Consolas" w:hAnsi="Consolas" w:eastAsia="Microsoft YaHei"/>
-          <w:sz w:val="18"/>
-        </w:rPr>
-        <w:t>素材仓库</w:t>
-        <w:br/>
-        <w:t>→ AI 分析</w:t>
-        <w:br/>
-        <w:t>→ 课程拆条 / 智能混剪</w:t>
-        <w:br/>
-        <w:t>→ 可编辑初剪</w:t>
-        <w:br/>
-        <w:t>→ 字幕、竖屏、品牌包装</w:t>
-        <w:br/>
-        <w:t>→ AI 检查 + 人工终审</w:t>
-        <w:br/>
-        <w:t>→ 成片中心</w:t>
-        <w:br/>
-        <w:t>→ 生成发布包</w:t>
-        <w:br/>
-        <w:t>→ 学员本人发布</w:t>
-        <w:br/>
-        <w:t>→ 回传链接和数据</w:t>
-        <w:br/>
-        <w:t>→ 线索进入微信客户池</w:t>
-        <w:br/>
-        <w:t>→ 自动回复和主动触达承接</w:t>
-      </w:r>
-    </w:p>
-    <w:p>
-      <w:pPr>
-        <w:pStyle w:val="Heading1"/>
-      </w:pPr>
-      <w:r>
-        <w:t>五、解耦但保持自动化的技术架构</w:t>
-      </w:r>
-    </w:p>
-    <w:p>
-      <w:pPr>
-        <w:pStyle w:val="Heading2"/>
-      </w:pPr>
-      <w:r>
-        <w:t>5.1 统一调度中心</w:t>
-      </w:r>
-    </w:p>
-    <w:p>
-      <w:r>
-        <w:t>统一调度中心只做五件事：</w:t>
-      </w:r>
-    </w:p>
-    <w:p>
-      <w:pPr>
-        <w:pStyle w:val="ListNumber"/>
-      </w:pPr>
-      <w:r>
-        <w:t>接收事件。</w:t>
-      </w:r>
-    </w:p>
-    <w:p>
-      <w:pPr>
-        <w:pStyle w:val="ListNumber"/>
-      </w:pPr>
-      <w:r>
-        <w:t>判断优先级。</w:t>
-      </w:r>
-    </w:p>
-    <w:p>
-      <w:pPr>
-        <w:pStyle w:val="ListNumber"/>
-      </w:pPr>
-      <w:r>
-        <w:t>下发任务命令。</w:t>
-      </w:r>
-    </w:p>
-    <w:p>
-      <w:pPr>
-        <w:pStyle w:val="ListNumber"/>
-      </w:pPr>
-      <w:r>
-        <w:t>申请和释放资源锁。</w:t>
-      </w:r>
-    </w:p>
-    <w:p>
-      <w:pPr>
-        <w:pStyle w:val="ListNumber"/>
-      </w:pPr>
-      <w:r>
-        <w:t>记录流程状态。</w:t>
-      </w:r>
-    </w:p>
-    <w:p>
-      <w:r>
-        <w:t>它不直接识别微信窗口、不生成回复、不点赞、不剪视频。具体执行仍由各自模块完成。</w:t>
-      </w:r>
-    </w:p>
-    <w:p>
-      <w:pPr>
-        <w:pStyle w:val="Heading2"/>
-      </w:pPr>
-      <w:r>
-        <w:t>5.2 独立执行模块</w:t>
-      </w:r>
-    </w:p>
-    <w:tbl>
-      <w:tblPr>
-        <w:tblStyle w:val="TableGrid"/>
-        <w:tblW w:type="auto" w:w="0"/>
-        <w:jc w:val="center"/>
-        <w:tblLayout w:type="autofit"/>
-        <w:tblLook w:firstColumn="1" w:firstRow="1" w:lastColumn="0" w:lastRow="0" w:noHBand="0" w:noVBand="1" w:val="04A0"/>
-      </w:tblPr>
-      <w:tblGrid>
-        <w:gridCol w:w="2381"/>
-        <w:gridCol w:w="2381"/>
-        <w:gridCol w:w="2381"/>
-        <w:gridCol w:w="2381"/>
-      </w:tblGrid>
-      <w:tr>
-        <w:tc>
-          <w:tcPr>
-            <w:tcW w:type="dxa" w:w="2381"/>
-            <w:vAlign w:val="center"/>
-            <w:shd w:fill="D9EAF7"/>
-          </w:tcPr>
-          <w:p>
-            <w:pPr>
-              <w:spacing w:after="40" w:line="276" w:lineRule="auto"/>
+              <w:spacing w:after="20" w:line="264" w:lineRule="auto"/>
             </w:pPr>
             <w:r>
               <w:rPr>
@@ -1190,13 +123,13 @@
         </w:tc>
         <w:tc>
           <w:tcPr>
-            <w:tcW w:type="dxa" w:w="2381"/>
+            <w:tcW w:type="dxa" w:w="3324"/>
             <w:vAlign w:val="center"/>
             <w:shd w:fill="D9EAF7"/>
           </w:tcPr>
           <w:p>
             <w:pPr>
-              <w:spacing w:after="40" w:line="276" w:lineRule="auto"/>
+              <w:spacing w:after="20" w:line="264" w:lineRule="auto"/>
             </w:pPr>
             <w:r>
               <w:rPr>
@@ -1211,19 +144,19 @@
                 <w:color w:val="17365D"/>
                 <w:sz w:val="18"/>
               </w:rPr>
-              <w:t>接收的命令</w:t>
+              <w:t>现在已有能力</w:t>
             </w:r>
           </w:p>
         </w:tc>
         <w:tc>
           <w:tcPr>
-            <w:tcW w:type="dxa" w:w="2381"/>
+            <w:tcW w:type="dxa" w:w="3324"/>
             <w:vAlign w:val="center"/>
             <w:shd w:fill="D9EAF7"/>
           </w:tcPr>
           <w:p>
             <w:pPr>
-              <w:spacing w:after="40" w:line="276" w:lineRule="auto"/>
+              <w:spacing w:after="20" w:line="264" w:lineRule="auto"/>
             </w:pPr>
             <w:r>
               <w:rPr>
@@ -1238,34 +171,7 @@
                 <w:color w:val="17365D"/>
                 <w:sz w:val="18"/>
               </w:rPr>
-              <w:t>对外事件</w:t>
-            </w:r>
-          </w:p>
-        </w:tc>
-        <w:tc>
-          <w:tcPr>
-            <w:tcW w:type="dxa" w:w="2381"/>
-            <w:vAlign w:val="center"/>
-            <w:shd w:fill="D9EAF7"/>
-          </w:tcPr>
-          <w:p>
-            <w:pPr>
-              <w:spacing w:after="40" w:line="276" w:lineRule="auto"/>
-            </w:pPr>
-            <w:r>
-              <w:rPr>
-                <w:b/>
-                <w:color w:val="17365D"/>
-                <w:sz w:val="18"/>
-              </w:rPr>
-            </w:r>
-            <w:r>
-              <w:rPr>
-                <w:b/>
-                <w:color w:val="17365D"/>
-                <w:sz w:val="18"/>
-              </w:rPr>
-              <w:t>独立状态</w:t>
+              <w:t>下一步要补什么</w:t>
             </w:r>
           </w:p>
         </w:tc>
@@ -1273,12 +179,148 @@
       <w:tr>
         <w:tc>
           <w:tcPr>
-            <w:tcW w:type="dxa" w:w="2381"/>
+            <w:tcW w:type="dxa" w:w="3324"/>
             <w:vAlign w:val="center"/>
           </w:tcPr>
           <w:p>
             <w:pPr>
-              <w:spacing w:after="40" w:line="276" w:lineRule="auto"/>
+              <w:spacing w:after="20" w:line="264" w:lineRule="auto"/>
+            </w:pPr>
+            <w:r>
+              <w:rPr>
+                <w:sz w:val="18"/>
+              </w:rPr>
+            </w:r>
+            <w:r>
+              <w:rPr>
+                <w:sz w:val="18"/>
+              </w:rPr>
+              <w:t>联系人同步</w:t>
+            </w:r>
+          </w:p>
+        </w:tc>
+        <w:tc>
+          <w:tcPr>
+            <w:tcW w:type="dxa" w:w="3324"/>
+            <w:vAlign w:val="center"/>
+          </w:tcPr>
+          <w:p>
+            <w:pPr>
+              <w:spacing w:after="20" w:line="264" w:lineRule="auto"/>
+            </w:pPr>
+            <w:r>
+              <w:rPr>
+                <w:sz w:val="18"/>
+              </w:rPr>
+            </w:r>
+            <w:r>
+              <w:rPr>
+                <w:sz w:val="18"/>
+              </w:rPr>
+              <w:t>可以同步和管理微信联系人，为自动回复和主动触达提供名单。</w:t>
+            </w:r>
+          </w:p>
+        </w:tc>
+        <w:tc>
+          <w:tcPr>
+            <w:tcW w:type="dxa" w:w="3324"/>
+            <w:vAlign w:val="center"/>
+          </w:tcPr>
+          <w:p>
+            <w:pPr>
+              <w:spacing w:after="20" w:line="264" w:lineRule="auto"/>
+            </w:pPr>
+            <w:r>
+              <w:rPr>
+                <w:sz w:val="18"/>
+              </w:rPr>
+            </w:r>
+            <w:r>
+              <w:rPr>
+                <w:sz w:val="18"/>
+              </w:rPr>
+              <w:t>在当前安装版和其他电脑上再做一次完整验收。</w:t>
+            </w:r>
+          </w:p>
+        </w:tc>
+      </w:tr>
+      <w:tr>
+        <w:tc>
+          <w:tcPr>
+            <w:tcW w:type="dxa" w:w="3324"/>
+            <w:vAlign w:val="center"/>
+          </w:tcPr>
+          <w:p>
+            <w:pPr>
+              <w:spacing w:after="20" w:line="264" w:lineRule="auto"/>
+            </w:pPr>
+            <w:r>
+              <w:rPr>
+                <w:sz w:val="18"/>
+              </w:rPr>
+            </w:r>
+            <w:r>
+              <w:rPr>
+                <w:sz w:val="18"/>
+              </w:rPr>
+              <w:t>自动回复</w:t>
+            </w:r>
+          </w:p>
+        </w:tc>
+        <w:tc>
+          <w:tcPr>
+            <w:tcW w:type="dxa" w:w="3324"/>
+            <w:vAlign w:val="center"/>
+          </w:tcPr>
+          <w:p>
+            <w:pPr>
+              <w:spacing w:after="20" w:line="264" w:lineRule="auto"/>
+            </w:pPr>
+            <w:r>
+              <w:rPr>
+                <w:sz w:val="18"/>
+              </w:rPr>
+            </w:r>
+            <w:r>
+              <w:rPr>
+                <w:sz w:val="18"/>
+              </w:rPr>
+              <w:t>可以发现新消息、生成回复，并在风险较高时提醒人工处理。</w:t>
+            </w:r>
+          </w:p>
+        </w:tc>
+        <w:tc>
+          <w:tcPr>
+            <w:tcW w:type="dxa" w:w="3324"/>
+            <w:vAlign w:val="center"/>
+          </w:tcPr>
+          <w:p>
+            <w:pPr>
+              <w:spacing w:after="20" w:line="264" w:lineRule="auto"/>
+            </w:pPr>
+            <w:r>
+              <w:rPr>
+                <w:sz w:val="18"/>
+              </w:rPr>
+            </w:r>
+            <w:r>
+              <w:rPr>
+                <w:sz w:val="18"/>
+              </w:rPr>
+              <w:t>和主动触达真正联动：有新消息时先回复，回复后继续触达。</w:t>
+            </w:r>
+          </w:p>
+        </w:tc>
+      </w:tr>
+      <w:tr>
+        <w:tc>
+          <w:tcPr>
+            <w:tcW w:type="dxa" w:w="3324"/>
+            <w:vAlign w:val="center"/>
+          </w:tcPr>
+          <w:p>
+            <w:pPr>
+              <w:spacing w:after="20" w:line="264" w:lineRule="auto"/>
             </w:pPr>
             <w:r>
               <w:rPr>
@@ -1295,12 +337,12 @@
         </w:tc>
         <w:tc>
           <w:tcPr>
-            <w:tcW w:type="dxa" w:w="2381"/>
+            <w:tcW w:type="dxa" w:w="3324"/>
             <w:vAlign w:val="center"/>
           </w:tcPr>
           <w:p>
             <w:pPr>
-              <w:spacing w:after="40" w:line="276" w:lineRule="auto"/>
+              <w:spacing w:after="20" w:line="264" w:lineRule="auto"/>
             </w:pPr>
             <w:r>
               <w:rPr>
@@ -1311,18 +353,18 @@
               <w:rPr>
                 <w:sz w:val="18"/>
               </w:rPr>
-              <w:t>开始、暂停、继续、结束</w:t>
+              <w:t>可以创建联系人任务，支持分批执行、暂停、继续和记录结果。</w:t>
             </w:r>
           </w:p>
         </w:tc>
         <w:tc>
           <w:tcPr>
-            <w:tcW w:type="dxa" w:w="2381"/>
+            <w:tcW w:type="dxa" w:w="3324"/>
             <w:vAlign w:val="center"/>
           </w:tcPr>
           <w:p>
             <w:pPr>
-              <w:spacing w:after="40" w:line="276" w:lineRule="auto"/>
+              <w:spacing w:after="20" w:line="264" w:lineRule="auto"/>
             </w:pPr>
             <w:r>
               <w:rPr>
@@ -1333,31 +375,7 @@
               <w:rPr>
                 <w:sz w:val="18"/>
               </w:rPr>
-              <w:t>联系人开始、发送确认、批次完成、结果未知</w:t>
-            </w:r>
-          </w:p>
-        </w:tc>
-        <w:tc>
-          <w:tcPr>
-            <w:tcW w:type="dxa" w:w="2381"/>
-            <w:vAlign w:val="center"/>
-          </w:tcPr>
-          <w:p>
-            <w:pPr>
-              <w:spacing w:after="40" w:line="276" w:lineRule="auto"/>
-            </w:pPr>
-            <w:r>
-              <w:rPr>
-                <w:sz w:val="18"/>
-              </w:rPr>
-            </w:r>
-            <w:r>
-              <w:rPr>
-                <w:rFonts w:ascii="Consolas" w:hAnsi="Consolas" w:eastAsia="Microsoft YaHei"/>
-                <w:color w:val="7F3F00"/>
-                <w:sz w:val="18"/>
-              </w:rPr>
-              <w:t>active_touch/</w:t>
+              <w:t>接入统一任务流程，不和自动回复、朋友圈争抢微信。</w:t>
             </w:r>
           </w:p>
         </w:tc>
@@ -1365,104 +383,12 @@
       <w:tr>
         <w:tc>
           <w:tcPr>
-            <w:tcW w:type="dxa" w:w="2381"/>
+            <w:tcW w:type="dxa" w:w="3324"/>
             <w:vAlign w:val="center"/>
           </w:tcPr>
           <w:p>
             <w:pPr>
-              <w:spacing w:after="40" w:line="276" w:lineRule="auto"/>
-            </w:pPr>
-            <w:r>
-              <w:rPr>
-                <w:sz w:val="18"/>
-              </w:rPr>
-            </w:r>
-            <w:r>
-              <w:rPr>
-                <w:sz w:val="18"/>
-              </w:rPr>
-              <w:t>自动回复</w:t>
-            </w:r>
-          </w:p>
-        </w:tc>
-        <w:tc>
-          <w:tcPr>
-            <w:tcW w:type="dxa" w:w="2381"/>
-            <w:vAlign w:val="center"/>
-          </w:tcPr>
-          <w:p>
-            <w:pPr>
-              <w:spacing w:after="40" w:line="276" w:lineRule="auto"/>
-            </w:pPr>
-            <w:r>
-              <w:rPr>
-                <w:sz w:val="18"/>
-              </w:rPr>
-            </w:r>
-            <w:r>
-              <w:rPr>
-                <w:sz w:val="18"/>
-              </w:rPr>
-              <w:t>开始监听、处理消息、暂停</w:t>
-            </w:r>
-          </w:p>
-        </w:tc>
-        <w:tc>
-          <w:tcPr>
-            <w:tcW w:type="dxa" w:w="2381"/>
-            <w:vAlign w:val="center"/>
-          </w:tcPr>
-          <w:p>
-            <w:pPr>
-              <w:spacing w:after="40" w:line="276" w:lineRule="auto"/>
-            </w:pPr>
-            <w:r>
-              <w:rPr>
-                <w:sz w:val="18"/>
-              </w:rPr>
-            </w:r>
-            <w:r>
-              <w:rPr>
-                <w:sz w:val="18"/>
-              </w:rPr>
-              <w:t>新消息、回复完成、需人工、结果未知</w:t>
-            </w:r>
-          </w:p>
-        </w:tc>
-        <w:tc>
-          <w:tcPr>
-            <w:tcW w:type="dxa" w:w="2381"/>
-            <w:vAlign w:val="center"/>
-          </w:tcPr>
-          <w:p>
-            <w:pPr>
-              <w:spacing w:after="40" w:line="276" w:lineRule="auto"/>
-            </w:pPr>
-            <w:r>
-              <w:rPr>
-                <w:sz w:val="18"/>
-              </w:rPr>
-            </w:r>
-            <w:r>
-              <w:rPr>
-                <w:rFonts w:ascii="Consolas" w:hAnsi="Consolas" w:eastAsia="Microsoft YaHei"/>
-                <w:color w:val="7F3F00"/>
-                <w:sz w:val="18"/>
-              </w:rPr>
-              <w:t>auto_reply/</w:t>
-            </w:r>
-          </w:p>
-        </w:tc>
-      </w:tr>
-      <w:tr>
-        <w:tc>
-          <w:tcPr>
-            <w:tcW w:type="dxa" w:w="2381"/>
-            <w:vAlign w:val="center"/>
-          </w:tcPr>
-          <w:p>
-            <w:pPr>
-              <w:spacing w:after="40" w:line="276" w:lineRule="auto"/>
+              <w:spacing w:after="20" w:line="264" w:lineRule="auto"/>
             </w:pPr>
             <w:r>
               <w:rPr>
@@ -1479,12 +405,12 @@
         </w:tc>
         <w:tc>
           <w:tcPr>
-            <w:tcW w:type="dxa" w:w="2381"/>
+            <w:tcW w:type="dxa" w:w="3324"/>
             <w:vAlign w:val="center"/>
           </w:tcPr>
           <w:p>
             <w:pPr>
-              <w:spacing w:after="40" w:line="276" w:lineRule="auto"/>
+              <w:spacing w:after="20" w:line="264" w:lineRule="auto"/>
             </w:pPr>
             <w:r>
               <w:rPr>
@@ -1495,18 +421,18 @@
               <w:rPr>
                 <w:sz w:val="18"/>
               </w:rPr>
-              <w:t>到点执行、继续剩余、暂停</w:t>
+              <w:t>点赞和AI评论已经有本机测试记录。</w:t>
             </w:r>
           </w:p>
         </w:tc>
         <w:tc>
           <w:tcPr>
-            <w:tcW w:type="dxa" w:w="2381"/>
+            <w:tcW w:type="dxa" w:w="3324"/>
             <w:vAlign w:val="center"/>
           </w:tcPr>
           <w:p>
             <w:pPr>
-              <w:spacing w:after="40" w:line="276" w:lineRule="auto"/>
+              <w:spacing w:after="20" w:line="264" w:lineRule="auto"/>
             </w:pPr>
             <w:r>
               <w:rPr>
@@ -1517,31 +443,7 @@
               <w:rPr>
                 <w:sz w:val="18"/>
               </w:rPr>
-              <w:t>帖子完成、目标完成、需人工</w:t>
-            </w:r>
-          </w:p>
-        </w:tc>
-        <w:tc>
-          <w:tcPr>
-            <w:tcW w:type="dxa" w:w="2381"/>
-            <w:vAlign w:val="center"/>
-          </w:tcPr>
-          <w:p>
-            <w:pPr>
-              <w:spacing w:after="40" w:line="276" w:lineRule="auto"/>
-            </w:pPr>
-            <w:r>
-              <w:rPr>
-                <w:sz w:val="18"/>
-              </w:rPr>
-            </w:r>
-            <w:r>
-              <w:rPr>
-                <w:rFonts w:ascii="Consolas" w:hAnsi="Consolas" w:eastAsia="Microsoft YaHei"/>
-                <w:color w:val="7F3F00"/>
-                <w:sz w:val="18"/>
-              </w:rPr>
-              <w:t>moments/</w:t>
+              <w:t>本次“打开软件就唤醒朋友圈”的源码问题已经修复，还要打新安装包做真实验收。</w:t>
             </w:r>
           </w:p>
         </w:tc>
@@ -1549,12 +451,12 @@
       <w:tr>
         <w:tc>
           <w:tcPr>
-            <w:tcW w:type="dxa" w:w="2381"/>
+            <w:tcW w:type="dxa" w:w="3324"/>
             <w:vAlign w:val="center"/>
           </w:tcPr>
           <w:p>
             <w:pPr>
-              <w:spacing w:after="40" w:line="276" w:lineRule="auto"/>
+              <w:spacing w:after="20" w:line="264" w:lineRule="auto"/>
             </w:pPr>
             <w:r>
               <w:rPr>
@@ -1571,12 +473,12 @@
         </w:tc>
         <w:tc>
           <w:tcPr>
-            <w:tcW w:type="dxa" w:w="2381"/>
+            <w:tcW w:type="dxa" w:w="3324"/>
             <w:vAlign w:val="center"/>
           </w:tcPr>
           <w:p>
             <w:pPr>
-              <w:spacing w:after="40" w:line="276" w:lineRule="auto"/>
+              <w:spacing w:after="20" w:line="264" w:lineRule="auto"/>
             </w:pPr>
             <w:r>
               <w:rPr>
@@ -1587,18 +489,18 @@
               <w:rPr>
                 <w:sz w:val="18"/>
               </w:rPr>
-              <w:t>创建草稿、请求审核、确认发布</w:t>
+              <w:t>目前还没有形成完整功能。</w:t>
             </w:r>
           </w:p>
         </w:tc>
         <w:tc>
           <w:tcPr>
-            <w:tcW w:type="dxa" w:w="2381"/>
+            <w:tcW w:type="dxa" w:w="3324"/>
             <w:vAlign w:val="center"/>
           </w:tcPr>
           <w:p>
             <w:pPr>
-              <w:spacing w:after="40" w:line="276" w:lineRule="auto"/>
+              <w:spacing w:after="20" w:line="264" w:lineRule="auto"/>
             </w:pPr>
             <w:r>
               <w:rPr>
@@ -1609,18 +511,20 @@
               <w:rPr>
                 <w:sz w:val="18"/>
               </w:rPr>
-              <w:t>审核通过、发布确认、结果未知</w:t>
+              <w:t>做草稿、预览、人工确认、发布结果记录。</w:t>
             </w:r>
           </w:p>
         </w:tc>
+      </w:tr>
+      <w:tr>
         <w:tc>
           <w:tcPr>
-            <w:tcW w:type="dxa" w:w="2381"/>
+            <w:tcW w:type="dxa" w:w="3324"/>
             <w:vAlign w:val="center"/>
           </w:tcPr>
           <w:p>
             <w:pPr>
-              <w:spacing w:after="40" w:line="276" w:lineRule="auto"/>
+              <w:spacing w:after="20" w:line="264" w:lineRule="auto"/>
             </w:pPr>
             <w:r>
               <w:rPr>
@@ -1631,20 +535,18 @@
               <w:rPr>
                 <w:sz w:val="18"/>
               </w:rPr>
-              <w:t>独立发布状态</w:t>
+              <w:t>产品详情图</w:t>
             </w:r>
           </w:p>
         </w:tc>
-      </w:tr>
-      <w:tr>
         <w:tc>
           <w:tcPr>
-            <w:tcW w:type="dxa" w:w="2381"/>
+            <w:tcW w:type="dxa" w:w="3324"/>
             <w:vAlign w:val="center"/>
           </w:tcPr>
           <w:p>
             <w:pPr>
-              <w:spacing w:after="40" w:line="276" w:lineRule="auto"/>
+              <w:spacing w:after="20" w:line="264" w:lineRule="auto"/>
             </w:pPr>
             <w:r>
               <w:rPr>
@@ -1655,18 +557,18 @@
               <w:rPr>
                 <w:sz w:val="18"/>
               </w:rPr>
-              <w:t>内容生产</w:t>
+              <w:t>已经集成到AI获客，离线上传、排版、PNG导出和历史恢复可以测试。</w:t>
             </w:r>
           </w:p>
         </w:tc>
         <w:tc>
           <w:tcPr>
-            <w:tcW w:type="dxa" w:w="2381"/>
+            <w:tcW w:type="dxa" w:w="3324"/>
             <w:vAlign w:val="center"/>
           </w:tcPr>
           <w:p>
             <w:pPr>
-              <w:spacing w:after="40" w:line="276" w:lineRule="auto"/>
+              <w:spacing w:after="20" w:line="264" w:lineRule="auto"/>
             </w:pPr>
             <w:r>
               <w:rPr>
@@ -1677,18 +579,20 @@
               <w:rPr>
                 <w:sz w:val="18"/>
               </w:rPr>
-              <w:t>分析、拆条、混剪、渲染</w:t>
+              <w:t>完成覆盖安装和净机测试，再决定什么时候开放付费AI能力。</w:t>
             </w:r>
           </w:p>
         </w:tc>
+      </w:tr>
+      <w:tr>
         <w:tc>
           <w:tcPr>
-            <w:tcW w:type="dxa" w:w="2381"/>
+            <w:tcW w:type="dxa" w:w="3324"/>
             <w:vAlign w:val="center"/>
           </w:tcPr>
           <w:p>
             <w:pPr>
-              <w:spacing w:after="40" w:line="276" w:lineRule="auto"/>
+              <w:spacing w:after="20" w:line="264" w:lineRule="auto"/>
             </w:pPr>
             <w:r>
               <w:rPr>
@@ -1699,18 +603,18 @@
               <w:rPr>
                 <w:sz w:val="18"/>
               </w:rPr>
-              <w:t>候选完成、渲染完成、素材不足</w:t>
+              <w:t>素材仓库</w:t>
             </w:r>
           </w:p>
         </w:tc>
         <w:tc>
           <w:tcPr>
-            <w:tcW w:type="dxa" w:w="2381"/>
+            <w:tcW w:type="dxa" w:w="3324"/>
             <w:vAlign w:val="center"/>
           </w:tcPr>
           <w:p>
             <w:pPr>
-              <w:spacing w:after="40" w:line="276" w:lineRule="auto"/>
+              <w:spacing w:after="20" w:line="264" w:lineRule="auto"/>
             </w:pPr>
             <w:r>
               <w:rPr>
@@ -1719,11 +623,31 @@
             </w:r>
             <w:r>
               <w:rPr>
-                <w:rFonts w:ascii="Consolas" w:hAnsi="Consolas" w:eastAsia="Microsoft YaHei"/>
-                <w:color w:val="7F3F00"/>
                 <w:sz w:val="18"/>
               </w:rPr>
-              <w:t>content-engine/</w:t>
+              <w:t>已经有原片原地索引、素材列表、任务恢复和成片中心底座。</w:t>
+            </w:r>
+          </w:p>
+        </w:tc>
+        <w:tc>
+          <w:tcPr>
+            <w:tcW w:type="dxa" w:w="3324"/>
+            <w:vAlign w:val="center"/>
+          </w:tcPr>
+          <w:p>
+            <w:pPr>
+              <w:spacing w:after="20" w:line="264" w:lineRule="auto"/>
+            </w:pPr>
+            <w:r>
+              <w:rPr>
+                <w:sz w:val="18"/>
+              </w:rPr>
+            </w:r>
+            <w:r>
+              <w:rPr>
+                <w:sz w:val="18"/>
+              </w:rPr>
+              <w:t>增加转录、镜头分析、课程拆条、智能混剪和最终渲染。</w:t>
             </w:r>
           </w:p>
         </w:tc>
@@ -1731,12 +655,12 @@
       <w:tr>
         <w:tc>
           <w:tcPr>
-            <w:tcW w:type="dxa" w:w="2381"/>
+            <w:tcW w:type="dxa" w:w="3324"/>
             <w:vAlign w:val="center"/>
           </w:tcPr>
           <w:p>
             <w:pPr>
-              <w:spacing w:after="40" w:line="276" w:lineRule="auto"/>
+              <w:spacing w:after="20" w:line="264" w:lineRule="auto"/>
             </w:pPr>
             <w:r>
               <w:rPr>
@@ -1753,12 +677,12 @@
         </w:tc>
         <w:tc>
           <w:tcPr>
-            <w:tcW w:type="dxa" w:w="2381"/>
+            <w:tcW w:type="dxa" w:w="3324"/>
             <w:vAlign w:val="center"/>
           </w:tcPr>
           <w:p>
             <w:pPr>
-              <w:spacing w:after="40" w:line="276" w:lineRule="auto"/>
+              <w:spacing w:after="20" w:line="264" w:lineRule="auto"/>
             </w:pPr>
             <w:r>
               <w:rPr>
@@ -1769,18 +693,18 @@
               <w:rPr>
                 <w:sz w:val="18"/>
               </w:rPr>
-              <w:t>分配发布包、催办、确认回执</w:t>
+              <w:t>已经明确“总部做内容、学员本人发布”的方向。</w:t>
             </w:r>
           </w:p>
         </w:tc>
         <w:tc>
           <w:tcPr>
-            <w:tcW w:type="dxa" w:w="2381"/>
+            <w:tcW w:type="dxa" w:w="3324"/>
             <w:vAlign w:val="center"/>
           </w:tcPr>
           <w:p>
             <w:pPr>
-              <w:spacing w:after="40" w:line="276" w:lineRule="auto"/>
+              <w:spacing w:after="20" w:line="264" w:lineRule="auto"/>
             </w:pPr>
             <w:r>
               <w:rPr>
@@ -1791,29 +715,7 @@
               <w:rPr>
                 <w:sz w:val="18"/>
               </w:rPr>
-              <w:t>学员领取、发布验证、线索回传</w:t>
-            </w:r>
-          </w:p>
-        </w:tc>
-        <w:tc>
-          <w:tcPr>
-            <w:tcW w:type="dxa" w:w="2381"/>
-            <w:vAlign w:val="center"/>
-          </w:tcPr>
-          <w:p>
-            <w:pPr>
-              <w:spacing w:after="40" w:line="276" w:lineRule="auto"/>
-            </w:pPr>
-            <w:r>
-              <w:rPr>
-                <w:sz w:val="18"/>
-              </w:rPr>
-            </w:r>
-            <w:r>
-              <w:rPr>
-                <w:sz w:val="18"/>
-              </w:rPr>
-              <w:t>服务端独立状态</w:t>
+              <w:t>建学员、发布任务、发布回执、线索回流和数据复盘。</w:t>
             </w:r>
           </w:p>
         </w:tc>
@@ -1826,7 +728,32 @@
     </w:p>
     <w:p>
       <w:r>
-        <w:t>模块之间不得直接调用“下一个模块”。例如主动触达不能直接启动朋友圈；它只发出“批次完成”事件，由调度中心决定是否进入朋友圈互动。</w:t>
+        <w:t>因此目前最准确的说法是：</w:t>
+      </w:r>
+    </w:p>
+    <w:p>
+      <w:pPr>
+        <w:ind w:left="340"/>
+      </w:pPr>
+      <w:r>
+        <w:rPr>
+          <w:i/>
+          <w:color w:val="666666"/>
+        </w:rPr>
+        <w:t>微信拓客核心功能基本完成，但还要继续做安装版和异机验收；内容生产只完成了底座，真正的课程拆条、智能混剪和渠道分发还没有完成。</w:t>
+      </w:r>
+    </w:p>
+    <w:p>
+      <w:pPr>
+        <w:pStyle w:val="Heading1"/>
+      </w:pPr>
+      <w:r>
+        <w:t>二、下一步总体方向</w:t>
+      </w:r>
+    </w:p>
+    <w:p>
+      <w:r>
+        <w:t>接下来分成四步，不一上来把所有功能都堆在一起。</w:t>
       </w:r>
     </w:p>
     <w:p>
@@ -1834,107 +761,47 @@
         <w:pStyle w:val="Heading2"/>
       </w:pPr>
       <w:r>
-        <w:t>5.3 事件总线</w:t>
+        <w:t>2.0 微信自动获客流程</w:t>
       </w:r>
     </w:p>
     <w:p>
       <w:r>
-        <w:t>首期可先在 Electron 主进程内实现轻量事件总线，不急着上复杂中间件。事件至少包含：</w:t>
+        <w:t>让现有功能真正按顺序自动配合：</w:t>
       </w:r>
     </w:p>
     <w:p>
       <w:pPr>
-        <w:pStyle w:val="ListBullet"/>
+        <w:spacing w:after="120"/>
+        <w:ind w:left="255" w:right="255"/>
+        <w:shd w:fill="F2F6FA"/>
       </w:pPr>
       <w:r>
         <w:rPr>
           <w:rFonts w:ascii="Consolas" w:hAnsi="Consolas" w:eastAsia="Microsoft YaHei"/>
-          <w:color w:val="7F3F00"/>
+          <w:sz w:val="18"/>
         </w:rPr>
-        <w:t>event_id</w:t>
-      </w:r>
-      <w:r>
-        <w:t>：唯一编号。</w:t>
-      </w:r>
-    </w:p>
-    <w:p>
-      <w:pPr>
-        <w:pStyle w:val="ListBullet"/>
-      </w:pPr>
-      <w:r>
-        <w:rPr>
-          <w:rFonts w:ascii="Consolas" w:hAnsi="Consolas" w:eastAsia="Microsoft YaHei"/>
-          <w:color w:val="7F3F00"/>
-        </w:rPr>
-        <w:t>event_type</w:t>
-      </w:r>
-      <w:r>
-        <w:t>：事件类型。</w:t>
-      </w:r>
-    </w:p>
-    <w:p>
-      <w:pPr>
-        <w:pStyle w:val="ListBullet"/>
-      </w:pPr>
-      <w:r>
-        <w:rPr>
-          <w:rFonts w:ascii="Consolas" w:hAnsi="Consolas" w:eastAsia="Microsoft YaHei"/>
-          <w:color w:val="7F3F00"/>
-        </w:rPr>
-        <w:t>task_id</w:t>
-      </w:r>
-      <w:r>
-        <w:t>：所属任务。</w:t>
-      </w:r>
-    </w:p>
-    <w:p>
-      <w:pPr>
-        <w:pStyle w:val="ListBullet"/>
-      </w:pPr>
-      <w:r>
-        <w:rPr>
-          <w:rFonts w:ascii="Consolas" w:hAnsi="Consolas" w:eastAsia="Microsoft YaHei"/>
-          <w:color w:val="7F3F00"/>
-        </w:rPr>
-        <w:t>occurred_at</w:t>
-      </w:r>
-      <w:r>
-        <w:t>：发生时间。</w:t>
-      </w:r>
-    </w:p>
-    <w:p>
-      <w:pPr>
-        <w:pStyle w:val="ListBullet"/>
-      </w:pPr>
-      <w:r>
-        <w:rPr>
-          <w:rFonts w:ascii="Consolas" w:hAnsi="Consolas" w:eastAsia="Microsoft YaHei"/>
-          <w:color w:val="7F3F00"/>
-        </w:rPr>
-        <w:t>source</w:t>
-      </w:r>
-      <w:r>
-        <w:t>：来源模块。</w:t>
-      </w:r>
-    </w:p>
-    <w:p>
-      <w:pPr>
-        <w:pStyle w:val="ListBullet"/>
-      </w:pPr>
-      <w:r>
-        <w:rPr>
-          <w:rFonts w:ascii="Consolas" w:hAnsi="Consolas" w:eastAsia="Microsoft YaHei"/>
-          <w:color w:val="7F3F00"/>
-        </w:rPr>
-        <w:t>payload_summary</w:t>
-      </w:r>
-      <w:r>
-        <w:t>：不含联系人原文和密钥的最小摘要。</w:t>
+        <w:t>开始主动触达</w:t>
+        <w:br/>
+        <w:t>→ 有联系人发来消息</w:t>
+        <w:br/>
+        <w:t>→ 暂停在下一个联系人之前</w:t>
+        <w:br/>
+        <w:t>→ 自动回复</w:t>
+        <w:br/>
+        <w:t>→ 回复完成后继续主动触达</w:t>
+        <w:br/>
+        <w:t>→ 到达设定时间或完成一批触达</w:t>
+        <w:br/>
+        <w:t>→ 朋友圈点赞和评论</w:t>
+        <w:br/>
+        <w:t>→ 朋友圈发布</w:t>
+        <w:br/>
+        <w:t>→ 保存结果并进入下一轮</w:t>
       </w:r>
     </w:p>
     <w:p>
       <w:r>
-        <w:t>重要事件落盘，应用重启后可重放“尚未处理”的事件，但发送、评论、发布等结果未知事件绝不能自动重做。</w:t>
+        <w:t>这些功能仍然各自独立。中间增加一个“统一任务中心”负责排顺序，避免某个功能出问题后把其他功能一起拖垮。</w:t>
       </w:r>
     </w:p>
     <w:p>
@@ -1942,43 +809,84 @@
         <w:pStyle w:val="Heading2"/>
       </w:pPr>
       <w:r>
-        <w:t>5.4 微信资源仲裁器</w:t>
+        <w:t>2.1 内容生产</w:t>
       </w:r>
     </w:p>
     <w:p>
       <w:r>
-        <w:t>同一时刻只允许一个模块控制微信前台窗口。资源状态建议统一为：</w:t>
+        <w:t>先做最有把握的两种剪辑：</w:t>
       </w:r>
     </w:p>
     <w:p>
       <w:pPr>
-        <w:spacing w:before="80" w:after="160"/>
-        <w:ind w:left="283" w:right="283"/>
-        <w:shd w:fill="F2F6FA"/>
+        <w:pStyle w:val="ListNumber"/>
       </w:pPr>
       <w:r>
         <w:rPr>
-          <w:rFonts w:ascii="Consolas" w:hAnsi="Consolas" w:eastAsia="Microsoft YaHei"/>
-          <w:sz w:val="18"/>
+          <w:b/>
         </w:rPr>
-        <w:t>free</w:t>
-        <w:br/>
-        <w:t>user_busy</w:t>
-        <w:br/>
-        <w:t>auto_reply</w:t>
-        <w:br/>
-        <w:t>active_touch</w:t>
-        <w:br/>
-        <w:t>moments_interaction</w:t>
-        <w:br/>
-        <w:t>moments_publish</w:t>
-        <w:br/>
-        <w:t>manual_review</w:t>
+        <w:t>课程拆条</w:t>
+      </w:r>
+      <w:r>
+        <w:t>：把10–40分钟课程找出完整观点，剪成多条30–90秒短视频。</w:t>
+      </w:r>
+    </w:p>
+    <w:p>
+      <w:pPr>
+        <w:pStyle w:val="ListNumber"/>
+      </w:pPr>
+      <w:r>
+        <w:rPr>
+          <w:b/>
+        </w:rPr>
+        <w:t>智能混剪</w:t>
+      </w:r>
+      <w:r>
+        <w:t>：把碎片口播、产品视频、图片和产品详情图，按照脚本自动组合成视频。</w:t>
       </w:r>
     </w:p>
     <w:p>
       <w:r>
-        <w:t>获取资源锁前必须说明任务、阶段和超时策略；释放时记录结果。内容转录和视频渲染使用另一套 CPU、磁盘资源队列，不能占用微信锁。</w:t>
+        <w:t>所有成片统一进入“成片中心”。AI脚本只是剪辑过程中的一步，不再单独做一个复杂的“脚本工厂”。</w:t>
+      </w:r>
+    </w:p>
+    <w:p>
+      <w:pPr>
+        <w:pStyle w:val="Heading2"/>
+      </w:pPr>
+      <w:r>
+        <w:t>2.5 学员分发和线索回流</w:t>
+      </w:r>
+    </w:p>
+    <w:p>
+      <w:r>
+        <w:t>总部做好视频、封面、文案和标签，学员用本人手机确认发布。发布后回传链接或截图，短视频带来的私信、加微信等线索再进入现有客户池。</w:t>
+      </w:r>
+    </w:p>
+    <w:p>
+      <w:pPr>
+        <w:pStyle w:val="Heading2"/>
+      </w:pPr>
+      <w:r>
+        <w:t>3.0 AI增长员工</w:t>
+      </w:r>
+    </w:p>
+    <w:p>
+      <w:r>
+        <w:t>等前面三步稳定后，再把内容生产、微信跟进、朋友圈运营、学员分发和数据复盘整合成一个可以持续运行的AI获客助手。</w:t>
+      </w:r>
+    </w:p>
+    <w:p>
+      <w:pPr>
+        <w:pStyle w:val="Heading2"/>
+      </w:pPr>
+      <w:r>
+        <w:t>核心原则</w:t>
+      </w:r>
+    </w:p>
+    <w:p>
+      <w:r>
+        <w:t>先把一个账号、一条流程跑稳，再扩大到10–20个学员；先做到“稳定可用”，再追求“全部自动”。</w:t>
       </w:r>
     </w:p>
     <w:p>
@@ -1986,620 +894,7 @@
         <w:pStyle w:val="Heading1"/>
       </w:pPr>
       <w:r>
-        <w:t>六、优先级和抢占规则</w:t>
-      </w:r>
-    </w:p>
-    <w:p>
-      <w:r>
-        <w:t>从高到低：</w:t>
-      </w:r>
-    </w:p>
-    <w:p>
-      <w:pPr>
-        <w:pStyle w:val="ListNumber"/>
-      </w:pPr>
-      <w:r>
-        <w:t>用户正在手工操作微信。</w:t>
-      </w:r>
-    </w:p>
-    <w:p>
-      <w:pPr>
-        <w:pStyle w:val="ListNumber"/>
-      </w:pPr>
-      <w:r>
-        <w:t>收到联系人新消息，需要自动回复或人工接管。</w:t>
-      </w:r>
-    </w:p>
-    <w:p>
-      <w:pPr>
-        <w:pStyle w:val="ListNumber"/>
-      </w:pPr>
-      <w:r>
-        <w:t>已经开始且必须完成结果确认的单次原子操作。</w:t>
-      </w:r>
-    </w:p>
-    <w:p>
-      <w:pPr>
-        <w:pStyle w:val="ListNumber"/>
-      </w:pPr>
-      <w:r>
-        <w:t>主动触达。</w:t>
-      </w:r>
-    </w:p>
-    <w:p>
-      <w:pPr>
-        <w:pStyle w:val="ListNumber"/>
-      </w:pPr>
-      <w:r>
-        <w:t>朋友圈互动。</w:t>
-      </w:r>
-    </w:p>
-    <w:p>
-      <w:pPr>
-        <w:pStyle w:val="ListNumber"/>
-      </w:pPr>
-      <w:r>
-        <w:t>朋友圈发布。</w:t>
-      </w:r>
-    </w:p>
-    <w:p>
-      <w:pPr>
-        <w:pStyle w:val="ListNumber"/>
-      </w:pPr>
-      <w:r>
-        <w:t>后台素材分析和视频渲染。</w:t>
-      </w:r>
-    </w:p>
-    <w:p>
-      <w:r>
-        <w:t>具体规则：</w:t>
-      </w:r>
-    </w:p>
-    <w:p>
-      <w:pPr>
-        <w:pStyle w:val="ListBullet"/>
-      </w:pPr>
-      <w:r>
-        <w:t>主动触达不是在任意一毫秒强行停止，而是在“当前联系人结果已确认、下一个联系人尚未开始”的检查点暂停。</w:t>
-      </w:r>
-    </w:p>
-    <w:p>
-      <w:pPr>
-        <w:pStyle w:val="ListBullet"/>
-      </w:pPr>
-      <w:r>
-        <w:t>如果已点击发送、评论或发布，必须先确认成功、失败或结果未知，再释放资源。</w:t>
-      </w:r>
-    </w:p>
-    <w:p>
-      <w:pPr>
-        <w:pStyle w:val="ListBullet"/>
-      </w:pPr>
-      <w:r>
-        <w:rPr>
-          <w:rFonts w:ascii="Consolas" w:hAnsi="Consolas" w:eastAsia="Microsoft YaHei"/>
-          <w:color w:val="7F3F00"/>
-        </w:rPr>
-        <w:t>outcome_unknown</w:t>
-      </w:r>
-      <w:r>
-        <w:t xml:space="preserve"> 一律进入人工确认，不得自动补发。</w:t>
-      </w:r>
-    </w:p>
-    <w:p>
-      <w:pPr>
-        <w:pStyle w:val="ListBullet"/>
-      </w:pPr>
-      <w:r>
-        <w:t>朋友圈失败只暂停朋友圈模块，不得让自动回复或主动触达整体进入故障状态。</w:t>
-      </w:r>
-    </w:p>
-    <w:p>
-      <w:pPr>
-        <w:pStyle w:val="ListBullet"/>
-      </w:pPr>
-      <w:r>
-        <w:t>内容渲染负载过高时自动降并发，不能让微信识别和界面失去响应。</w:t>
-      </w:r>
-    </w:p>
-    <w:p>
-      <w:pPr>
-        <w:pStyle w:val="Heading1"/>
-      </w:pPr>
-      <w:r>
-        <w:t>七、启动、暂停和恢复规则</w:t>
-      </w:r>
-    </w:p>
-    <w:p>
-      <w:pPr>
-        <w:pStyle w:val="Heading2"/>
-      </w:pPr>
-      <w:r>
-        <w:t>7.1 软件启动</w:t>
-      </w:r>
-    </w:p>
-    <w:p>
-      <w:r>
-        <w:t>启动状态固定为：</w:t>
-      </w:r>
-    </w:p>
-    <w:p>
-      <w:pPr>
-        <w:spacing w:before="80" w:after="160"/>
-        <w:ind w:left="283" w:right="283"/>
-        <w:shd w:fill="F2F6FA"/>
-      </w:pPr>
-      <w:r>
-        <w:rPr>
-          <w:rFonts w:ascii="Consolas" w:hAnsi="Consolas" w:eastAsia="Microsoft YaHei"/>
-          <w:sz w:val="18"/>
-        </w:rPr>
-        <w:t>initializing → restoring → idle / waiting</w:t>
-      </w:r>
-    </w:p>
-    <w:p>
-      <w:r>
-        <w:t>强制规则：</w:t>
-      </w:r>
-    </w:p>
-    <w:p>
-      <w:pPr>
-        <w:pStyle w:val="ListBullet"/>
-      </w:pPr>
-      <w:r>
-        <w:t>启动只读取任务、进度、下次时间和资源锁。</w:t>
-      </w:r>
-    </w:p>
-    <w:p>
-      <w:pPr>
-        <w:pStyle w:val="ListBullet"/>
-      </w:pPr>
-      <w:r>
-        <w:t>不得因为初始化而自动前置微信、打开朋友圈、点击入口或发送内容。</w:t>
-      </w:r>
-    </w:p>
-    <w:p>
-      <w:pPr>
-        <w:pStyle w:val="ListBullet"/>
-      </w:pPr>
-      <w:r>
-        <w:t>未来仍未到点的任务恢复原定时。</w:t>
-      </w:r>
-    </w:p>
-    <w:p>
-      <w:pPr>
-        <w:pStyle w:val="ListBullet"/>
-      </w:pPr>
-      <w:r>
-        <w:t>已错过时间的朋友圈任务保存为“待续跑”，保留今日完成数和帖子去重记录。</w:t>
-      </w:r>
-    </w:p>
-    <w:p>
-      <w:pPr>
-        <w:pStyle w:val="ListBullet"/>
-      </w:pPr>
-      <w:r>
-        <w:t>当前安全版由用户点击“立即执行今日剩余”后继续；V2 调度中心完成后，可在用户主动开启“托管模式”时，经过可配置的启动缓冲期、确认用户未操作微信并成功取得资源锁后自动续跑。</w:t>
-      </w:r>
-    </w:p>
-    <w:p>
-      <w:pPr>
-        <w:pStyle w:val="Heading2"/>
-      </w:pPr>
-      <w:r>
-        <w:t>7.2 暂停与继续</w:t>
-      </w:r>
-    </w:p>
-    <w:p>
-      <w:r>
-        <w:t>所有业务采用统一状态：</w:t>
-      </w:r>
-    </w:p>
-    <w:p>
-      <w:pPr>
-        <w:spacing w:before="80" w:after="160"/>
-        <w:ind w:left="283" w:right="283"/>
-        <w:shd w:fill="F2F6FA"/>
-      </w:pPr>
-      <w:r>
-        <w:rPr>
-          <w:rFonts w:ascii="Consolas" w:hAnsi="Consolas" w:eastAsia="Microsoft YaHei"/>
-          <w:sz w:val="18"/>
-        </w:rPr>
-        <w:t>queued</w:t>
-        <w:br/>
-        <w:t>→ running</w:t>
-        <w:br/>
-        <w:t>→ pausing</w:t>
-        <w:br/>
-        <w:t>→ paused</w:t>
-        <w:br/>
-        <w:t>→ resume_pending</w:t>
-        <w:br/>
-        <w:t>→ running</w:t>
-        <w:br/>
-        <w:t>→ completed</w:t>
-        <w:br/>
-        <w:br/>
-        <w:t>异常分支：</w:t>
-        <w:br/>
-        <w:t>failed_retryable</w:t>
-        <w:br/>
-        <w:t>failed_manual_review</w:t>
-        <w:br/>
-        <w:t>outcome_unknown</w:t>
-        <w:br/>
-        <w:t>cancelled</w:t>
-      </w:r>
-    </w:p>
-    <w:p>
-      <w:r>
-        <w:t>“继续之前任务”必须明确到哪个粒度：</w:t>
-      </w:r>
-    </w:p>
-    <w:p>
-      <w:pPr>
-        <w:pStyle w:val="ListBullet"/>
-      </w:pPr>
-      <w:r>
-        <w:t>主动触达：从尚未处理的联系人继续，不重发已确认联系人。</w:t>
-      </w:r>
-    </w:p>
-    <w:p>
-      <w:pPr>
-        <w:pStyle w:val="ListBullet"/>
-      </w:pPr>
-      <w:r>
-        <w:t>自动回复：按消息唯一标识去重，不重复回复已确认消息。</w:t>
-      </w:r>
-    </w:p>
-    <w:p>
-      <w:pPr>
-        <w:pStyle w:val="ListBullet"/>
-      </w:pPr>
-      <w:r>
-        <w:t>朋友圈互动：保留当日完成数和帖子指纹；首期不能精确恢复关闭前滚动位置。</w:t>
-      </w:r>
-    </w:p>
-    <w:p>
-      <w:pPr>
-        <w:pStyle w:val="ListBullet"/>
-      </w:pPr>
-      <w:r>
-        <w:t>朋友圈发布：保存草稿版本和发布任务唯一编号；结果未知不重新发布。</w:t>
-      </w:r>
-    </w:p>
-    <w:p>
-      <w:pPr>
-        <w:pStyle w:val="ListBullet"/>
-      </w:pPr>
-      <w:r>
-        <w:t>视频任务：从已完成的代理、转录、镜头分析或渲染阶段继续，不从头扫描原片。</w:t>
-      </w:r>
-    </w:p>
-    <w:p>
-      <w:pPr>
-        <w:pStyle w:val="Heading1"/>
-      </w:pPr>
-      <w:r>
-        <w:t>八、内容生产方案</w:t>
-      </w:r>
-    </w:p>
-    <w:p>
-      <w:pPr>
-        <w:pStyle w:val="Heading2"/>
-      </w:pPr>
-      <w:r>
-        <w:t>8.1 共用素材底座</w:t>
-      </w:r>
-    </w:p>
-    <w:p>
-      <w:pPr>
-        <w:pStyle w:val="ListBullet"/>
-      </w:pPr>
-      <w:r>
-        <w:t>原始视频、图片和音频保持在用户硬盘原位置，不重复复制几十 GB 原片。</w:t>
-      </w:r>
-    </w:p>
-    <w:p>
-      <w:pPr>
-        <w:pStyle w:val="ListBullet"/>
-      </w:pPr>
-      <w:r>
-        <w:t>保存路径、大小、修改时间、抽样指纹、时长、分辨率、来源和授权状态。</w:t>
-      </w:r>
-    </w:p>
-    <w:p>
-      <w:pPr>
-        <w:pStyle w:val="ListBullet"/>
-      </w:pPr>
-      <w:r>
-        <w:t>生成可重建的代理、音频、缩略图、关键帧、字幕和场景索引。</w:t>
-      </w:r>
-    </w:p>
-    <w:p>
-      <w:pPr>
-        <w:pStyle w:val="ListBullet"/>
-      </w:pPr>
-      <w:r>
-        <w:t>缓存目录由用户选择，设置容量上限和低空间保护。</w:t>
-      </w:r>
-    </w:p>
-    <w:p>
-      <w:pPr>
-        <w:pStyle w:val="ListBullet"/>
-      </w:pPr>
-      <w:r>
-        <w:t>索引、转录、分析和渲染都可暂停、恢复和取消。</w:t>
-      </w:r>
-    </w:p>
-    <w:p>
-      <w:pPr>
-        <w:pStyle w:val="ListBullet"/>
-      </w:pPr>
-      <w:r>
-        <w:t>产品详情图输出可一键登记为素材，继续用于智能混剪。</w:t>
-      </w:r>
-    </w:p>
-    <w:p>
-      <w:pPr>
-        <w:pStyle w:val="Heading2"/>
-      </w:pPr>
-      <w:r>
-        <w:t>8.2 课程拆条优先</w:t>
-      </w:r>
-    </w:p>
-    <w:p>
-      <w:r>
-        <w:t>适用于 10–40 分钟导师课程、会议和客户沟通。</w:t>
-      </w:r>
-    </w:p>
-    <w:p>
-      <w:r>
-        <w:t>首个 MVP：</w:t>
-      </w:r>
-    </w:p>
-    <w:p>
-      <w:pPr>
-        <w:pStyle w:val="ListNumber"/>
-      </w:pPr>
-      <w:r>
-        <w:t>转录并生成词级时间戳。</w:t>
-      </w:r>
-    </w:p>
-    <w:p>
-      <w:pPr>
-        <w:pStyle w:val="ListNumber"/>
-      </w:pPr>
-      <w:r>
-        <w:t>按完整观点寻找 3–8 个候选。</w:t>
-      </w:r>
-    </w:p>
-    <w:p>
-      <w:pPr>
-        <w:pStyle w:val="ListNumber"/>
-      </w:pPr>
-      <w:r>
-        <w:t>默认每段 30–90 秒，避免半句话截断。</w:t>
-      </w:r>
-    </w:p>
-    <w:p>
-      <w:pPr>
-        <w:pStyle w:val="ListNumber"/>
-      </w:pPr>
-      <w:r>
-        <w:t>自动生成 9:16 画面、字幕、标题、关键词高亮、Logo 和 CTA。</w:t>
-      </w:r>
-    </w:p>
-    <w:p>
-      <w:pPr>
-        <w:pStyle w:val="ListNumber"/>
-      </w:pPr>
-      <w:r>
-        <w:t>提供开头、结尾和字幕人工修改。</w:t>
-      </w:r>
-    </w:p>
-    <w:p>
-      <w:pPr>
-        <w:pStyle w:val="ListNumber"/>
-      </w:pPr>
-      <w:r>
-        <w:t>输出 1080×1920 视频和封面。</w:t>
-      </w:r>
-    </w:p>
-    <w:p>
-      <w:r>
-        <w:t>验收重点不是“完全替代剪辑师”，而是让运营人员拿到精美、可快速修改的初剪。</w:t>
-      </w:r>
-    </w:p>
-    <w:p>
-      <w:pPr>
-        <w:pStyle w:val="Heading2"/>
-      </w:pPr>
-      <w:r>
-        <w:t>8.3 智能混剪其次</w:t>
-      </w:r>
-    </w:p>
-    <w:p>
-      <w:r>
-        <w:t>适用于碎片口播、产品视频、图片和产品详情图。</w:t>
-      </w:r>
-    </w:p>
-    <w:p>
-      <w:r>
-        <w:t>首个 MVP：</w:t>
-      </w:r>
-    </w:p>
-    <w:p>
-      <w:pPr>
-        <w:pStyle w:val="ListNumber"/>
-      </w:pPr>
-      <w:r>
-        <w:t>用户输入脚本，或由 AI 根据选中素材生成脚本。</w:t>
-      </w:r>
-    </w:p>
-    <w:p>
-      <w:pPr>
-        <w:pStyle w:val="ListNumber"/>
-      </w:pPr>
-      <w:r>
-        <w:t>把脚本拆成镜头意图、口播、字幕和 CTA。</w:t>
-      </w:r>
-    </w:p>
-    <w:p>
-      <w:pPr>
-        <w:pStyle w:val="ListNumber"/>
-      </w:pPr>
-      <w:r>
-        <w:t>按文本、画面、产品、城市和授权范围检索素材。</w:t>
-      </w:r>
-    </w:p>
-    <w:p>
-      <w:pPr>
-        <w:pStyle w:val="ListNumber"/>
-      </w:pPr>
-      <w:r>
-        <w:t>控制镜头重复率、节奏和画面多样性。</w:t>
-      </w:r>
-    </w:p>
-    <w:p>
-      <w:pPr>
-        <w:pStyle w:val="ListNumber"/>
-      </w:pPr>
-      <w:r>
-        <w:t>素材不足明确标红，不虚构产品性能和客户案例。</w:t>
-      </w:r>
-    </w:p>
-    <w:p>
-      <w:pPr>
-        <w:pStyle w:val="ListNumber"/>
-      </w:pPr>
-      <w:r>
-        <w:t>输出可编辑时间线，替换镜头后可稳定重渲染。</w:t>
-      </w:r>
-    </w:p>
-    <w:p>
-      <w:pPr>
-        <w:pStyle w:val="Heading2"/>
-      </w:pPr>
-      <w:r>
-        <w:t>8.4 AI 生成视频</w:t>
-      </w:r>
-    </w:p>
-    <w:p>
-      <w:r>
-        <w:t>先保留供应商适配层，不在首期绑定 Seedance 或其他单一模型。只有官方 API、价格、商业授权、肖像与 AI 标识要求确认后再开放。</w:t>
-      </w:r>
-    </w:p>
-    <w:p>
-      <w:pPr>
-        <w:pStyle w:val="Heading1"/>
-      </w:pPr>
-      <w:r>
-        <w:t>九、朋友圈发布与渠道运营</w:t>
-      </w:r>
-    </w:p>
-    <w:p>
-      <w:pPr>
-        <w:pStyle w:val="Heading2"/>
-      </w:pPr>
-      <w:r>
-        <w:t>9.1 朋友圈发布</w:t>
-      </w:r>
-    </w:p>
-    <w:p>
-      <w:r>
-        <w:t>朋友圈发布不能直接接在互动函数末尾。它是独立任务，至少包含：</w:t>
-      </w:r>
-    </w:p>
-    <w:p>
-      <w:pPr>
-        <w:spacing w:before="80" w:after="160"/>
-        <w:ind w:left="283" w:right="283"/>
-        <w:shd w:fill="F2F6FA"/>
-      </w:pPr>
-      <w:r>
-        <w:rPr>
-          <w:rFonts w:ascii="Consolas" w:hAnsi="Consolas" w:eastAsia="Microsoft YaHei"/>
-          <w:sz w:val="18"/>
-        </w:rPr>
-        <w:t>draft</w:t>
-        <w:br/>
-        <w:t>→ waiting_review</w:t>
-        <w:br/>
-        <w:t>→ approved</w:t>
-        <w:br/>
-        <w:t>→ publishing</w:t>
-        <w:br/>
-        <w:t>→ published_verified / outcome_unknown / rejected</w:t>
-      </w:r>
-    </w:p>
-    <w:p>
-      <w:r>
-        <w:t>首期先做草稿、图片/视频检查、文案预览和人工确认；自动发布必须在真实微信版本上单独验收。</w:t>
-      </w:r>
-    </w:p>
-    <w:p>
-      <w:pPr>
-        <w:pStyle w:val="Heading2"/>
-      </w:pPr>
-      <w:r>
-        <w:t>9.2 学员账号矩阵</w:t>
-      </w:r>
-    </w:p>
-    <w:p>
-      <w:r>
-        <w:t>首期采用“总部内容工厂 + 学员本人发布”：</w:t>
-      </w:r>
-    </w:p>
-    <w:p>
-      <w:pPr>
-        <w:pStyle w:val="ListNumber"/>
-      </w:pPr>
-      <w:r>
-        <w:t>总部生成差异化发布包。</w:t>
-      </w:r>
-    </w:p>
-    <w:p>
-      <w:pPr>
-        <w:pStyle w:val="ListNumber"/>
-      </w:pPr>
-      <w:r>
-        <w:t>学员打开安全链接或轻量 H5。</w:t>
-      </w:r>
-    </w:p>
-    <w:p>
-      <w:pPr>
-        <w:pStyle w:val="ListNumber"/>
-      </w:pPr>
-      <w:r>
-        <w:t>预览、下载视频和封面，复制文案。</w:t>
-      </w:r>
-    </w:p>
-    <w:p>
-      <w:pPr>
-        <w:pStyle w:val="ListNumber"/>
-      </w:pPr>
-      <w:r>
-        <w:t>学员用本人手机发布。</w:t>
-      </w:r>
-    </w:p>
-    <w:p>
-      <w:pPr>
-        <w:pStyle w:val="ListNumber"/>
-      </w:pPr>
-      <w:r>
-        <w:t>粘贴链接或上传截图回传。</w:t>
-      </w:r>
-    </w:p>
-    <w:p>
-      <w:r>
-        <w:t>不收密码、验证码、Cookie 或设备登录态，不做群控和模拟点击。官方 OAuth 发布以后逐平台申请和审核。</w:t>
-      </w:r>
-    </w:p>
-    <w:p>
-      <w:r>
-        <w:t>扩容顺序：</w:t>
+        <w:t>三、90天落地路线</w:t>
       </w:r>
     </w:p>
     <w:tbl>
@@ -2611,1206 +906,21 @@
         <w:tblLook w:firstColumn="1" w:firstRow="1" w:lastColumn="0" w:lastRow="0" w:noHBand="0" w:noVBand="1" w:val="04A0"/>
       </w:tblPr>
       <w:tblGrid>
-        <w:gridCol w:w="4762"/>
-        <w:gridCol w:w="4762"/>
+        <w:gridCol w:w="2493"/>
+        <w:gridCol w:w="2493"/>
+        <w:gridCol w:w="2493"/>
+        <w:gridCol w:w="2493"/>
       </w:tblGrid>
       <w:tr>
         <w:tc>
           <w:tcPr>
-            <w:tcW w:type="dxa" w:w="4762"/>
+            <w:tcW w:type="dxa" w:w="2493"/>
             <w:vAlign w:val="center"/>
             <w:shd w:fill="D9EAF7"/>
           </w:tcPr>
           <w:p>
             <w:pPr>
-              <w:spacing w:after="40" w:line="276" w:lineRule="auto"/>
-            </w:pPr>
-            <w:r>
-              <w:rPr>
-                <w:b/>
-                <w:color w:val="17365D"/>
-                <w:sz w:val="18"/>
-              </w:rPr>
-            </w:r>
-            <w:r>
-              <w:rPr>
-                <w:b/>
-                <w:color w:val="17365D"/>
-                <w:sz w:val="18"/>
-              </w:rPr>
-              <w:t>规模</w:t>
-            </w:r>
-          </w:p>
-        </w:tc>
-        <w:tc>
-          <w:tcPr>
-            <w:tcW w:type="dxa" w:w="4762"/>
-            <w:vAlign w:val="center"/>
-            <w:shd w:fill="D9EAF7"/>
-          </w:tcPr>
-          <w:p>
-            <w:pPr>
-              <w:spacing w:after="40" w:line="276" w:lineRule="auto"/>
-            </w:pPr>
-            <w:r>
-              <w:rPr>
-                <w:b/>
-                <w:color w:val="17365D"/>
-                <w:sz w:val="18"/>
-              </w:rPr>
-            </w:r>
-            <w:r>
-              <w:rPr>
-                <w:b/>
-                <w:color w:val="17365D"/>
-                <w:sz w:val="18"/>
-              </w:rPr>
-              <w:t>目标</w:t>
-            </w:r>
-          </w:p>
-        </w:tc>
-      </w:tr>
-      <w:tr>
-        <w:tc>
-          <w:tcPr>
-            <w:tcW w:type="dxa" w:w="4762"/>
-            <w:vAlign w:val="center"/>
-          </w:tcPr>
-          <w:p>
-            <w:pPr>
-              <w:spacing w:after="40" w:line="276" w:lineRule="auto"/>
-            </w:pPr>
-            <w:r>
-              <w:rPr>
-                <w:sz w:val="18"/>
-              </w:rPr>
-            </w:r>
-            <w:r>
-              <w:rPr>
-                <w:sz w:val="18"/>
-              </w:rPr>
-              <w:t>10–20 个账号</w:t>
-            </w:r>
-          </w:p>
-        </w:tc>
-        <w:tc>
-          <w:tcPr>
-            <w:tcW w:type="dxa" w:w="4762"/>
-            <w:vAlign w:val="center"/>
-          </w:tcPr>
-          <w:p>
-            <w:pPr>
-              <w:spacing w:after="40" w:line="276" w:lineRule="auto"/>
-            </w:pPr>
-            <w:r>
-              <w:rPr>
-                <w:sz w:val="18"/>
-              </w:rPr>
-            </w:r>
-            <w:r>
-              <w:rPr>
-                <w:sz w:val="18"/>
-              </w:rPr>
-              <w:t>人工终审，连续运行 4 周</w:t>
-            </w:r>
-          </w:p>
-        </w:tc>
-      </w:tr>
-      <w:tr>
-        <w:tc>
-          <w:tcPr>
-            <w:tcW w:type="dxa" w:w="4762"/>
-            <w:vAlign w:val="center"/>
-          </w:tcPr>
-          <w:p>
-            <w:pPr>
-              <w:spacing w:after="40" w:line="276" w:lineRule="auto"/>
-            </w:pPr>
-            <w:r>
-              <w:rPr>
-                <w:sz w:val="18"/>
-              </w:rPr>
-            </w:r>
-            <w:r>
-              <w:rPr>
-                <w:sz w:val="18"/>
-              </w:rPr>
-              <w:t>50 个账号</w:t>
-            </w:r>
-          </w:p>
-        </w:tc>
-        <w:tc>
-          <w:tcPr>
-            <w:tcW w:type="dxa" w:w="4762"/>
-            <w:vAlign w:val="center"/>
-          </w:tcPr>
-          <w:p>
-            <w:pPr>
-              <w:spacing w:after="40" w:line="276" w:lineRule="auto"/>
-            </w:pPr>
-            <w:r>
-              <w:rPr>
-                <w:sz w:val="18"/>
-              </w:rPr>
-            </w:r>
-            <w:r>
-              <w:rPr>
-                <w:sz w:val="18"/>
-              </w:rPr>
-              <w:t>上线 H5、排期、催办和回执</w:t>
-            </w:r>
-          </w:p>
-        </w:tc>
-      </w:tr>
-      <w:tr>
-        <w:tc>
-          <w:tcPr>
-            <w:tcW w:type="dxa" w:w="4762"/>
-            <w:vAlign w:val="center"/>
-          </w:tcPr>
-          <w:p>
-            <w:pPr>
-              <w:spacing w:after="40" w:line="276" w:lineRule="auto"/>
-            </w:pPr>
-            <w:r>
-              <w:rPr>
-                <w:sz w:val="18"/>
-              </w:rPr>
-            </w:r>
-            <w:r>
-              <w:rPr>
-                <w:sz w:val="18"/>
-              </w:rPr>
-              <w:t>300 个账号</w:t>
-            </w:r>
-          </w:p>
-        </w:tc>
-        <w:tc>
-          <w:tcPr>
-            <w:tcW w:type="dxa" w:w="4762"/>
-            <w:vAlign w:val="center"/>
-          </w:tcPr>
-          <w:p>
-            <w:pPr>
-              <w:spacing w:after="40" w:line="276" w:lineRule="auto"/>
-            </w:pPr>
-            <w:r>
-              <w:rPr>
-                <w:sz w:val="18"/>
-              </w:rPr>
-            </w:r>
-            <w:r>
-              <w:rPr>
-                <w:sz w:val="18"/>
-              </w:rPr>
-              <w:t>云端控制面、租户隔离、对象存储和多渲染节点</w:t>
-            </w:r>
-          </w:p>
-        </w:tc>
-      </w:tr>
-      <w:tr>
-        <w:tc>
-          <w:tcPr>
-            <w:tcW w:type="dxa" w:w="4762"/>
-            <w:vAlign w:val="center"/>
-          </w:tcPr>
-          <w:p>
-            <w:pPr>
-              <w:spacing w:after="40" w:line="276" w:lineRule="auto"/>
-            </w:pPr>
-            <w:r>
-              <w:rPr>
-                <w:sz w:val="18"/>
-              </w:rPr>
-            </w:r>
-            <w:r>
-              <w:rPr>
-                <w:sz w:val="18"/>
-              </w:rPr>
-              <w:t>1,000 个账号</w:t>
-            </w:r>
-          </w:p>
-        </w:tc>
-        <w:tc>
-          <w:tcPr>
-            <w:tcW w:type="dxa" w:w="4762"/>
-            <w:vAlign w:val="center"/>
-          </w:tcPr>
-          <w:p>
-            <w:pPr>
-              <w:spacing w:after="40" w:line="276" w:lineRule="auto"/>
-            </w:pPr>
-            <w:r>
-              <w:rPr>
-                <w:sz w:val="18"/>
-              </w:rPr>
-            </w:r>
-            <w:r>
-              <w:rPr>
-                <w:sz w:val="18"/>
-              </w:rPr>
-              <w:t>只有平台合规、产能、发布率、违规率和线索转化达到门槛后再进入</w:t>
-            </w:r>
-          </w:p>
-        </w:tc>
-      </w:tr>
-    </w:tbl>
-    <w:p>
-      <w:pPr>
-        <w:spacing w:after="20"/>
-      </w:pPr>
-    </w:p>
-    <w:p>
-      <w:pPr>
-        <w:pStyle w:val="Heading1"/>
-      </w:pPr>
-      <w:r>
-        <w:t>十、数据、日志和经营指标</w:t>
-      </w:r>
-    </w:p>
-    <w:p>
-      <w:pPr>
-        <w:pStyle w:val="Heading2"/>
-      </w:pPr>
-      <w:r>
-        <w:t>10.1 核心数据</w:t>
-      </w:r>
-    </w:p>
-    <w:p>
-      <w:pPr>
-        <w:pStyle w:val="ListBullet"/>
-      </w:pPr>
-      <w:r>
-        <w:rPr>
-          <w:rFonts w:ascii="Consolas" w:hAnsi="Consolas" w:eastAsia="Microsoft YaHei"/>
-          <w:color w:val="7F3F00"/>
-        </w:rPr>
-        <w:t>WorkflowRun</w:t>
-      </w:r>
-      <w:r>
-        <w:t>：一整套自动化流程。</w:t>
-      </w:r>
-    </w:p>
-    <w:p>
-      <w:pPr>
-        <w:pStyle w:val="ListBullet"/>
-      </w:pPr>
-      <w:r>
-        <w:rPr>
-          <w:rFonts w:ascii="Consolas" w:hAnsi="Consolas" w:eastAsia="Microsoft YaHei"/>
-          <w:color w:val="7F3F00"/>
-        </w:rPr>
-        <w:t>TaskRun</w:t>
-      </w:r>
-      <w:r>
-        <w:t>：某个模块的一次任务。</w:t>
-      </w:r>
-    </w:p>
-    <w:p>
-      <w:pPr>
-        <w:pStyle w:val="ListBullet"/>
-      </w:pPr>
-      <w:r>
-        <w:rPr>
-          <w:rFonts w:ascii="Consolas" w:hAnsi="Consolas" w:eastAsia="Microsoft YaHei"/>
-          <w:color w:val="7F3F00"/>
-        </w:rPr>
-        <w:t>Checkpoint</w:t>
-      </w:r>
-      <w:r>
-        <w:t>：可恢复进度。</w:t>
-      </w:r>
-    </w:p>
-    <w:p>
-      <w:pPr>
-        <w:pStyle w:val="ListBullet"/>
-      </w:pPr>
-      <w:r>
-        <w:rPr>
-          <w:rFonts w:ascii="Consolas" w:hAnsi="Consolas" w:eastAsia="Microsoft YaHei"/>
-          <w:color w:val="7F3F00"/>
-        </w:rPr>
-        <w:t>AutomationEvent</w:t>
-      </w:r>
-      <w:r>
-        <w:t>：模块间事件。</w:t>
-      </w:r>
-    </w:p>
-    <w:p>
-      <w:pPr>
-        <w:pStyle w:val="ListBullet"/>
-      </w:pPr>
-      <w:r>
-        <w:rPr>
-          <w:rFonts w:ascii="Consolas" w:hAnsi="Consolas" w:eastAsia="Microsoft YaHei"/>
-          <w:color w:val="7F3F00"/>
-        </w:rPr>
-        <w:t>ResourceLease</w:t>
-      </w:r>
-      <w:r>
-        <w:t>：微信或内容资源锁。</w:t>
-      </w:r>
-    </w:p>
-    <w:p>
-      <w:pPr>
-        <w:pStyle w:val="ListBullet"/>
-      </w:pPr>
-      <w:r>
-        <w:rPr>
-          <w:rFonts w:ascii="Consolas" w:hAnsi="Consolas" w:eastAsia="Microsoft YaHei"/>
-          <w:color w:val="7F3F00"/>
-        </w:rPr>
-        <w:t>Asset</w:t>
-      </w:r>
-      <w:r>
-        <w:t>、</w:t>
-      </w:r>
-      <w:r>
-        <w:rPr>
-          <w:rFonts w:ascii="Consolas" w:hAnsi="Consolas" w:eastAsia="Microsoft YaHei"/>
-          <w:color w:val="7F3F00"/>
-        </w:rPr>
-        <w:t>ContentProject</w:t>
-      </w:r>
-      <w:r>
-        <w:t>、</w:t>
-      </w:r>
-      <w:r>
-        <w:rPr>
-          <w:rFonts w:ascii="Consolas" w:hAnsi="Consolas" w:eastAsia="Microsoft YaHei"/>
-          <w:color w:val="7F3F00"/>
-        </w:rPr>
-        <w:t>TimelineV1</w:t>
-      </w:r>
-      <w:r>
-        <w:t>、</w:t>
-      </w:r>
-      <w:r>
-        <w:rPr>
-          <w:rFonts w:ascii="Consolas" w:hAnsi="Consolas" w:eastAsia="Microsoft YaHei"/>
-          <w:color w:val="7F3F00"/>
-        </w:rPr>
-        <w:t>RenderJob</w:t>
-      </w:r>
-      <w:r>
-        <w:t>。</w:t>
-      </w:r>
-    </w:p>
-    <w:p>
-      <w:pPr>
-        <w:pStyle w:val="ListBullet"/>
-      </w:pPr>
-      <w:r>
-        <w:rPr>
-          <w:rFonts w:ascii="Consolas" w:hAnsi="Consolas" w:eastAsia="Microsoft YaHei"/>
-          <w:color w:val="7F3F00"/>
-        </w:rPr>
-        <w:t>PublishPackage</w:t>
-      </w:r>
-      <w:r>
-        <w:t>、</w:t>
-      </w:r>
-      <w:r>
-        <w:rPr>
-          <w:rFonts w:ascii="Consolas" w:hAnsi="Consolas" w:eastAsia="Microsoft YaHei"/>
-          <w:color w:val="7F3F00"/>
-        </w:rPr>
-        <w:t>StudentProfile</w:t>
-      </w:r>
-      <w:r>
-        <w:t>、</w:t>
-      </w:r>
-      <w:r>
-        <w:rPr>
-          <w:rFonts w:ascii="Consolas" w:hAnsi="Consolas" w:eastAsia="Microsoft YaHei"/>
-          <w:color w:val="7F3F00"/>
-        </w:rPr>
-        <w:t>ChannelAccount</w:t>
-      </w:r>
-      <w:r>
-        <w:t>、</w:t>
-      </w:r>
-      <w:r>
-        <w:rPr>
-          <w:rFonts w:ascii="Consolas" w:hAnsi="Consolas" w:eastAsia="Microsoft YaHei"/>
-          <w:color w:val="7F3F00"/>
-        </w:rPr>
-        <w:t>ConsentRecord</w:t>
-      </w:r>
-      <w:r>
-        <w:t>。</w:t>
-      </w:r>
-    </w:p>
-    <w:p>
-      <w:pPr>
-        <w:pStyle w:val="ListBullet"/>
-      </w:pPr>
-      <w:r>
-        <w:rPr>
-          <w:rFonts w:ascii="Consolas" w:hAnsi="Consolas" w:eastAsia="Microsoft YaHei"/>
-          <w:color w:val="7F3F00"/>
-        </w:rPr>
-        <w:t>Lead</w:t>
-      </w:r>
-      <w:r>
-        <w:t>：来源平台、视频、活动和后续微信承接状态。</w:t>
-      </w:r>
-    </w:p>
-    <w:p>
-      <w:pPr>
-        <w:pStyle w:val="Heading2"/>
-      </w:pPr>
-      <w:r>
-        <w:t>10.2 日志要求</w:t>
-      </w:r>
-    </w:p>
-    <w:p>
-      <w:r>
-        <w:t>日志必须区分：</w:t>
-      </w:r>
-    </w:p>
-    <w:p>
-      <w:pPr>
-        <w:pStyle w:val="ListNumber"/>
-      </w:pPr>
-      <w:r>
-        <w:t>只恢复状态。</w:t>
-      </w:r>
-    </w:p>
-    <w:p>
-      <w:pPr>
-        <w:pStyle w:val="ListNumber"/>
-      </w:pPr>
-      <w:r>
-        <w:t>进入等待队列。</w:t>
-      </w:r>
-    </w:p>
-    <w:p>
-      <w:pPr>
-        <w:pStyle w:val="ListNumber"/>
-      </w:pPr>
-      <w:r>
-        <w:t>获得微信控制权。</w:t>
-      </w:r>
-    </w:p>
-    <w:p>
-      <w:pPr>
-        <w:pStyle w:val="ListNumber"/>
-      </w:pPr>
-      <w:r>
-        <w:t>真正打开微信或朋友圈。</w:t>
-      </w:r>
-    </w:p>
-    <w:p>
-      <w:pPr>
-        <w:pStyle w:val="ListNumber"/>
-      </w:pPr>
-      <w:r>
-        <w:t>尝试动作。</w:t>
-      </w:r>
-    </w:p>
-    <w:p>
-      <w:pPr>
-        <w:pStyle w:val="ListNumber"/>
-      </w:pPr>
-      <w:r>
-        <w:t>成功、失败或结果未知。</w:t>
-      </w:r>
-    </w:p>
-    <w:p>
-      <w:r>
-        <w:t>不得记录联系人消息原文、客户隐私、平台 token、API Key 或完整脚本文案。</w:t>
-      </w:r>
-    </w:p>
-    <w:p>
-      <w:pPr>
-        <w:pStyle w:val="Heading2"/>
-      </w:pPr>
-      <w:r>
-        <w:t>10.3 经营指标</w:t>
-      </w:r>
-    </w:p>
-    <w:p>
-      <w:pPr>
-        <w:pStyle w:val="ListBullet"/>
-      </w:pPr>
-      <w:r>
-        <w:t>主动触达成功率、结果未知率、人工接管率。</w:t>
-      </w:r>
-    </w:p>
-    <w:p>
-      <w:pPr>
-        <w:pStyle w:val="ListBullet"/>
-      </w:pPr>
-      <w:r>
-        <w:t>自动回复首响时间、有效回复率、转人工率。</w:t>
-      </w:r>
-    </w:p>
-    <w:p>
-      <w:pPr>
-        <w:pStyle w:val="ListBullet"/>
-      </w:pPr>
-      <w:r>
-        <w:t>朋友圈任务完成率、重复拦截率、异常率。</w:t>
-      </w:r>
-    </w:p>
-    <w:p>
-      <w:pPr>
-        <w:pStyle w:val="ListBullet"/>
-      </w:pPr>
-      <w:r>
-        <w:t>课程拆条首稿可用率、单条人工修改时间。</w:t>
-      </w:r>
-    </w:p>
-    <w:p>
-      <w:pPr>
-        <w:pStyle w:val="ListBullet"/>
-      </w:pPr>
-      <w:r>
-        <w:t>智能混剪脚本镜头覆盖率、镜头替换次数、渲染成功率。</w:t>
-      </w:r>
-    </w:p>
-    <w:p>
-      <w:pPr>
-        <w:pStyle w:val="ListBullet"/>
-      </w:pPr>
-      <w:r>
-        <w:t>发布包领取率、实际发布率、违规率。</w:t>
-      </w:r>
-    </w:p>
-    <w:p>
-      <w:pPr>
-        <w:pStyle w:val="ListBullet"/>
-      </w:pPr>
-      <w:r>
-        <w:t>有效线索率、加微率、跟进率、成交率和单条内容成本。</w:t>
-      </w:r>
-    </w:p>
-    <w:p>
-      <w:pPr>
-        <w:pStyle w:val="Heading1"/>
-      </w:pPr>
-      <w:r>
-        <w:t>十一、主要风险与控制</w:t>
-      </w:r>
-    </w:p>
-    <w:tbl>
-      <w:tblPr>
-        <w:tblStyle w:val="TableGrid"/>
-        <w:tblW w:type="auto" w:w="0"/>
-        <w:jc w:val="center"/>
-        <w:tblLayout w:type="autofit"/>
-        <w:tblLook w:firstColumn="1" w:firstRow="1" w:lastColumn="0" w:lastRow="0" w:noHBand="0" w:noVBand="1" w:val="04A0"/>
-      </w:tblPr>
-      <w:tblGrid>
-        <w:gridCol w:w="4762"/>
-        <w:gridCol w:w="4762"/>
-      </w:tblGrid>
-      <w:tr>
-        <w:tc>
-          <w:tcPr>
-            <w:tcW w:type="dxa" w:w="4762"/>
-            <w:vAlign w:val="center"/>
-            <w:shd w:fill="D9EAF7"/>
-          </w:tcPr>
-          <w:p>
-            <w:pPr>
-              <w:spacing w:after="40" w:line="276" w:lineRule="auto"/>
-            </w:pPr>
-            <w:r>
-              <w:rPr>
-                <w:b/>
-                <w:color w:val="17365D"/>
-                <w:sz w:val="18"/>
-              </w:rPr>
-            </w:r>
-            <w:r>
-              <w:rPr>
-                <w:b/>
-                <w:color w:val="17365D"/>
-                <w:sz w:val="18"/>
-              </w:rPr>
-              <w:t>风险</w:t>
-            </w:r>
-          </w:p>
-        </w:tc>
-        <w:tc>
-          <w:tcPr>
-            <w:tcW w:type="dxa" w:w="4762"/>
-            <w:vAlign w:val="center"/>
-            <w:shd w:fill="D9EAF7"/>
-          </w:tcPr>
-          <w:p>
-            <w:pPr>
-              <w:spacing w:after="40" w:line="276" w:lineRule="auto"/>
-            </w:pPr>
-            <w:r>
-              <w:rPr>
-                <w:b/>
-                <w:color w:val="17365D"/>
-                <w:sz w:val="18"/>
-              </w:rPr>
-            </w:r>
-            <w:r>
-              <w:rPr>
-                <w:b/>
-                <w:color w:val="17365D"/>
-                <w:sz w:val="18"/>
-              </w:rPr>
-              <w:t>强制控制</w:t>
-            </w:r>
-          </w:p>
-        </w:tc>
-      </w:tr>
-      <w:tr>
-        <w:tc>
-          <w:tcPr>
-            <w:tcW w:type="dxa" w:w="4762"/>
-            <w:vAlign w:val="center"/>
-          </w:tcPr>
-          <w:p>
-            <w:pPr>
-              <w:spacing w:after="40" w:line="276" w:lineRule="auto"/>
-            </w:pPr>
-            <w:r>
-              <w:rPr>
-                <w:sz w:val="18"/>
-              </w:rPr>
-            </w:r>
-            <w:r>
-              <w:rPr>
-                <w:sz w:val="18"/>
-              </w:rPr>
-              <w:t>启动抢占微信</w:t>
-            </w:r>
-          </w:p>
-        </w:tc>
-        <w:tc>
-          <w:tcPr>
-            <w:tcW w:type="dxa" w:w="4762"/>
-            <w:vAlign w:val="center"/>
-          </w:tcPr>
-          <w:p>
-            <w:pPr>
-              <w:spacing w:after="40" w:line="276" w:lineRule="auto"/>
-            </w:pPr>
-            <w:r>
-              <w:rPr>
-                <w:sz w:val="18"/>
-              </w:rPr>
-            </w:r>
-            <w:r>
-              <w:rPr>
-                <w:sz w:val="18"/>
-              </w:rPr>
-              <w:t>启动只恢复状态；真正执行必须经过调度和资源锁</w:t>
-            </w:r>
-          </w:p>
-        </w:tc>
-      </w:tr>
-      <w:tr>
-        <w:tc>
-          <w:tcPr>
-            <w:tcW w:type="dxa" w:w="4762"/>
-            <w:vAlign w:val="center"/>
-          </w:tcPr>
-          <w:p>
-            <w:pPr>
-              <w:spacing w:after="40" w:line="276" w:lineRule="auto"/>
-            </w:pPr>
-            <w:r>
-              <w:rPr>
-                <w:sz w:val="18"/>
-              </w:rPr>
-            </w:r>
-            <w:r>
-              <w:rPr>
-                <w:sz w:val="18"/>
-              </w:rPr>
-              <w:t>模块高度耦合</w:t>
-            </w:r>
-          </w:p>
-        </w:tc>
-        <w:tc>
-          <w:tcPr>
-            <w:tcW w:type="dxa" w:w="4762"/>
-            <w:vAlign w:val="center"/>
-          </w:tcPr>
-          <w:p>
-            <w:pPr>
-              <w:spacing w:after="40" w:line="276" w:lineRule="auto"/>
-            </w:pPr>
-            <w:r>
-              <w:rPr>
-                <w:sz w:val="18"/>
-              </w:rPr>
-            </w:r>
-            <w:r>
-              <w:rPr>
-                <w:sz w:val="18"/>
-              </w:rPr>
-              <w:t>事件驱动；模块不能直接启动下一个模块</w:t>
-            </w:r>
-          </w:p>
-        </w:tc>
-      </w:tr>
-      <w:tr>
-        <w:tc>
-          <w:tcPr>
-            <w:tcW w:type="dxa" w:w="4762"/>
-            <w:vAlign w:val="center"/>
-          </w:tcPr>
-          <w:p>
-            <w:pPr>
-              <w:spacing w:after="40" w:line="276" w:lineRule="auto"/>
-            </w:pPr>
-            <w:r>
-              <w:rPr>
-                <w:sz w:val="18"/>
-              </w:rPr>
-            </w:r>
-            <w:r>
-              <w:rPr>
-                <w:sz w:val="18"/>
-              </w:rPr>
-              <w:t>自动回复与主动触达冲突</w:t>
-            </w:r>
-          </w:p>
-        </w:tc>
-        <w:tc>
-          <w:tcPr>
-            <w:tcW w:type="dxa" w:w="4762"/>
-            <w:vAlign w:val="center"/>
-          </w:tcPr>
-          <w:p>
-            <w:pPr>
-              <w:spacing w:after="40" w:line="276" w:lineRule="auto"/>
-            </w:pPr>
-            <w:r>
-              <w:rPr>
-                <w:sz w:val="18"/>
-              </w:rPr>
-            </w:r>
-            <w:r>
-              <w:rPr>
-                <w:sz w:val="18"/>
-              </w:rPr>
-              <w:t>新消息优先；当前原子动作收尾后暂停触达</w:t>
-            </w:r>
-          </w:p>
-        </w:tc>
-      </w:tr>
-      <w:tr>
-        <w:tc>
-          <w:tcPr>
-            <w:tcW w:type="dxa" w:w="4762"/>
-            <w:vAlign w:val="center"/>
-          </w:tcPr>
-          <w:p>
-            <w:pPr>
-              <w:spacing w:after="40" w:line="276" w:lineRule="auto"/>
-            </w:pPr>
-            <w:r>
-              <w:rPr>
-                <w:sz w:val="18"/>
-              </w:rPr>
-            </w:r>
-            <w:r>
-              <w:rPr>
-                <w:sz w:val="18"/>
-              </w:rPr>
-              <w:t>重复发送、评论或发布</w:t>
-            </w:r>
-          </w:p>
-        </w:tc>
-        <w:tc>
-          <w:tcPr>
-            <w:tcW w:type="dxa" w:w="4762"/>
-            <w:vAlign w:val="center"/>
-          </w:tcPr>
-          <w:p>
-            <w:pPr>
-              <w:spacing w:after="40" w:line="276" w:lineRule="auto"/>
-            </w:pPr>
-            <w:r>
-              <w:rPr>
-                <w:sz w:val="18"/>
-              </w:rPr>
-            </w:r>
-            <w:r>
-              <w:rPr>
-                <w:sz w:val="18"/>
-              </w:rPr>
-              <w:t>唯一任务号、检查点、结果三态；未知不重做</w:t>
-            </w:r>
-          </w:p>
-        </w:tc>
-      </w:tr>
-      <w:tr>
-        <w:tc>
-          <w:tcPr>
-            <w:tcW w:type="dxa" w:w="4762"/>
-            <w:vAlign w:val="center"/>
-          </w:tcPr>
-          <w:p>
-            <w:pPr>
-              <w:spacing w:after="40" w:line="276" w:lineRule="auto"/>
-            </w:pPr>
-            <w:r>
-              <w:rPr>
-                <w:sz w:val="18"/>
-              </w:rPr>
-            </w:r>
-            <w:r>
-              <w:rPr>
-                <w:sz w:val="18"/>
-              </w:rPr>
-              <w:t>单模块故障拖垮全局</w:t>
-            </w:r>
-          </w:p>
-        </w:tc>
-        <w:tc>
-          <w:tcPr>
-            <w:tcW w:type="dxa" w:w="4762"/>
-            <w:vAlign w:val="center"/>
-          </w:tcPr>
-          <w:p>
-            <w:pPr>
-              <w:spacing w:after="40" w:line="276" w:lineRule="auto"/>
-            </w:pPr>
-            <w:r>
-              <w:rPr>
-                <w:sz w:val="18"/>
-              </w:rPr>
-            </w:r>
-            <w:r>
-              <w:rPr>
-                <w:sz w:val="18"/>
-              </w:rPr>
-              <w:t>独立状态、独立重试、熔断和人工处理队列</w:t>
-            </w:r>
-          </w:p>
-        </w:tc>
-      </w:tr>
-      <w:tr>
-        <w:tc>
-          <w:tcPr>
-            <w:tcW w:type="dxa" w:w="4762"/>
-            <w:vAlign w:val="center"/>
-          </w:tcPr>
-          <w:p>
-            <w:pPr>
-              <w:spacing w:after="40" w:line="276" w:lineRule="auto"/>
-            </w:pPr>
-            <w:r>
-              <w:rPr>
-                <w:sz w:val="18"/>
-              </w:rPr>
-            </w:r>
-            <w:r>
-              <w:rPr>
-                <w:sz w:val="18"/>
-              </w:rPr>
-              <w:t>素材版权和肖像声音争议</w:t>
-            </w:r>
-          </w:p>
-        </w:tc>
-        <w:tc>
-          <w:tcPr>
-            <w:tcW w:type="dxa" w:w="4762"/>
-            <w:vAlign w:val="center"/>
-          </w:tcPr>
-          <w:p>
-            <w:pPr>
-              <w:spacing w:after="40" w:line="276" w:lineRule="auto"/>
-            </w:pPr>
-            <w:r>
-              <w:rPr>
-                <w:sz w:val="18"/>
-              </w:rPr>
-            </w:r>
-            <w:r>
-              <w:rPr>
-                <w:sz w:val="18"/>
-              </w:rPr>
-              <w:t>保存来源、用途、期限和授权；无授权不得进入成片</w:t>
-            </w:r>
-          </w:p>
-        </w:tc>
-      </w:tr>
-      <w:tr>
-        <w:tc>
-          <w:tcPr>
-            <w:tcW w:type="dxa" w:w="4762"/>
-            <w:vAlign w:val="center"/>
-          </w:tcPr>
-          <w:p>
-            <w:pPr>
-              <w:spacing w:after="40" w:line="276" w:lineRule="auto"/>
-            </w:pPr>
-            <w:r>
-              <w:rPr>
-                <w:sz w:val="18"/>
-              </w:rPr>
-            </w:r>
-            <w:r>
-              <w:rPr>
-                <w:sz w:val="18"/>
-              </w:rPr>
-              <w:t>AI 虚构宣传</w:t>
-            </w:r>
-          </w:p>
-        </w:tc>
-        <w:tc>
-          <w:tcPr>
-            <w:tcW w:type="dxa" w:w="4762"/>
-            <w:vAlign w:val="center"/>
-          </w:tcPr>
-          <w:p>
-            <w:pPr>
-              <w:spacing w:after="40" w:line="276" w:lineRule="auto"/>
-            </w:pPr>
-            <w:r>
-              <w:rPr>
-                <w:sz w:val="18"/>
-              </w:rPr>
-            </w:r>
-            <w:r>
-              <w:rPr>
-                <w:sz w:val="18"/>
-              </w:rPr>
-              <w:t>产品参数和案例来自事实库，敏感宣传人工终审</w:t>
-            </w:r>
-          </w:p>
-        </w:tc>
-      </w:tr>
-      <w:tr>
-        <w:tc>
-          <w:tcPr>
-            <w:tcW w:type="dxa" w:w="4762"/>
-            <w:vAlign w:val="center"/>
-          </w:tcPr>
-          <w:p>
-            <w:pPr>
-              <w:spacing w:after="40" w:line="276" w:lineRule="auto"/>
-            </w:pPr>
-            <w:r>
-              <w:rPr>
-                <w:sz w:val="18"/>
-              </w:rPr>
-            </w:r>
-            <w:r>
-              <w:rPr>
-                <w:sz w:val="18"/>
-              </w:rPr>
-              <w:t>账号被接管或封禁</w:t>
-            </w:r>
-          </w:p>
-        </w:tc>
-        <w:tc>
-          <w:tcPr>
-            <w:tcW w:type="dxa" w:w="4762"/>
-            <w:vAlign w:val="center"/>
-          </w:tcPr>
-          <w:p>
-            <w:pPr>
-              <w:spacing w:after="40" w:line="276" w:lineRule="auto"/>
-            </w:pPr>
-            <w:r>
-              <w:rPr>
-                <w:sz w:val="18"/>
-              </w:rPr>
-            </w:r>
-            <w:r>
-              <w:rPr>
-                <w:sz w:val="18"/>
-              </w:rPr>
-              <w:t>不收账号密码和登录态；本人发布或官方授权</w:t>
-            </w:r>
-          </w:p>
-        </w:tc>
-      </w:tr>
-      <w:tr>
-        <w:tc>
-          <w:tcPr>
-            <w:tcW w:type="dxa" w:w="4762"/>
-            <w:vAlign w:val="center"/>
-          </w:tcPr>
-          <w:p>
-            <w:pPr>
-              <w:spacing w:after="40" w:line="276" w:lineRule="auto"/>
-            </w:pPr>
-            <w:r>
-              <w:rPr>
-                <w:sz w:val="18"/>
-              </w:rPr>
-            </w:r>
-            <w:r>
-              <w:rPr>
-                <w:sz w:val="18"/>
-              </w:rPr>
-              <w:t>大量账号内容雷同</w:t>
-            </w:r>
-          </w:p>
-        </w:tc>
-        <w:tc>
-          <w:tcPr>
-            <w:tcW w:type="dxa" w:w="4762"/>
-            <w:vAlign w:val="center"/>
-          </w:tcPr>
-          <w:p>
-            <w:pPr>
-              <w:spacing w:after="40" w:line="276" w:lineRule="auto"/>
-            </w:pPr>
-            <w:r>
-              <w:rPr>
-                <w:sz w:val="18"/>
-              </w:rPr>
-            </w:r>
-            <w:r>
-              <w:rPr>
-                <w:sz w:val="18"/>
-              </w:rPr>
-              <w:t>跨账号相似度检查，真实城市、服务和素材差异化</w:t>
-            </w:r>
-          </w:p>
-        </w:tc>
-      </w:tr>
-      <w:tr>
-        <w:tc>
-          <w:tcPr>
-            <w:tcW w:type="dxa" w:w="4762"/>
-            <w:vAlign w:val="center"/>
-          </w:tcPr>
-          <w:p>
-            <w:pPr>
-              <w:spacing w:after="40" w:line="276" w:lineRule="auto"/>
-            </w:pPr>
-            <w:r>
-              <w:rPr>
-                <w:sz w:val="18"/>
-              </w:rPr>
-            </w:r>
-            <w:r>
-              <w:rPr>
-                <w:sz w:val="18"/>
-              </w:rPr>
-              <w:t>磁盘或费用失控</w:t>
-            </w:r>
-          </w:p>
-        </w:tc>
-        <w:tc>
-          <w:tcPr>
-            <w:tcW w:type="dxa" w:w="4762"/>
-            <w:vAlign w:val="center"/>
-          </w:tcPr>
-          <w:p>
-            <w:pPr>
-              <w:spacing w:after="40" w:line="276" w:lineRule="auto"/>
-            </w:pPr>
-            <w:r>
-              <w:rPr>
-                <w:sz w:val="18"/>
-              </w:rPr>
-            </w:r>
-            <w:r>
-              <w:rPr>
-                <w:sz w:val="18"/>
-              </w:rPr>
-              <w:t>缓存上限、低空间停止、任务预算和付费二次确认</w:t>
-            </w:r>
-          </w:p>
-        </w:tc>
-      </w:tr>
-      <w:tr>
-        <w:tc>
-          <w:tcPr>
-            <w:tcW w:type="dxa" w:w="4762"/>
-            <w:vAlign w:val="center"/>
-          </w:tcPr>
-          <w:p>
-            <w:pPr>
-              <w:spacing w:after="40" w:line="276" w:lineRule="auto"/>
-            </w:pPr>
-            <w:r>
-              <w:rPr>
-                <w:sz w:val="18"/>
-              </w:rPr>
-            </w:r>
-            <w:r>
-              <w:rPr>
-                <w:sz w:val="18"/>
-              </w:rPr>
-              <w:t>千账号数据串线</w:t>
-            </w:r>
-          </w:p>
-        </w:tc>
-        <w:tc>
-          <w:tcPr>
-            <w:tcW w:type="dxa" w:w="4762"/>
-            <w:vAlign w:val="center"/>
-          </w:tcPr>
-          <w:p>
-            <w:pPr>
-              <w:spacing w:after="40" w:line="276" w:lineRule="auto"/>
-            </w:pPr>
-            <w:r>
-              <w:rPr>
-                <w:sz w:val="18"/>
-              </w:rPr>
-            </w:r>
-            <w:r>
-              <w:rPr>
-                <w:sz w:val="18"/>
-              </w:rPr>
-              <w:t>租户隔离、最小权限和审计记录</w:t>
-            </w:r>
-          </w:p>
-        </w:tc>
-      </w:tr>
-    </w:tbl>
-    <w:p>
-      <w:pPr>
-        <w:spacing w:after="20"/>
-      </w:pPr>
-    </w:p>
-    <w:p>
-      <w:pPr>
-        <w:pStyle w:val="Heading1"/>
-      </w:pPr>
-      <w:r>
-        <w:t>十二、实施路线</w:t>
-      </w:r>
-    </w:p>
-    <w:p>
-      <w:r>
-        <w:t>单人开发情况下，V1.0 的 90 天同时完成内容、成片、发布、回流和完整 AI 员工过于激进。V2.0 采用“基础版目标 + 拉伸目标”。</w:t>
-      </w:r>
-    </w:p>
-    <w:tbl>
-      <w:tblPr>
-        <w:tblStyle w:val="TableGrid"/>
-        <w:tblW w:type="auto" w:w="0"/>
-        <w:jc w:val="center"/>
-        <w:tblLayout w:type="autofit"/>
-        <w:tblLook w:firstColumn="1" w:firstRow="1" w:lastColumn="0" w:lastRow="0" w:noHBand="0" w:noVBand="1" w:val="04A0"/>
-      </w:tblPr>
-      <w:tblGrid>
-        <w:gridCol w:w="2381"/>
-        <w:gridCol w:w="2381"/>
-        <w:gridCol w:w="2381"/>
-        <w:gridCol w:w="2381"/>
-      </w:tblGrid>
-      <w:tr>
-        <w:tc>
-          <w:tcPr>
-            <w:tcW w:type="dxa" w:w="2381"/>
-            <w:vAlign w:val="center"/>
-            <w:shd w:fill="D9EAF7"/>
-          </w:tcPr>
-          <w:p>
-            <w:pPr>
-              <w:spacing w:after="40" w:line="276" w:lineRule="auto"/>
+              <w:spacing w:after="20" w:line="264" w:lineRule="auto"/>
             </w:pPr>
             <w:r>
               <w:rPr>
@@ -3831,13 +941,13 @@
         </w:tc>
         <w:tc>
           <w:tcPr>
-            <w:tcW w:type="dxa" w:w="2381"/>
+            <w:tcW w:type="dxa" w:w="2493"/>
             <w:vAlign w:val="center"/>
             <w:shd w:fill="D9EAF7"/>
           </w:tcPr>
           <w:p>
             <w:pPr>
-              <w:spacing w:after="40" w:line="276" w:lineRule="auto"/>
+              <w:spacing w:after="20" w:line="264" w:lineRule="auto"/>
             </w:pPr>
             <w:r>
               <w:rPr>
@@ -3852,19 +962,19 @@
                 <w:color w:val="17365D"/>
                 <w:sz w:val="18"/>
               </w:rPr>
-              <w:t>预计时间</w:t>
+              <w:t>时间</w:t>
             </w:r>
           </w:p>
         </w:tc>
         <w:tc>
           <w:tcPr>
-            <w:tcW w:type="dxa" w:w="2381"/>
+            <w:tcW w:type="dxa" w:w="2493"/>
             <w:vAlign w:val="center"/>
             <w:shd w:fill="D9EAF7"/>
           </w:tcPr>
           <w:p>
             <w:pPr>
-              <w:spacing w:after="40" w:line="276" w:lineRule="auto"/>
+              <w:spacing w:after="20" w:line="264" w:lineRule="auto"/>
             </w:pPr>
             <w:r>
               <w:rPr>
@@ -3879,19 +989,19 @@
                 <w:color w:val="17365D"/>
                 <w:sz w:val="18"/>
               </w:rPr>
-              <w:t>主要工作</w:t>
+              <w:t>主要目标</w:t>
             </w:r>
           </w:p>
         </w:tc>
         <w:tc>
           <w:tcPr>
-            <w:tcW w:type="dxa" w:w="2381"/>
+            <w:tcW w:type="dxa" w:w="2493"/>
             <w:vAlign w:val="center"/>
             <w:shd w:fill="D9EAF7"/>
           </w:tcPr>
           <w:p>
             <w:pPr>
-              <w:spacing w:after="40" w:line="276" w:lineRule="auto"/>
+              <w:spacing w:after="20" w:line="264" w:lineRule="auto"/>
             </w:pPr>
             <w:r>
               <w:rPr>
@@ -3906,7 +1016,7 @@
                 <w:color w:val="17365D"/>
                 <w:sz w:val="18"/>
               </w:rPr>
-              <w:t>完成门槛</w:t>
+              <w:t>交付结果</w:t>
             </w:r>
           </w:p>
         </w:tc>
@@ -3914,12 +1024,12 @@
       <w:tr>
         <w:tc>
           <w:tcPr>
-            <w:tcW w:type="dxa" w:w="2381"/>
+            <w:tcW w:type="dxa" w:w="2493"/>
             <w:vAlign w:val="center"/>
           </w:tcPr>
           <w:p>
             <w:pPr>
-              <w:spacing w:after="40" w:line="276" w:lineRule="auto"/>
+              <w:spacing w:after="20" w:line="264" w:lineRule="auto"/>
             </w:pPr>
             <w:r>
               <w:rPr>
@@ -3930,18 +1040,18 @@
               <w:rPr>
                 <w:sz w:val="18"/>
               </w:rPr>
-              <w:t>0. 基线收口</w:t>
+              <w:t>第一阶段</w:t>
             </w:r>
           </w:p>
         </w:tc>
         <w:tc>
           <w:tcPr>
-            <w:tcW w:type="dxa" w:w="2381"/>
+            <w:tcW w:type="dxa" w:w="2493"/>
             <w:vAlign w:val="center"/>
           </w:tcPr>
           <w:p>
             <w:pPr>
-              <w:spacing w:after="40" w:line="276" w:lineRule="auto"/>
+              <w:spacing w:after="20" w:line="264" w:lineRule="auto"/>
             </w:pPr>
             <w:r>
               <w:rPr>
@@ -3952,18 +1062,18 @@
               <w:rPr>
                 <w:sz w:val="18"/>
               </w:rPr>
-              <w:t>1–2 周</w:t>
+              <w:t>第1–2周</w:t>
             </w:r>
           </w:p>
         </w:tc>
         <w:tc>
           <w:tcPr>
-            <w:tcW w:type="dxa" w:w="2381"/>
+            <w:tcW w:type="dxa" w:w="2493"/>
             <w:vAlign w:val="center"/>
           </w:tcPr>
           <w:p>
             <w:pPr>
-              <w:spacing w:after="40" w:line="276" w:lineRule="auto"/>
+              <w:spacing w:after="20" w:line="264" w:lineRule="auto"/>
             </w:pPr>
             <w:r>
               <w:rPr>
@@ -3974,18 +1084,18 @@
               <w:rPr>
                 <w:sz w:val="18"/>
               </w:rPr>
-              <w:t>启动唤醒修复、新安装包、微信 exact-build、产品详情图覆盖安装</w:t>
+              <w:t>收口现有版本。</w:t>
             </w:r>
           </w:p>
         </w:tc>
         <w:tc>
           <w:tcPr>
-            <w:tcW w:type="dxa" w:w="2381"/>
+            <w:tcW w:type="dxa" w:w="2493"/>
             <w:vAlign w:val="center"/>
           </w:tcPr>
           <w:p>
             <w:pPr>
-              <w:spacing w:after="40" w:line="276" w:lineRule="auto"/>
+              <w:spacing w:after="20" w:line="264" w:lineRule="auto"/>
             </w:pPr>
             <w:r>
               <w:rPr>
@@ -3996,7 +1106,7 @@
               <w:rPr>
                 <w:sz w:val="18"/>
               </w:rPr>
-              <w:t>源码、包和实机证据同版本</w:t>
+              <w:t>解决启动唤醒朋友圈问题，生成新安装包，完成微信拓客和产品详情图验收。</w:t>
             </w:r>
           </w:p>
         </w:tc>
@@ -4004,12 +1114,12 @@
       <w:tr>
         <w:tc>
           <w:tcPr>
-            <w:tcW w:type="dxa" w:w="2381"/>
+            <w:tcW w:type="dxa" w:w="2493"/>
             <w:vAlign w:val="center"/>
           </w:tcPr>
           <w:p>
             <w:pPr>
-              <w:spacing w:after="40" w:line="276" w:lineRule="auto"/>
+              <w:spacing w:after="20" w:line="264" w:lineRule="auto"/>
             </w:pPr>
             <w:r>
               <w:rPr>
@@ -4020,18 +1130,18 @@
               <w:rPr>
                 <w:sz w:val="18"/>
               </w:rPr>
-              <w:t>1. 调度中心 MVP</w:t>
+              <w:t>第二阶段</w:t>
             </w:r>
           </w:p>
         </w:tc>
         <w:tc>
           <w:tcPr>
-            <w:tcW w:type="dxa" w:w="2381"/>
+            <w:tcW w:type="dxa" w:w="2493"/>
             <w:vAlign w:val="center"/>
           </w:tcPr>
           <w:p>
             <w:pPr>
-              <w:spacing w:after="40" w:line="276" w:lineRule="auto"/>
+              <w:spacing w:after="20" w:line="264" w:lineRule="auto"/>
             </w:pPr>
             <w:r>
               <w:rPr>
@@ -4042,18 +1152,18 @@
               <w:rPr>
                 <w:sz w:val="18"/>
               </w:rPr>
-              <w:t>2–4 周</w:t>
+              <w:t>第3–4周</w:t>
             </w:r>
           </w:p>
         </w:tc>
         <w:tc>
           <w:tcPr>
-            <w:tcW w:type="dxa" w:w="2381"/>
+            <w:tcW w:type="dxa" w:w="2493"/>
             <w:vAlign w:val="center"/>
           </w:tcPr>
           <w:p>
             <w:pPr>
-              <w:spacing w:after="40" w:line="276" w:lineRule="auto"/>
+              <w:spacing w:after="20" w:line="264" w:lineRule="auto"/>
             </w:pPr>
             <w:r>
               <w:rPr>
@@ -4064,18 +1174,18 @@
               <w:rPr>
                 <w:sz w:val="18"/>
               </w:rPr>
-              <w:t>事件总线、统一任务状态、微信资源仲裁、暂停恢复</w:t>
+              <w:t>建统一任务中心。</w:t>
             </w:r>
           </w:p>
         </w:tc>
         <w:tc>
           <w:tcPr>
-            <w:tcW w:type="dxa" w:w="2381"/>
+            <w:tcW w:type="dxa" w:w="2493"/>
             <w:vAlign w:val="center"/>
           </w:tcPr>
           <w:p>
             <w:pPr>
-              <w:spacing w:after="40" w:line="276" w:lineRule="auto"/>
+              <w:spacing w:after="20" w:line="264" w:lineRule="auto"/>
             </w:pPr>
             <w:r>
               <w:rPr>
@@ -4086,7 +1196,7 @@
               <w:rPr>
                 <w:sz w:val="18"/>
               </w:rPr>
-              <w:t>自动回复可打断触达并安全恢复；模块故障隔离</w:t>
+              <w:t>主动触达、自动回复、朋友圈互动可以排队、暂停和继续，不互相抢微信。</w:t>
             </w:r>
           </w:p>
         </w:tc>
@@ -4094,12 +1204,12 @@
       <w:tr>
         <w:tc>
           <w:tcPr>
-            <w:tcW w:type="dxa" w:w="2381"/>
+            <w:tcW w:type="dxa" w:w="2493"/>
             <w:vAlign w:val="center"/>
           </w:tcPr>
           <w:p>
             <w:pPr>
-              <w:spacing w:after="40" w:line="276" w:lineRule="auto"/>
+              <w:spacing w:after="20" w:line="264" w:lineRule="auto"/>
             </w:pPr>
             <w:r>
               <w:rPr>
@@ -4110,18 +1220,18 @@
               <w:rPr>
                 <w:sz w:val="18"/>
               </w:rPr>
-              <w:t>2. 课程拆条 MVP</w:t>
+              <w:t>第三阶段</w:t>
             </w:r>
           </w:p>
         </w:tc>
         <w:tc>
           <w:tcPr>
-            <w:tcW w:type="dxa" w:w="2381"/>
+            <w:tcW w:type="dxa" w:w="2493"/>
             <w:vAlign w:val="center"/>
           </w:tcPr>
           <w:p>
             <w:pPr>
-              <w:spacing w:after="40" w:line="276" w:lineRule="auto"/>
+              <w:spacing w:after="20" w:line="264" w:lineRule="auto"/>
             </w:pPr>
             <w:r>
               <w:rPr>
@@ -4132,18 +1242,18 @@
               <w:rPr>
                 <w:sz w:val="18"/>
               </w:rPr>
-              <w:t>6–10 周</w:t>
+              <w:t>第5–8周</w:t>
             </w:r>
           </w:p>
         </w:tc>
         <w:tc>
           <w:tcPr>
-            <w:tcW w:type="dxa" w:w="2381"/>
+            <w:tcW w:type="dxa" w:w="2493"/>
             <w:vAlign w:val="center"/>
           </w:tcPr>
           <w:p>
             <w:pPr>
-              <w:spacing w:after="40" w:line="276" w:lineRule="auto"/>
+              <w:spacing w:after="20" w:line="264" w:lineRule="auto"/>
             </w:pPr>
             <w:r>
               <w:rPr>
@@ -4154,18 +1264,18 @@
               <w:rPr>
                 <w:sz w:val="18"/>
               </w:rPr>
-              <w:t>转录、选段、竖屏、字幕、包装、审核</w:t>
+              <w:t>做课程拆条。</w:t>
             </w:r>
           </w:p>
         </w:tc>
         <w:tc>
           <w:tcPr>
-            <w:tcW w:type="dxa" w:w="2381"/>
+            <w:tcW w:type="dxa" w:w="2493"/>
             <w:vAlign w:val="center"/>
           </w:tcPr>
           <w:p>
             <w:pPr>
-              <w:spacing w:after="40" w:line="276" w:lineRule="auto"/>
+              <w:spacing w:after="20" w:line="264" w:lineRule="auto"/>
             </w:pPr>
             <w:r>
               <w:rPr>
@@ -4176,7 +1286,7 @@
               <w:rPr>
                 <w:sz w:val="18"/>
               </w:rPr>
-              <w:t>5 个长视频样本，每个输出 3–8 个候选，90% 以上不截半句话</w:t>
+              <w:t>长课程自动转文字、选出片段，生成带字幕、标题和包装的竖屏初剪。</w:t>
             </w:r>
           </w:p>
         </w:tc>
@@ -4184,12 +1294,12 @@
       <w:tr>
         <w:tc>
           <w:tcPr>
-            <w:tcW w:type="dxa" w:w="2381"/>
+            <w:tcW w:type="dxa" w:w="2493"/>
             <w:vAlign w:val="center"/>
           </w:tcPr>
           <w:p>
             <w:pPr>
-              <w:spacing w:after="40" w:line="276" w:lineRule="auto"/>
+              <w:spacing w:after="20" w:line="264" w:lineRule="auto"/>
             </w:pPr>
             <w:r>
               <w:rPr>
@@ -4200,18 +1310,18 @@
               <w:rPr>
                 <w:sz w:val="18"/>
               </w:rPr>
-              <w:t>3. 智能混剪 MVP</w:t>
+              <w:t>第四阶段</w:t>
             </w:r>
           </w:p>
         </w:tc>
         <w:tc>
           <w:tcPr>
-            <w:tcW w:type="dxa" w:w="2381"/>
+            <w:tcW w:type="dxa" w:w="2493"/>
             <w:vAlign w:val="center"/>
           </w:tcPr>
           <w:p>
             <w:pPr>
-              <w:spacing w:after="40" w:line="276" w:lineRule="auto"/>
+              <w:spacing w:after="20" w:line="264" w:lineRule="auto"/>
             </w:pPr>
             <w:r>
               <w:rPr>
@@ -4222,18 +1332,18 @@
               <w:rPr>
                 <w:sz w:val="18"/>
               </w:rPr>
-              <w:t>6–10 周</w:t>
+              <w:t>第9–10周</w:t>
             </w:r>
           </w:p>
         </w:tc>
         <w:tc>
           <w:tcPr>
-            <w:tcW w:type="dxa" w:w="2381"/>
+            <w:tcW w:type="dxa" w:w="2493"/>
             <w:vAlign w:val="center"/>
           </w:tcPr>
           <w:p>
             <w:pPr>
-              <w:spacing w:after="40" w:line="276" w:lineRule="auto"/>
+              <w:spacing w:after="20" w:line="264" w:lineRule="auto"/>
             </w:pPr>
             <w:r>
               <w:rPr>
@@ -4244,18 +1354,18 @@
               <w:rPr>
                 <w:sz w:val="18"/>
               </w:rPr>
-              <w:t>脚本拆镜、素材检索、时间线、渲染</w:t>
+              <w:t>做智能混剪第一版。</w:t>
             </w:r>
           </w:p>
         </w:tc>
         <w:tc>
           <w:tcPr>
-            <w:tcW w:type="dxa" w:w="2381"/>
+            <w:tcW w:type="dxa" w:w="2493"/>
             <w:vAlign w:val="center"/>
           </w:tcPr>
           <w:p>
             <w:pPr>
-              <w:spacing w:after="40" w:line="276" w:lineRule="auto"/>
+              <w:spacing w:after="20" w:line="264" w:lineRule="auto"/>
             </w:pPr>
             <w:r>
               <w:rPr>
@@ -4266,7 +1376,7 @@
               <w:rPr>
                 <w:sz w:val="18"/>
               </w:rPr>
-              <w:t>20 个混合素材项目可编辑并稳定重渲染</w:t>
+              <w:t>选择碎片视频和图片，输入脚本后生成可预览、可替换镜头的初剪。</w:t>
             </w:r>
           </w:p>
         </w:tc>
@@ -4274,12 +1384,12 @@
       <w:tr>
         <w:tc>
           <w:tcPr>
-            <w:tcW w:type="dxa" w:w="2381"/>
+            <w:tcW w:type="dxa" w:w="2493"/>
             <w:vAlign w:val="center"/>
           </w:tcPr>
           <w:p>
             <w:pPr>
-              <w:spacing w:after="40" w:line="276" w:lineRule="auto"/>
+              <w:spacing w:after="20" w:line="264" w:lineRule="auto"/>
             </w:pPr>
             <w:r>
               <w:rPr>
@@ -4290,18 +1400,18 @@
               <w:rPr>
                 <w:sz w:val="18"/>
               </w:rPr>
-              <w:t>4. 朋友圈发布</w:t>
+              <w:t>第五阶段</w:t>
             </w:r>
           </w:p>
         </w:tc>
         <w:tc>
           <w:tcPr>
-            <w:tcW w:type="dxa" w:w="2381"/>
+            <w:tcW w:type="dxa" w:w="2493"/>
             <w:vAlign w:val="center"/>
           </w:tcPr>
           <w:p>
             <w:pPr>
-              <w:spacing w:after="40" w:line="276" w:lineRule="auto"/>
+              <w:spacing w:after="20" w:line="264" w:lineRule="auto"/>
             </w:pPr>
             <w:r>
               <w:rPr>
@@ -4312,18 +1422,18 @@
               <w:rPr>
                 <w:sz w:val="18"/>
               </w:rPr>
-              <w:t>2–4 周</w:t>
+              <w:t>第11–12周</w:t>
             </w:r>
           </w:p>
         </w:tc>
         <w:tc>
           <w:tcPr>
-            <w:tcW w:type="dxa" w:w="2381"/>
+            <w:tcW w:type="dxa" w:w="2493"/>
             <w:vAlign w:val="center"/>
           </w:tcPr>
           <w:p>
             <w:pPr>
-              <w:spacing w:after="40" w:line="276" w:lineRule="auto"/>
+              <w:spacing w:after="20" w:line="264" w:lineRule="auto"/>
             </w:pPr>
             <w:r>
               <w:rPr>
@@ -4334,18 +1444,18 @@
               <w:rPr>
                 <w:sz w:val="18"/>
               </w:rPr>
-              <w:t>草稿、审核、发布状态、结果确认</w:t>
+              <w:t>做发布包和小范围试点。</w:t>
             </w:r>
           </w:p>
         </w:tc>
         <w:tc>
           <w:tcPr>
-            <w:tcW w:type="dxa" w:w="2381"/>
+            <w:tcW w:type="dxa" w:w="2493"/>
             <w:vAlign w:val="center"/>
           </w:tcPr>
           <w:p>
             <w:pPr>
-              <w:spacing w:after="40" w:line="276" w:lineRule="auto"/>
+              <w:spacing w:after="20" w:line="264" w:lineRule="auto"/>
             </w:pPr>
             <w:r>
               <w:rPr>
@@ -4356,187 +1466,7 @@
               <w:rPr>
                 <w:sz w:val="18"/>
               </w:rPr>
-              <w:t>单账号连续运行，无结果未知自动重发</w:t>
-            </w:r>
-          </w:p>
-        </w:tc>
-      </w:tr>
-      <w:tr>
-        <w:tc>
-          <w:tcPr>
-            <w:tcW w:type="dxa" w:w="2381"/>
-            <w:vAlign w:val="center"/>
-          </w:tcPr>
-          <w:p>
-            <w:pPr>
-              <w:spacing w:after="40" w:line="276" w:lineRule="auto"/>
-            </w:pPr>
-            <w:r>
-              <w:rPr>
-                <w:sz w:val="18"/>
-              </w:rPr>
-            </w:r>
-            <w:r>
-              <w:rPr>
-                <w:sz w:val="18"/>
-              </w:rPr>
-              <w:t>5. 分发试点</w:t>
-            </w:r>
-          </w:p>
-        </w:tc>
-        <w:tc>
-          <w:tcPr>
-            <w:tcW w:type="dxa" w:w="2381"/>
-            <w:vAlign w:val="center"/>
-          </w:tcPr>
-          <w:p>
-            <w:pPr>
-              <w:spacing w:after="40" w:line="276" w:lineRule="auto"/>
-            </w:pPr>
-            <w:r>
-              <w:rPr>
-                <w:sz w:val="18"/>
-              </w:rPr>
-            </w:r>
-            <w:r>
-              <w:rPr>
-                <w:sz w:val="18"/>
-              </w:rPr>
-              <w:t>4–6 周</w:t>
-            </w:r>
-          </w:p>
-        </w:tc>
-        <w:tc>
-          <w:tcPr>
-            <w:tcW w:type="dxa" w:w="2381"/>
-            <w:vAlign w:val="center"/>
-          </w:tcPr>
-          <w:p>
-            <w:pPr>
-              <w:spacing w:after="40" w:line="276" w:lineRule="auto"/>
-            </w:pPr>
-            <w:r>
-              <w:rPr>
-                <w:sz w:val="18"/>
-              </w:rPr>
-            </w:r>
-            <w:r>
-              <w:rPr>
-                <w:sz w:val="18"/>
-              </w:rPr>
-              <w:t>学员 H5、发布包、回执、线索回流</w:t>
-            </w:r>
-          </w:p>
-        </w:tc>
-        <w:tc>
-          <w:tcPr>
-            <w:tcW w:type="dxa" w:w="2381"/>
-            <w:vAlign w:val="center"/>
-          </w:tcPr>
-          <w:p>
-            <w:pPr>
-              <w:spacing w:after="40" w:line="276" w:lineRule="auto"/>
-            </w:pPr>
-            <w:r>
-              <w:rPr>
-                <w:sz w:val="18"/>
-              </w:rPr>
-            </w:r>
-            <w:r>
-              <w:rPr>
-                <w:sz w:val="18"/>
-              </w:rPr>
-              <w:t>10–20 个账号连续 4 周，发布完成率达到 80%</w:t>
-            </w:r>
-          </w:p>
-        </w:tc>
-      </w:tr>
-      <w:tr>
-        <w:tc>
-          <w:tcPr>
-            <w:tcW w:type="dxa" w:w="2381"/>
-            <w:vAlign w:val="center"/>
-          </w:tcPr>
-          <w:p>
-            <w:pPr>
-              <w:spacing w:after="40" w:line="276" w:lineRule="auto"/>
-            </w:pPr>
-            <w:r>
-              <w:rPr>
-                <w:sz w:val="18"/>
-              </w:rPr>
-            </w:r>
-            <w:r>
-              <w:rPr>
-                <w:sz w:val="18"/>
-              </w:rPr>
-              <w:t>6. 规模化</w:t>
-            </w:r>
-          </w:p>
-        </w:tc>
-        <w:tc>
-          <w:tcPr>
-            <w:tcW w:type="dxa" w:w="2381"/>
-            <w:vAlign w:val="center"/>
-          </w:tcPr>
-          <w:p>
-            <w:pPr>
-              <w:spacing w:after="40" w:line="276" w:lineRule="auto"/>
-            </w:pPr>
-            <w:r>
-              <w:rPr>
-                <w:sz w:val="18"/>
-              </w:rPr>
-            </w:r>
-            <w:r>
-              <w:rPr>
-                <w:sz w:val="18"/>
-              </w:rPr>
-              <w:t>达标后</w:t>
-            </w:r>
-          </w:p>
-        </w:tc>
-        <w:tc>
-          <w:tcPr>
-            <w:tcW w:type="dxa" w:w="2381"/>
-            <w:vAlign w:val="center"/>
-          </w:tcPr>
-          <w:p>
-            <w:pPr>
-              <w:spacing w:after="40" w:line="276" w:lineRule="auto"/>
-            </w:pPr>
-            <w:r>
-              <w:rPr>
-                <w:sz w:val="18"/>
-              </w:rPr>
-            </w:r>
-            <w:r>
-              <w:rPr>
-                <w:sz w:val="18"/>
-              </w:rPr>
-              <w:t>云端控制面、多租户、官方平台适配器</w:t>
-            </w:r>
-          </w:p>
-        </w:tc>
-        <w:tc>
-          <w:tcPr>
-            <w:tcW w:type="dxa" w:w="2381"/>
-            <w:vAlign w:val="center"/>
-          </w:tcPr>
-          <w:p>
-            <w:pPr>
-              <w:spacing w:after="40" w:line="276" w:lineRule="auto"/>
-            </w:pPr>
-            <w:r>
-              <w:rPr>
-                <w:sz w:val="18"/>
-              </w:rPr>
-            </w:r>
-            <w:r>
-              <w:rPr>
-                <w:sz w:val="18"/>
-              </w:rPr>
-              <w:t>先过 50 个账号门槛，再到 300</w:t>
+              <w:t>为10–20名学员生成视频、封面和文案，学员本人发布并回传结果。</w:t>
             </w:r>
           </w:p>
         </w:tc>
@@ -4549,7 +1479,16 @@
     </w:p>
     <w:p>
       <w:r>
-        <w:t>前 90 天的现实目标：完成基线收口、调度中心 MVP 和课程拆条可用版；智能混剪做到原型或早期 MVP。不能为了赶时间把未验收页面写成完成。</w:t>
+        <w:t>如果一个人开发进度不足，优先顺序不变：</w:t>
+      </w:r>
+      <w:r>
+        <w:rPr>
+          <w:b/>
+        </w:rPr>
+        <w:t>先微信自动流程，再课程拆条，再智能混剪，最后渠道试点。</w:t>
+      </w:r>
+      <w:r>
+        <w:t xml:space="preserve"> 不为了赶90天，把没有验收的功能写成已经完成。</w:t>
       </w:r>
     </w:p>
     <w:p>
@@ -4557,7 +1496,1564 @@
         <w:pStyle w:val="Heading1"/>
       </w:pPr>
       <w:r>
-        <w:t>十三、验收标准</w:t>
+        <w:t>四、下一阶段各模块怎么做</w:t>
+      </w:r>
+    </w:p>
+    <w:p>
+      <w:r>
+        <w:t>可以把下一阶段理解成一条简单流水线：任务自动排队，素材进入系统，生成成片，学员发布，线索回到微信。</w:t>
+      </w:r>
+    </w:p>
+    <w:tbl>
+      <w:tblPr>
+        <w:tblStyle w:val="TableGrid"/>
+        <w:tblW w:type="auto" w:w="0"/>
+        <w:jc w:val="center"/>
+        <w:tblLayout w:type="autofit"/>
+        <w:tblLook w:firstColumn="1" w:firstRow="1" w:lastColumn="0" w:lastRow="0" w:noHBand="0" w:noVBand="1" w:val="04A0"/>
+      </w:tblPr>
+      <w:tblGrid>
+        <w:gridCol w:w="3324"/>
+        <w:gridCol w:w="3324"/>
+        <w:gridCol w:w="3324"/>
+      </w:tblGrid>
+      <w:tr>
+        <w:tc>
+          <w:tcPr>
+            <w:tcW w:type="dxa" w:w="3324"/>
+            <w:vAlign w:val="center"/>
+            <w:shd w:fill="D9EAF7"/>
+          </w:tcPr>
+          <w:p>
+            <w:pPr>
+              <w:spacing w:after="20" w:line="264" w:lineRule="auto"/>
+            </w:pPr>
+            <w:r>
+              <w:rPr>
+                <w:b/>
+                <w:color w:val="17365D"/>
+                <w:sz w:val="18"/>
+              </w:rPr>
+            </w:r>
+            <w:r>
+              <w:rPr>
+                <w:b/>
+                <w:color w:val="17365D"/>
+                <w:sz w:val="18"/>
+              </w:rPr>
+              <w:t>模块</w:t>
+            </w:r>
+          </w:p>
+        </w:tc>
+        <w:tc>
+          <w:tcPr>
+            <w:tcW w:type="dxa" w:w="3324"/>
+            <w:vAlign w:val="center"/>
+            <w:shd w:fill="D9EAF7"/>
+          </w:tcPr>
+          <w:p>
+            <w:pPr>
+              <w:spacing w:after="20" w:line="264" w:lineRule="auto"/>
+            </w:pPr>
+            <w:r>
+              <w:rPr>
+                <w:b/>
+                <w:color w:val="17365D"/>
+                <w:sz w:val="18"/>
+              </w:rPr>
+            </w:r>
+            <w:r>
+              <w:rPr>
+                <w:b/>
+                <w:color w:val="17365D"/>
+                <w:sz w:val="18"/>
+              </w:rPr>
+              <w:t>通俗解释</w:t>
+            </w:r>
+          </w:p>
+        </w:tc>
+        <w:tc>
+          <w:tcPr>
+            <w:tcW w:type="dxa" w:w="3324"/>
+            <w:vAlign w:val="center"/>
+            <w:shd w:fill="D9EAF7"/>
+          </w:tcPr>
+          <w:p>
+            <w:pPr>
+              <w:spacing w:after="20" w:line="264" w:lineRule="auto"/>
+            </w:pPr>
+            <w:r>
+              <w:rPr>
+                <w:b/>
+                <w:color w:val="17365D"/>
+                <w:sz w:val="18"/>
+              </w:rPr>
+            </w:r>
+            <w:r>
+              <w:rPr>
+                <w:b/>
+                <w:color w:val="17365D"/>
+                <w:sz w:val="18"/>
+              </w:rPr>
+              <w:t>第一版做到什么程度</w:t>
+            </w:r>
+          </w:p>
+        </w:tc>
+      </w:tr>
+      <w:tr>
+        <w:tc>
+          <w:tcPr>
+            <w:tcW w:type="dxa" w:w="3324"/>
+            <w:vAlign w:val="center"/>
+          </w:tcPr>
+          <w:p>
+            <w:pPr>
+              <w:spacing w:after="20" w:line="264" w:lineRule="auto"/>
+            </w:pPr>
+            <w:r>
+              <w:rPr>
+                <w:sz w:val="18"/>
+              </w:rPr>
+            </w:r>
+            <w:r>
+              <w:rPr>
+                <w:sz w:val="18"/>
+              </w:rPr>
+              <w:t>统一任务中心</w:t>
+            </w:r>
+          </w:p>
+        </w:tc>
+        <w:tc>
+          <w:tcPr>
+            <w:tcW w:type="dxa" w:w="3324"/>
+            <w:vAlign w:val="center"/>
+          </w:tcPr>
+          <w:p>
+            <w:pPr>
+              <w:spacing w:after="20" w:line="264" w:lineRule="auto"/>
+            </w:pPr>
+            <w:r>
+              <w:rPr>
+                <w:sz w:val="18"/>
+              </w:rPr>
+            </w:r>
+            <w:r>
+              <w:rPr>
+                <w:sz w:val="18"/>
+              </w:rPr>
+              <w:t>决定现在该主动触达、自动回复，还是做朋友圈任务。</w:t>
+            </w:r>
+          </w:p>
+        </w:tc>
+        <w:tc>
+          <w:tcPr>
+            <w:tcW w:type="dxa" w:w="3324"/>
+            <w:vAlign w:val="center"/>
+          </w:tcPr>
+          <w:p>
+            <w:pPr>
+              <w:spacing w:after="20" w:line="264" w:lineRule="auto"/>
+            </w:pPr>
+            <w:r>
+              <w:rPr>
+                <w:sz w:val="18"/>
+              </w:rPr>
+            </w:r>
+            <w:r>
+              <w:rPr>
+                <w:sz w:val="18"/>
+              </w:rPr>
+              <w:t>一个功能占用微信时，其他功能等待；新消息优先；完成后自动继续原任务。</w:t>
+            </w:r>
+          </w:p>
+        </w:tc>
+      </w:tr>
+      <w:tr>
+        <w:tc>
+          <w:tcPr>
+            <w:tcW w:type="dxa" w:w="3324"/>
+            <w:vAlign w:val="center"/>
+          </w:tcPr>
+          <w:p>
+            <w:pPr>
+              <w:spacing w:after="20" w:line="264" w:lineRule="auto"/>
+            </w:pPr>
+            <w:r>
+              <w:rPr>
+                <w:sz w:val="18"/>
+              </w:rPr>
+            </w:r>
+            <w:r>
+              <w:rPr>
+                <w:sz w:val="18"/>
+              </w:rPr>
+              <w:t>素材仓库</w:t>
+            </w:r>
+          </w:p>
+        </w:tc>
+        <w:tc>
+          <w:tcPr>
+            <w:tcW w:type="dxa" w:w="3324"/>
+            <w:vAlign w:val="center"/>
+          </w:tcPr>
+          <w:p>
+            <w:pPr>
+              <w:spacing w:after="20" w:line="264" w:lineRule="auto"/>
+            </w:pPr>
+            <w:r>
+              <w:rPr>
+                <w:sz w:val="18"/>
+              </w:rPr>
+            </w:r>
+            <w:r>
+              <w:rPr>
+                <w:sz w:val="18"/>
+              </w:rPr>
+              <w:t>把课程、口播、产品视频、图片和产品详情图统一管理。</w:t>
+            </w:r>
+          </w:p>
+        </w:tc>
+        <w:tc>
+          <w:tcPr>
+            <w:tcW w:type="dxa" w:w="3324"/>
+            <w:vAlign w:val="center"/>
+          </w:tcPr>
+          <w:p>
+            <w:pPr>
+              <w:spacing w:after="20" w:line="264" w:lineRule="auto"/>
+            </w:pPr>
+            <w:r>
+              <w:rPr>
+                <w:sz w:val="18"/>
+              </w:rPr>
+            </w:r>
+            <w:r>
+              <w:rPr>
+                <w:sz w:val="18"/>
+              </w:rPr>
+              <w:t>原片不重复复制，可以搜索、打标签、看处理进度。</w:t>
+            </w:r>
+          </w:p>
+        </w:tc>
+      </w:tr>
+      <w:tr>
+        <w:tc>
+          <w:tcPr>
+            <w:tcW w:type="dxa" w:w="3324"/>
+            <w:vAlign w:val="center"/>
+          </w:tcPr>
+          <w:p>
+            <w:pPr>
+              <w:spacing w:after="20" w:line="264" w:lineRule="auto"/>
+            </w:pPr>
+            <w:r>
+              <w:rPr>
+                <w:sz w:val="18"/>
+              </w:rPr>
+            </w:r>
+            <w:r>
+              <w:rPr>
+                <w:sz w:val="18"/>
+              </w:rPr>
+              <w:t>课程拆条</w:t>
+            </w:r>
+          </w:p>
+        </w:tc>
+        <w:tc>
+          <w:tcPr>
+            <w:tcW w:type="dxa" w:w="3324"/>
+            <w:vAlign w:val="center"/>
+          </w:tcPr>
+          <w:p>
+            <w:pPr>
+              <w:spacing w:after="20" w:line="264" w:lineRule="auto"/>
+            </w:pPr>
+            <w:r>
+              <w:rPr>
+                <w:sz w:val="18"/>
+              </w:rPr>
+            </w:r>
+            <w:r>
+              <w:rPr>
+                <w:sz w:val="18"/>
+              </w:rPr>
+              <w:t>从长课程里找出值得单独发布的完整观点。</w:t>
+            </w:r>
+          </w:p>
+        </w:tc>
+        <w:tc>
+          <w:tcPr>
+            <w:tcW w:type="dxa" w:w="3324"/>
+            <w:vAlign w:val="center"/>
+          </w:tcPr>
+          <w:p>
+            <w:pPr>
+              <w:spacing w:after="20" w:line="264" w:lineRule="auto"/>
+            </w:pPr>
+            <w:r>
+              <w:rPr>
+                <w:sz w:val="18"/>
+              </w:rPr>
+            </w:r>
+            <w:r>
+              <w:rPr>
+                <w:sz w:val="18"/>
+              </w:rPr>
+              <w:t>每个课程给出3–8条候选，自动加字幕、标题、Logo和行动引导。</w:t>
+            </w:r>
+          </w:p>
+        </w:tc>
+      </w:tr>
+      <w:tr>
+        <w:tc>
+          <w:tcPr>
+            <w:tcW w:type="dxa" w:w="3324"/>
+            <w:vAlign w:val="center"/>
+          </w:tcPr>
+          <w:p>
+            <w:pPr>
+              <w:spacing w:after="20" w:line="264" w:lineRule="auto"/>
+            </w:pPr>
+            <w:r>
+              <w:rPr>
+                <w:sz w:val="18"/>
+              </w:rPr>
+            </w:r>
+            <w:r>
+              <w:rPr>
+                <w:sz w:val="18"/>
+              </w:rPr>
+              <w:t>智能混剪</w:t>
+            </w:r>
+          </w:p>
+        </w:tc>
+        <w:tc>
+          <w:tcPr>
+            <w:tcW w:type="dxa" w:w="3324"/>
+            <w:vAlign w:val="center"/>
+          </w:tcPr>
+          <w:p>
+            <w:pPr>
+              <w:spacing w:after="20" w:line="264" w:lineRule="auto"/>
+            </w:pPr>
+            <w:r>
+              <w:rPr>
+                <w:sz w:val="18"/>
+              </w:rPr>
+            </w:r>
+            <w:r>
+              <w:rPr>
+                <w:sz w:val="18"/>
+              </w:rPr>
+              <w:t>按脚本从碎片素材里选镜头并组合。</w:t>
+            </w:r>
+          </w:p>
+        </w:tc>
+        <w:tc>
+          <w:tcPr>
+            <w:tcW w:type="dxa" w:w="3324"/>
+            <w:vAlign w:val="center"/>
+          </w:tcPr>
+          <w:p>
+            <w:pPr>
+              <w:spacing w:after="20" w:line="264" w:lineRule="auto"/>
+            </w:pPr>
+            <w:r>
+              <w:rPr>
+                <w:sz w:val="18"/>
+              </w:rPr>
+            </w:r>
+            <w:r>
+              <w:rPr>
+                <w:sz w:val="18"/>
+              </w:rPr>
+              <w:t>先生成可修改的初剪；素材不足时直接提示，不虚构内容。</w:t>
+            </w:r>
+          </w:p>
+        </w:tc>
+      </w:tr>
+      <w:tr>
+        <w:tc>
+          <w:tcPr>
+            <w:tcW w:type="dxa" w:w="3324"/>
+            <w:vAlign w:val="center"/>
+          </w:tcPr>
+          <w:p>
+            <w:pPr>
+              <w:spacing w:after="20" w:line="264" w:lineRule="auto"/>
+            </w:pPr>
+            <w:r>
+              <w:rPr>
+                <w:sz w:val="18"/>
+              </w:rPr>
+            </w:r>
+            <w:r>
+              <w:rPr>
+                <w:sz w:val="18"/>
+              </w:rPr>
+              <w:t>成片中心</w:t>
+            </w:r>
+          </w:p>
+        </w:tc>
+        <w:tc>
+          <w:tcPr>
+            <w:tcW w:type="dxa" w:w="3324"/>
+            <w:vAlign w:val="center"/>
+          </w:tcPr>
+          <w:p>
+            <w:pPr>
+              <w:spacing w:after="20" w:line="264" w:lineRule="auto"/>
+            </w:pPr>
+            <w:r>
+              <w:rPr>
+                <w:sz w:val="18"/>
+              </w:rPr>
+            </w:r>
+            <w:r>
+              <w:rPr>
+                <w:sz w:val="18"/>
+              </w:rPr>
+              <w:t>统一存放课程拆条、智能混剪和以后AI生成的视频。</w:t>
+            </w:r>
+          </w:p>
+        </w:tc>
+        <w:tc>
+          <w:tcPr>
+            <w:tcW w:type="dxa" w:w="3324"/>
+            <w:vAlign w:val="center"/>
+          </w:tcPr>
+          <w:p>
+            <w:pPr>
+              <w:spacing w:after="20" w:line="264" w:lineRule="auto"/>
+            </w:pPr>
+            <w:r>
+              <w:rPr>
+                <w:sz w:val="18"/>
+              </w:rPr>
+            </w:r>
+            <w:r>
+              <w:rPr>
+                <w:sz w:val="18"/>
+              </w:rPr>
+              <w:t>可以预览、修改、重新导出，并生成封面和发布文案。</w:t>
+            </w:r>
+          </w:p>
+        </w:tc>
+      </w:tr>
+      <w:tr>
+        <w:tc>
+          <w:tcPr>
+            <w:tcW w:type="dxa" w:w="3324"/>
+            <w:vAlign w:val="center"/>
+          </w:tcPr>
+          <w:p>
+            <w:pPr>
+              <w:spacing w:after="20" w:line="264" w:lineRule="auto"/>
+            </w:pPr>
+            <w:r>
+              <w:rPr>
+                <w:sz w:val="18"/>
+              </w:rPr>
+            </w:r>
+            <w:r>
+              <w:rPr>
+                <w:sz w:val="18"/>
+              </w:rPr>
+              <w:t>朋友圈发布</w:t>
+            </w:r>
+          </w:p>
+        </w:tc>
+        <w:tc>
+          <w:tcPr>
+            <w:tcW w:type="dxa" w:w="3324"/>
+            <w:vAlign w:val="center"/>
+          </w:tcPr>
+          <w:p>
+            <w:pPr>
+              <w:spacing w:after="20" w:line="264" w:lineRule="auto"/>
+            </w:pPr>
+            <w:r>
+              <w:rPr>
+                <w:sz w:val="18"/>
+              </w:rPr>
+            </w:r>
+            <w:r>
+              <w:rPr>
+                <w:sz w:val="18"/>
+              </w:rPr>
+              <w:t>把审核通过的内容发到朋友圈。</w:t>
+            </w:r>
+          </w:p>
+        </w:tc>
+        <w:tc>
+          <w:tcPr>
+            <w:tcW w:type="dxa" w:w="3324"/>
+            <w:vAlign w:val="center"/>
+          </w:tcPr>
+          <w:p>
+            <w:pPr>
+              <w:spacing w:after="20" w:line="264" w:lineRule="auto"/>
+            </w:pPr>
+            <w:r>
+              <w:rPr>
+                <w:sz w:val="18"/>
+              </w:rPr>
+            </w:r>
+            <w:r>
+              <w:rPr>
+                <w:sz w:val="18"/>
+              </w:rPr>
+              <w:t>第一版先做草稿和人工确认，记录成功、失败或结果不确定。</w:t>
+            </w:r>
+          </w:p>
+        </w:tc>
+      </w:tr>
+      <w:tr>
+        <w:tc>
+          <w:tcPr>
+            <w:tcW w:type="dxa" w:w="3324"/>
+            <w:vAlign w:val="center"/>
+          </w:tcPr>
+          <w:p>
+            <w:pPr>
+              <w:spacing w:after="20" w:line="264" w:lineRule="auto"/>
+            </w:pPr>
+            <w:r>
+              <w:rPr>
+                <w:sz w:val="18"/>
+              </w:rPr>
+            </w:r>
+            <w:r>
+              <w:rPr>
+                <w:sz w:val="18"/>
+              </w:rPr>
+              <w:t>学员发布包</w:t>
+            </w:r>
+          </w:p>
+        </w:tc>
+        <w:tc>
+          <w:tcPr>
+            <w:tcW w:type="dxa" w:w="3324"/>
+            <w:vAlign w:val="center"/>
+          </w:tcPr>
+          <w:p>
+            <w:pPr>
+              <w:spacing w:after="20" w:line="264" w:lineRule="auto"/>
+            </w:pPr>
+            <w:r>
+              <w:rPr>
+                <w:sz w:val="18"/>
+              </w:rPr>
+            </w:r>
+            <w:r>
+              <w:rPr>
+                <w:sz w:val="18"/>
+              </w:rPr>
+              <w:t>总部把成片交给学员发布。</w:t>
+            </w:r>
+          </w:p>
+        </w:tc>
+        <w:tc>
+          <w:tcPr>
+            <w:tcW w:type="dxa" w:w="3324"/>
+            <w:vAlign w:val="center"/>
+          </w:tcPr>
+          <w:p>
+            <w:pPr>
+              <w:spacing w:after="20" w:line="264" w:lineRule="auto"/>
+            </w:pPr>
+            <w:r>
+              <w:rPr>
+                <w:sz w:val="18"/>
+              </w:rPr>
+            </w:r>
+            <w:r>
+              <w:rPr>
+                <w:sz w:val="18"/>
+              </w:rPr>
+              <w:t>视频、封面、文案、标签放在一个简单页面里，学员本人手机发布。</w:t>
+            </w:r>
+          </w:p>
+        </w:tc>
+      </w:tr>
+      <w:tr>
+        <w:tc>
+          <w:tcPr>
+            <w:tcW w:type="dxa" w:w="3324"/>
+            <w:vAlign w:val="center"/>
+          </w:tcPr>
+          <w:p>
+            <w:pPr>
+              <w:spacing w:after="20" w:line="264" w:lineRule="auto"/>
+            </w:pPr>
+            <w:r>
+              <w:rPr>
+                <w:sz w:val="18"/>
+              </w:rPr>
+            </w:r>
+            <w:r>
+              <w:rPr>
+                <w:sz w:val="18"/>
+              </w:rPr>
+              <w:t>线索回流</w:t>
+            </w:r>
+          </w:p>
+        </w:tc>
+        <w:tc>
+          <w:tcPr>
+            <w:tcW w:type="dxa" w:w="3324"/>
+            <w:vAlign w:val="center"/>
+          </w:tcPr>
+          <w:p>
+            <w:pPr>
+              <w:spacing w:after="20" w:line="264" w:lineRule="auto"/>
+            </w:pPr>
+            <w:r>
+              <w:rPr>
+                <w:sz w:val="18"/>
+              </w:rPr>
+            </w:r>
+            <w:r>
+              <w:rPr>
+                <w:sz w:val="18"/>
+              </w:rPr>
+              <w:t>把发布后的咨询和加微信客户记录回来。</w:t>
+            </w:r>
+          </w:p>
+        </w:tc>
+        <w:tc>
+          <w:tcPr>
+            <w:tcW w:type="dxa" w:w="3324"/>
+            <w:vAlign w:val="center"/>
+          </w:tcPr>
+          <w:p>
+            <w:pPr>
+              <w:spacing w:after="20" w:line="264" w:lineRule="auto"/>
+            </w:pPr>
+            <w:r>
+              <w:rPr>
+                <w:sz w:val="18"/>
+              </w:rPr>
+            </w:r>
+            <w:r>
+              <w:rPr>
+                <w:sz w:val="18"/>
+              </w:rPr>
+              <w:t>记录来源平台、视频和学员，进入客户池继续自动回复和触达。</w:t>
+            </w:r>
+          </w:p>
+        </w:tc>
+      </w:tr>
+    </w:tbl>
+    <w:p>
+      <w:pPr>
+        <w:spacing w:after="20"/>
+      </w:pPr>
+    </w:p>
+    <w:p>
+      <w:pPr>
+        <w:pStyle w:val="Heading1"/>
+      </w:pPr>
+      <w:r>
+        <w:t>五、为什么现在不直接做全自动发布和上千账号</w:t>
+      </w:r>
+    </w:p>
+    <w:p>
+      <w:r>
+        <w:t>全自动发布和上千账号听起来很大，但不是当前最优先的目标：</w:t>
+      </w:r>
+    </w:p>
+    <w:p>
+      <w:pPr>
+        <w:pStyle w:val="ListBullet"/>
+      </w:pPr>
+      <w:r>
+        <w:t>平台登录、验证码和账号安全风险高。</w:t>
+      </w:r>
+    </w:p>
+    <w:p>
+      <w:pPr>
+        <w:pStyle w:val="ListBullet"/>
+      </w:pPr>
+      <w:r>
+        <w:t>当前真正缺的是稳定的成片能力，而不是帮人点击“发布”。</w:t>
+      </w:r>
+    </w:p>
+    <w:p>
+      <w:pPr>
+        <w:pStyle w:val="ListBullet"/>
+      </w:pPr>
+      <w:r>
+        <w:t>内容没有做好时，账号越多，重复内容和违规风险越大。</w:t>
+      </w:r>
+    </w:p>
+    <w:p>
+      <w:pPr>
+        <w:pStyle w:val="ListBullet"/>
+      </w:pPr>
+      <w:r>
+        <w:t>目前主要是一个人在开发和运营，必须先把小范围流程跑稳。</w:t>
+      </w:r>
+    </w:p>
+    <w:p>
+      <w:r>
+        <w:t>所以第一阶段采用：</w:t>
+      </w:r>
+      <w:r>
+        <w:rPr>
+          <w:b/>
+        </w:rPr>
+        <w:t>总部生成内容和发布包，学员本人确认发布。</w:t>
+      </w:r>
+    </w:p>
+    <w:p>
+      <w:r>
+        <w:t>等10–20个账号连续运行稳定后，再到50个；50个稳定后，再考虑300个。不能从一个账号直接跳到1,000个。</w:t>
+      </w:r>
+    </w:p>
+    <w:p>
+      <w:pPr>
+        <w:pStyle w:val="Heading1"/>
+      </w:pPr>
+      <w:r>
+        <w:t>六、我们参考别人什么</w:t>
+      </w:r>
+    </w:p>
+    <w:p>
+      <w:r>
+        <w:t>不是照抄别人的界面，而是学习他们最成熟的能力。</w:t>
+      </w:r>
+    </w:p>
+    <w:tbl>
+      <w:tblPr>
+        <w:tblStyle w:val="TableGrid"/>
+        <w:tblW w:type="auto" w:w="0"/>
+        <w:jc w:val="center"/>
+        <w:tblLayout w:type="autofit"/>
+        <w:tblLook w:firstColumn="1" w:firstRow="1" w:lastColumn="0" w:lastRow="0" w:noHBand="0" w:noVBand="1" w:val="04A0"/>
+      </w:tblPr>
+      <w:tblGrid>
+        <w:gridCol w:w="3324"/>
+        <w:gridCol w:w="3324"/>
+        <w:gridCol w:w="3324"/>
+      </w:tblGrid>
+      <w:tr>
+        <w:tc>
+          <w:tcPr>
+            <w:tcW w:type="dxa" w:w="3324"/>
+            <w:vAlign w:val="center"/>
+            <w:shd w:fill="D9EAF7"/>
+          </w:tcPr>
+          <w:p>
+            <w:pPr>
+              <w:spacing w:after="20" w:line="264" w:lineRule="auto"/>
+            </w:pPr>
+            <w:r>
+              <w:rPr>
+                <w:b/>
+                <w:color w:val="17365D"/>
+                <w:sz w:val="18"/>
+              </w:rPr>
+            </w:r>
+            <w:r>
+              <w:rPr>
+                <w:b/>
+                <w:color w:val="17365D"/>
+                <w:sz w:val="18"/>
+              </w:rPr>
+              <w:t>参考方向</w:t>
+            </w:r>
+          </w:p>
+        </w:tc>
+        <w:tc>
+          <w:tcPr>
+            <w:tcW w:type="dxa" w:w="3324"/>
+            <w:vAlign w:val="center"/>
+            <w:shd w:fill="D9EAF7"/>
+          </w:tcPr>
+          <w:p>
+            <w:pPr>
+              <w:spacing w:after="20" w:line="264" w:lineRule="auto"/>
+            </w:pPr>
+            <w:r>
+              <w:rPr>
+                <w:b/>
+                <w:color w:val="17365D"/>
+                <w:sz w:val="18"/>
+              </w:rPr>
+            </w:r>
+            <w:r>
+              <w:rPr>
+                <w:b/>
+                <w:color w:val="17365D"/>
+                <w:sz w:val="18"/>
+              </w:rPr>
+              <w:t>我们学习什么</w:t>
+            </w:r>
+          </w:p>
+        </w:tc>
+        <w:tc>
+          <w:tcPr>
+            <w:tcW w:type="dxa" w:w="3324"/>
+            <w:vAlign w:val="center"/>
+            <w:shd w:fill="D9EAF7"/>
+          </w:tcPr>
+          <w:p>
+            <w:pPr>
+              <w:spacing w:after="20" w:line="264" w:lineRule="auto"/>
+            </w:pPr>
+            <w:r>
+              <w:rPr>
+                <w:b/>
+                <w:color w:val="17365D"/>
+                <w:sz w:val="18"/>
+              </w:rPr>
+            </w:r>
+            <w:r>
+              <w:rPr>
+                <w:b/>
+                <w:color w:val="17365D"/>
+                <w:sz w:val="18"/>
+              </w:rPr>
+              <w:t>落到小玺AI获客里怎么做</w:t>
+            </w:r>
+          </w:p>
+        </w:tc>
+      </w:tr>
+      <w:tr>
+        <w:tc>
+          <w:tcPr>
+            <w:tcW w:type="dxa" w:w="3324"/>
+            <w:vAlign w:val="center"/>
+          </w:tcPr>
+          <w:p>
+            <w:pPr>
+              <w:spacing w:after="20" w:line="264" w:lineRule="auto"/>
+            </w:pPr>
+            <w:r>
+              <w:rPr>
+                <w:sz w:val="18"/>
+              </w:rPr>
+            </w:r>
+            <w:r>
+              <w:rPr>
+                <w:sz w:val="18"/>
+              </w:rPr>
+              <w:t>Opus Clip</w:t>
+            </w:r>
+          </w:p>
+        </w:tc>
+        <w:tc>
+          <w:tcPr>
+            <w:tcW w:type="dxa" w:w="3324"/>
+            <w:vAlign w:val="center"/>
+          </w:tcPr>
+          <w:p>
+            <w:pPr>
+              <w:spacing w:after="20" w:line="264" w:lineRule="auto"/>
+            </w:pPr>
+            <w:r>
+              <w:rPr>
+                <w:sz w:val="18"/>
+              </w:rPr>
+            </w:r>
+            <w:r>
+              <w:rPr>
+                <w:sz w:val="18"/>
+              </w:rPr>
+              <w:t>从长视频里挑出值得发布的片段，并自动做好字幕和包装。</w:t>
+            </w:r>
+          </w:p>
+        </w:tc>
+        <w:tc>
+          <w:tcPr>
+            <w:tcW w:type="dxa" w:w="3324"/>
+            <w:vAlign w:val="center"/>
+          </w:tcPr>
+          <w:p>
+            <w:pPr>
+              <w:spacing w:after="20" w:line="264" w:lineRule="auto"/>
+            </w:pPr>
+            <w:r>
+              <w:rPr>
+                <w:sz w:val="18"/>
+              </w:rPr>
+            </w:r>
+            <w:r>
+              <w:rPr>
+                <w:sz w:val="18"/>
+              </w:rPr>
+              <w:t>用在“课程拆条”，先把导师课程变成多条精美初剪。</w:t>
+            </w:r>
+          </w:p>
+        </w:tc>
+      </w:tr>
+      <w:tr>
+        <w:tc>
+          <w:tcPr>
+            <w:tcW w:type="dxa" w:w="3324"/>
+            <w:vAlign w:val="center"/>
+          </w:tcPr>
+          <w:p>
+            <w:pPr>
+              <w:spacing w:after="20" w:line="264" w:lineRule="auto"/>
+            </w:pPr>
+            <w:r>
+              <w:rPr>
+                <w:sz w:val="18"/>
+              </w:rPr>
+            </w:r>
+            <w:r>
+              <w:rPr>
+                <w:sz w:val="18"/>
+              </w:rPr>
+              <w:t>开拍等AI混剪</w:t>
+            </w:r>
+          </w:p>
+        </w:tc>
+        <w:tc>
+          <w:tcPr>
+            <w:tcW w:type="dxa" w:w="3324"/>
+            <w:vAlign w:val="center"/>
+          </w:tcPr>
+          <w:p>
+            <w:pPr>
+              <w:spacing w:after="20" w:line="264" w:lineRule="auto"/>
+            </w:pPr>
+            <w:r>
+              <w:rPr>
+                <w:sz w:val="18"/>
+              </w:rPr>
+            </w:r>
+            <w:r>
+              <w:rPr>
+                <w:sz w:val="18"/>
+              </w:rPr>
+              <w:t>根据脚本分析素材，自动选择图片和视频进行组合。</w:t>
+            </w:r>
+          </w:p>
+        </w:tc>
+        <w:tc>
+          <w:tcPr>
+            <w:tcW w:type="dxa" w:w="3324"/>
+            <w:vAlign w:val="center"/>
+          </w:tcPr>
+          <w:p>
+            <w:pPr>
+              <w:spacing w:after="20" w:line="264" w:lineRule="auto"/>
+            </w:pPr>
+            <w:r>
+              <w:rPr>
+                <w:sz w:val="18"/>
+              </w:rPr>
+            </w:r>
+            <w:r>
+              <w:rPr>
+                <w:sz w:val="18"/>
+              </w:rPr>
+              <w:t>用在“智能混剪”，让碎片素材可以快速变成成片。</w:t>
+            </w:r>
+          </w:p>
+        </w:tc>
+      </w:tr>
+      <w:tr>
+        <w:tc>
+          <w:tcPr>
+            <w:tcW w:type="dxa" w:w="3324"/>
+            <w:vAlign w:val="center"/>
+          </w:tcPr>
+          <w:p>
+            <w:pPr>
+              <w:spacing w:after="20" w:line="264" w:lineRule="auto"/>
+            </w:pPr>
+            <w:r>
+              <w:rPr>
+                <w:sz w:val="18"/>
+              </w:rPr>
+            </w:r>
+            <w:r>
+              <w:rPr>
+                <w:sz w:val="18"/>
+              </w:rPr>
+              <w:t>知了AI、谷小智AI</w:t>
+            </w:r>
+          </w:p>
+        </w:tc>
+        <w:tc>
+          <w:tcPr>
+            <w:tcW w:type="dxa" w:w="3324"/>
+            <w:vAlign w:val="center"/>
+          </w:tcPr>
+          <w:p>
+            <w:pPr>
+              <w:spacing w:after="20" w:line="264" w:lineRule="auto"/>
+            </w:pPr>
+            <w:r>
+              <w:rPr>
+                <w:sz w:val="18"/>
+              </w:rPr>
+            </w:r>
+            <w:r>
+              <w:rPr>
+                <w:sz w:val="18"/>
+              </w:rPr>
+              <w:t>把零散营销功能包装成一个AI员工。</w:t>
+            </w:r>
+          </w:p>
+        </w:tc>
+        <w:tc>
+          <w:tcPr>
+            <w:tcW w:type="dxa" w:w="3324"/>
+            <w:vAlign w:val="center"/>
+          </w:tcPr>
+          <w:p>
+            <w:pPr>
+              <w:spacing w:after="20" w:line="264" w:lineRule="auto"/>
+            </w:pPr>
+            <w:r>
+              <w:rPr>
+                <w:sz w:val="18"/>
+              </w:rPr>
+            </w:r>
+            <w:r>
+              <w:rPr>
+                <w:sz w:val="18"/>
+              </w:rPr>
+              <w:t>用统一任务中心连接内容、触达、回复、朋友圈和复盘。</w:t>
+            </w:r>
+          </w:p>
+        </w:tc>
+      </w:tr>
+      <w:tr>
+        <w:tc>
+          <w:tcPr>
+            <w:tcW w:type="dxa" w:w="3324"/>
+            <w:vAlign w:val="center"/>
+          </w:tcPr>
+          <w:p>
+            <w:pPr>
+              <w:spacing w:after="20" w:line="264" w:lineRule="auto"/>
+            </w:pPr>
+            <w:r>
+              <w:rPr>
+                <w:sz w:val="18"/>
+              </w:rPr>
+            </w:r>
+            <w:r>
+              <w:rPr>
+                <w:sz w:val="18"/>
+              </w:rPr>
+              <w:t>Seedance等视频模型</w:t>
+            </w:r>
+          </w:p>
+        </w:tc>
+        <w:tc>
+          <w:tcPr>
+            <w:tcW w:type="dxa" w:w="3324"/>
+            <w:vAlign w:val="center"/>
+          </w:tcPr>
+          <w:p>
+            <w:pPr>
+              <w:spacing w:after="20" w:line="264" w:lineRule="auto"/>
+            </w:pPr>
+            <w:r>
+              <w:rPr>
+                <w:sz w:val="18"/>
+              </w:rPr>
+            </w:r>
+            <w:r>
+              <w:rPr>
+                <w:sz w:val="18"/>
+              </w:rPr>
+              <w:t>根据提示词补充原来没有的画面。</w:t>
+            </w:r>
+          </w:p>
+        </w:tc>
+        <w:tc>
+          <w:tcPr>
+            <w:tcW w:type="dxa" w:w="3324"/>
+            <w:vAlign w:val="center"/>
+          </w:tcPr>
+          <w:p>
+            <w:pPr>
+              <w:spacing w:after="20" w:line="264" w:lineRule="auto"/>
+            </w:pPr>
+            <w:r>
+              <w:rPr>
+                <w:sz w:val="18"/>
+              </w:rPr>
+            </w:r>
+            <w:r>
+              <w:rPr>
+                <w:sz w:val="18"/>
+              </w:rPr>
+              <w:t>先保留入口，等模型、API价格和授权稳定后再接入。</w:t>
+            </w:r>
+          </w:p>
+        </w:tc>
+      </w:tr>
+    </w:tbl>
+    <w:p>
+      <w:pPr>
+        <w:spacing w:after="20"/>
+      </w:pPr>
+    </w:p>
+    <w:p>
+      <w:pPr>
+        <w:pStyle w:val="Heading1"/>
+      </w:pPr>
+      <w:r>
+        <w:t>七、每个阶段的验收标准</w:t>
+      </w:r>
+    </w:p>
+    <w:tbl>
+      <w:tblPr>
+        <w:tblStyle w:val="TableGrid"/>
+        <w:tblW w:type="auto" w:w="0"/>
+        <w:jc w:val="center"/>
+        <w:tblLayout w:type="autofit"/>
+        <w:tblLook w:firstColumn="1" w:firstRow="1" w:lastColumn="0" w:lastRow="0" w:noHBand="0" w:noVBand="1" w:val="04A0"/>
+      </w:tblPr>
+      <w:tblGrid>
+        <w:gridCol w:w="4986"/>
+        <w:gridCol w:w="4986"/>
+      </w:tblGrid>
+      <w:tr>
+        <w:tc>
+          <w:tcPr>
+            <w:tcW w:type="dxa" w:w="4986"/>
+            <w:vAlign w:val="center"/>
+            <w:shd w:fill="D9EAF7"/>
+          </w:tcPr>
+          <w:p>
+            <w:pPr>
+              <w:spacing w:after="20" w:line="264" w:lineRule="auto"/>
+            </w:pPr>
+            <w:r>
+              <w:rPr>
+                <w:b/>
+                <w:color w:val="17365D"/>
+                <w:sz w:val="18"/>
+              </w:rPr>
+            </w:r>
+            <w:r>
+              <w:rPr>
+                <w:b/>
+                <w:color w:val="17365D"/>
+                <w:sz w:val="18"/>
+              </w:rPr>
+              <w:t>阶段</w:t>
+            </w:r>
+          </w:p>
+        </w:tc>
+        <w:tc>
+          <w:tcPr>
+            <w:tcW w:type="dxa" w:w="4986"/>
+            <w:vAlign w:val="center"/>
+            <w:shd w:fill="D9EAF7"/>
+          </w:tcPr>
+          <w:p>
+            <w:pPr>
+              <w:spacing w:after="20" w:line="264" w:lineRule="auto"/>
+            </w:pPr>
+            <w:r>
+              <w:rPr>
+                <w:b/>
+                <w:color w:val="17365D"/>
+                <w:sz w:val="18"/>
+              </w:rPr>
+            </w:r>
+            <w:r>
+              <w:rPr>
+                <w:b/>
+                <w:color w:val="17365D"/>
+                <w:sz w:val="18"/>
+              </w:rPr>
+              <w:t>做到什么才算完成</w:t>
+            </w:r>
+          </w:p>
+        </w:tc>
+      </w:tr>
+      <w:tr>
+        <w:tc>
+          <w:tcPr>
+            <w:tcW w:type="dxa" w:w="4986"/>
+            <w:vAlign w:val="center"/>
+          </w:tcPr>
+          <w:p>
+            <w:pPr>
+              <w:spacing w:after="20" w:line="264" w:lineRule="auto"/>
+            </w:pPr>
+            <w:r>
+              <w:rPr>
+                <w:sz w:val="18"/>
+              </w:rPr>
+            </w:r>
+            <w:r>
+              <w:rPr>
+                <w:sz w:val="18"/>
+              </w:rPr>
+              <w:t>启动修复</w:t>
+            </w:r>
+          </w:p>
+        </w:tc>
+        <w:tc>
+          <w:tcPr>
+            <w:tcW w:type="dxa" w:w="4986"/>
+            <w:vAlign w:val="center"/>
+          </w:tcPr>
+          <w:p>
+            <w:pPr>
+              <w:spacing w:after="20" w:line="264" w:lineRule="auto"/>
+            </w:pPr>
+            <w:r>
+              <w:rPr>
+                <w:sz w:val="18"/>
+              </w:rPr>
+            </w:r>
+            <w:r>
+              <w:rPr>
+                <w:sz w:val="18"/>
+              </w:rPr>
+              <w:t>打开AI获客时不自动前置微信、不打开朋友圈；原来的进度和未来定时仍然保留。</w:t>
+            </w:r>
+          </w:p>
+        </w:tc>
+      </w:tr>
+      <w:tr>
+        <w:tc>
+          <w:tcPr>
+            <w:tcW w:type="dxa" w:w="4986"/>
+            <w:vAlign w:val="center"/>
+          </w:tcPr>
+          <w:p>
+            <w:pPr>
+              <w:spacing w:after="20" w:line="264" w:lineRule="auto"/>
+            </w:pPr>
+            <w:r>
+              <w:rPr>
+                <w:sz w:val="18"/>
+              </w:rPr>
+            </w:r>
+            <w:r>
+              <w:rPr>
+                <w:sz w:val="18"/>
+              </w:rPr>
+              <w:t>微信自动流程</w:t>
+            </w:r>
+          </w:p>
+        </w:tc>
+        <w:tc>
+          <w:tcPr>
+            <w:tcW w:type="dxa" w:w="4986"/>
+            <w:vAlign w:val="center"/>
+          </w:tcPr>
+          <w:p>
+            <w:pPr>
+              <w:spacing w:after="20" w:line="264" w:lineRule="auto"/>
+            </w:pPr>
+            <w:r>
+              <w:rPr>
+                <w:sz w:val="18"/>
+              </w:rPr>
+            </w:r>
+            <w:r>
+              <w:rPr>
+                <w:sz w:val="18"/>
+              </w:rPr>
+              <w:t>新消息到来时主动触达可以安全暂停；回复完成后只继续未处理联系人；任何结果不确定都不重复发送。</w:t>
+            </w:r>
+          </w:p>
+        </w:tc>
+      </w:tr>
+      <w:tr>
+        <w:tc>
+          <w:tcPr>
+            <w:tcW w:type="dxa" w:w="4986"/>
+            <w:vAlign w:val="center"/>
+          </w:tcPr>
+          <w:p>
+            <w:pPr>
+              <w:spacing w:after="20" w:line="264" w:lineRule="auto"/>
+            </w:pPr>
+            <w:r>
+              <w:rPr>
+                <w:sz w:val="18"/>
+              </w:rPr>
+            </w:r>
+            <w:r>
+              <w:rPr>
+                <w:sz w:val="18"/>
+              </w:rPr>
+              <w:t>课程拆条</w:t>
+            </w:r>
+          </w:p>
+        </w:tc>
+        <w:tc>
+          <w:tcPr>
+            <w:tcW w:type="dxa" w:w="4986"/>
+            <w:vAlign w:val="center"/>
+          </w:tcPr>
+          <w:p>
+            <w:pPr>
+              <w:spacing w:after="20" w:line="264" w:lineRule="auto"/>
+            </w:pPr>
+            <w:r>
+              <w:rPr>
+                <w:sz w:val="18"/>
+              </w:rPr>
+            </w:r>
+            <w:r>
+              <w:rPr>
+                <w:sz w:val="18"/>
+              </w:rPr>
+              <w:t>至少用5个10–40分钟课程测试；每个课程给出3–8条候选，大部分不在半句话中截断。</w:t>
+            </w:r>
+          </w:p>
+        </w:tc>
+      </w:tr>
+      <w:tr>
+        <w:tc>
+          <w:tcPr>
+            <w:tcW w:type="dxa" w:w="4986"/>
+            <w:vAlign w:val="center"/>
+          </w:tcPr>
+          <w:p>
+            <w:pPr>
+              <w:spacing w:after="20" w:line="264" w:lineRule="auto"/>
+            </w:pPr>
+            <w:r>
+              <w:rPr>
+                <w:sz w:val="18"/>
+              </w:rPr>
+            </w:r>
+            <w:r>
+              <w:rPr>
+                <w:sz w:val="18"/>
+              </w:rPr>
+              <w:t>智能混剪</w:t>
+            </w:r>
+          </w:p>
+        </w:tc>
+        <w:tc>
+          <w:tcPr>
+            <w:tcW w:type="dxa" w:w="4986"/>
+            <w:vAlign w:val="center"/>
+          </w:tcPr>
+          <w:p>
+            <w:pPr>
+              <w:spacing w:after="20" w:line="264" w:lineRule="auto"/>
+            </w:pPr>
+            <w:r>
+              <w:rPr>
+                <w:sz w:val="18"/>
+              </w:rPr>
+            </w:r>
+            <w:r>
+              <w:rPr>
+                <w:sz w:val="18"/>
+              </w:rPr>
+              <w:t>至少完成20个图片和视频混合项目；用户替换镜头或修改字幕后可以稳定重新导出。</w:t>
+            </w:r>
+          </w:p>
+        </w:tc>
+      </w:tr>
+      <w:tr>
+        <w:tc>
+          <w:tcPr>
+            <w:tcW w:type="dxa" w:w="4986"/>
+            <w:vAlign w:val="center"/>
+          </w:tcPr>
+          <w:p>
+            <w:pPr>
+              <w:spacing w:after="20" w:line="264" w:lineRule="auto"/>
+            </w:pPr>
+            <w:r>
+              <w:rPr>
+                <w:sz w:val="18"/>
+              </w:rPr>
+            </w:r>
+            <w:r>
+              <w:rPr>
+                <w:sz w:val="18"/>
+              </w:rPr>
+              <w:t>成片质量</w:t>
+            </w:r>
+          </w:p>
+        </w:tc>
+        <w:tc>
+          <w:tcPr>
+            <w:tcW w:type="dxa" w:w="4986"/>
+            <w:vAlign w:val="center"/>
+          </w:tcPr>
+          <w:p>
+            <w:pPr>
+              <w:spacing w:after="20" w:line="264" w:lineRule="auto"/>
+            </w:pPr>
+            <w:r>
+              <w:rPr>
+                <w:sz w:val="18"/>
+              </w:rPr>
+            </w:r>
+            <w:r>
+              <w:rPr>
+                <w:sz w:val="18"/>
+              </w:rPr>
+              <w:t>输出9:16视频，带字幕、标题、品牌信息和行动引导，运营人员只需做少量修改。</w:t>
+            </w:r>
+          </w:p>
+        </w:tc>
+      </w:tr>
+      <w:tr>
+        <w:tc>
+          <w:tcPr>
+            <w:tcW w:type="dxa" w:w="4986"/>
+            <w:vAlign w:val="center"/>
+          </w:tcPr>
+          <w:p>
+            <w:pPr>
+              <w:spacing w:after="20" w:line="264" w:lineRule="auto"/>
+            </w:pPr>
+            <w:r>
+              <w:rPr>
+                <w:sz w:val="18"/>
+              </w:rPr>
+            </w:r>
+            <w:r>
+              <w:rPr>
+                <w:sz w:val="18"/>
+              </w:rPr>
+              <w:t>学员发布</w:t>
+            </w:r>
+          </w:p>
+        </w:tc>
+        <w:tc>
+          <w:tcPr>
+            <w:tcW w:type="dxa" w:w="4986"/>
+            <w:vAlign w:val="center"/>
+          </w:tcPr>
+          <w:p>
+            <w:pPr>
+              <w:spacing w:after="20" w:line="264" w:lineRule="auto"/>
+            </w:pPr>
+            <w:r>
+              <w:rPr>
+                <w:sz w:val="18"/>
+              </w:rPr>
+            </w:r>
+            <w:r>
+              <w:rPr>
+                <w:sz w:val="18"/>
+              </w:rPr>
+              <w:t>10–20个账号连续试点4周；不收密码，学员能收到发布包并回传发布结果。</w:t>
+            </w:r>
+          </w:p>
+        </w:tc>
+      </w:tr>
+      <w:tr>
+        <w:tc>
+          <w:tcPr>
+            <w:tcW w:type="dxa" w:w="4986"/>
+            <w:vAlign w:val="center"/>
+          </w:tcPr>
+          <w:p>
+            <w:pPr>
+              <w:spacing w:after="20" w:line="264" w:lineRule="auto"/>
+            </w:pPr>
+            <w:r>
+              <w:rPr>
+                <w:sz w:val="18"/>
+              </w:rPr>
+            </w:r>
+            <w:r>
+              <w:rPr>
+                <w:sz w:val="18"/>
+              </w:rPr>
+              <w:t>线索回流</w:t>
+            </w:r>
+          </w:p>
+        </w:tc>
+        <w:tc>
+          <w:tcPr>
+            <w:tcW w:type="dxa" w:w="4986"/>
+            <w:vAlign w:val="center"/>
+          </w:tcPr>
+          <w:p>
+            <w:pPr>
+              <w:spacing w:after="20" w:line="264" w:lineRule="auto"/>
+            </w:pPr>
+            <w:r>
+              <w:rPr>
+                <w:sz w:val="18"/>
+              </w:rPr>
+            </w:r>
+            <w:r>
+              <w:rPr>
+                <w:sz w:val="18"/>
+              </w:rPr>
+              <w:t>能看出线索来自哪个平台、哪条视频和哪个学员，并进入微信客户池继续跟进。</w:t>
+            </w:r>
+          </w:p>
+        </w:tc>
+      </w:tr>
+      <w:tr>
+        <w:tc>
+          <w:tcPr>
+            <w:tcW w:type="dxa" w:w="4986"/>
+            <w:vAlign w:val="center"/>
+          </w:tcPr>
+          <w:p>
+            <w:pPr>
+              <w:spacing w:after="20" w:line="264" w:lineRule="auto"/>
+            </w:pPr>
+            <w:r>
+              <w:rPr>
+                <w:sz w:val="18"/>
+              </w:rPr>
+            </w:r>
+            <w:r>
+              <w:rPr>
+                <w:sz w:val="18"/>
+              </w:rPr>
+              <w:t>数据复盘</w:t>
+            </w:r>
+          </w:p>
+        </w:tc>
+        <w:tc>
+          <w:tcPr>
+            <w:tcW w:type="dxa" w:w="4986"/>
+            <w:vAlign w:val="center"/>
+          </w:tcPr>
+          <w:p>
+            <w:pPr>
+              <w:spacing w:after="20" w:line="264" w:lineRule="auto"/>
+            </w:pPr>
+            <w:r>
+              <w:rPr>
+                <w:sz w:val="18"/>
+              </w:rPr>
+            </w:r>
+            <w:r>
+              <w:rPr>
+                <w:sz w:val="18"/>
+              </w:rPr>
+              <w:t>能看到发了多少视频、带来多少咨询、加了多少微信、后续跟进到哪一步。</w:t>
+            </w:r>
+          </w:p>
+        </w:tc>
+      </w:tr>
+    </w:tbl>
+    <w:p>
+      <w:pPr>
+        <w:spacing w:after="20"/>
+      </w:pPr>
+    </w:p>
+    <w:p>
+      <w:pPr>
+        <w:pStyle w:val="Heading1"/>
+      </w:pPr>
+      <w:r>
+        <w:t>八、最终形成的产品故事</w:t>
       </w:r>
     </w:p>
     <w:p>
@@ -4565,7 +3061,42 @@
         <w:pStyle w:val="Heading2"/>
       </w:pPr>
       <w:r>
-        <w:t>13.1 启动与调度</w:t>
+        <w:t>产品定位</w:t>
+      </w:r>
+    </w:p>
+    <w:p>
+      <w:r>
+        <w:t>小玺AI获客不是单纯的微信群发工具，也不是只会生成一条视频的软件。</w:t>
+      </w:r>
+    </w:p>
+    <w:p>
+      <w:r>
+        <w:t>它是一套“内容获客 + 微信承接”的AI增长助手：前面帮助总部和学员持续生产内容、获得咨询；后面用自动回复、主动触达和朋友圈运营继续跟进客户，并把每一步的结果记录下来。</w:t>
+      </w:r>
+    </w:p>
+    <w:p>
+      <w:r>
+        <w:t>对客户可以这样讲：</w:t>
+      </w:r>
+    </w:p>
+    <w:p>
+      <w:pPr>
+        <w:ind w:left="340"/>
+      </w:pPr>
+      <w:r>
+        <w:rPr>
+          <w:i/>
+          <w:color w:val="666666"/>
+        </w:rPr>
+        <w:t>客户只需要提供课程、口播、产品素材或简单文案，小玺AI获客帮助他生成可发布的视频和文案；客户本人确认发布后，线索回到微信，再由系统继续接待和跟进。</w:t>
+      </w:r>
+    </w:p>
+    <w:p>
+      <w:pPr>
+        <w:pStyle w:val="Heading1"/>
+      </w:pPr>
+      <w:r>
+        <w:t>九、近期不要做的事</w:t>
       </w:r>
     </w:p>
     <w:p>
@@ -4573,27 +3104,7 @@
         <w:pStyle w:val="ListBullet"/>
       </w:pPr>
       <w:r>
-        <w:t xml:space="preserve">打开 AI 获客后，不出现由初始化触发的 </w:t>
-      </w:r>
-      <w:r>
-        <w:rPr>
-          <w:rFonts w:ascii="Consolas" w:hAnsi="Consolas" w:eastAsia="Microsoft YaHei"/>
-          <w:color w:val="7F3F00"/>
-        </w:rPr>
-        <w:t>campaign.started</w:t>
-      </w:r>
-      <w:r>
-        <w:t xml:space="preserve"> 或 </w:t>
-      </w:r>
-      <w:r>
-        <w:rPr>
-          <w:rFonts w:ascii="Consolas" w:hAnsi="Consolas" w:eastAsia="Microsoft YaHei"/>
-          <w:color w:val="7F3F00"/>
-        </w:rPr>
-        <w:t>campaign.open_started</w:t>
-      </w:r>
-      <w:r>
-        <w:t>。</w:t>
+        <w:t>不急着做1,000个账号，先把10–20个账号跑稳。</w:t>
       </w:r>
     </w:p>
     <w:p>
@@ -4601,7 +3112,7 @@
         <w:pStyle w:val="ListBullet"/>
       </w:pPr>
       <w:r>
-        <w:t>错过时间后显示“待续跑”，今日完成数和帖子指纹不丢失。</w:t>
+        <w:t>不收学员账号密码、验证码、Cookie或设备登录状态。</w:t>
       </w:r>
     </w:p>
     <w:p>
@@ -4609,7 +3120,7 @@
         <w:pStyle w:val="ListBullet"/>
       </w:pPr>
       <w:r>
-        <w:t>未来重试时间按原时间恢复，不提前执行。</w:t>
+        <w:t>不承诺所有平台都能自动发布，先做好成片和发布包。</w:t>
       </w:r>
     </w:p>
     <w:p>
@@ -4617,7 +3128,7 @@
         <w:pStyle w:val="ListBullet"/>
       </w:pPr>
       <w:r>
-        <w:t>用户手工操作微信时，所有自动化让路。</w:t>
+        <w:t>不急着接Seedance和数字人，先把现有真实素材剪好。</w:t>
       </w:r>
     </w:p>
     <w:p>
@@ -4625,7 +3136,7 @@
         <w:pStyle w:val="ListBullet"/>
       </w:pPr>
       <w:r>
-        <w:t>收到新消息后，主动触达在安全检查点暂停；回复完成后只继续剩余联系人。</w:t>
+        <w:t>不把AI脚本单独做成复杂板块，脚本只是剪辑中的一步。</w:t>
       </w:r>
     </w:p>
     <w:p>
@@ -4633,15 +3144,7 @@
         <w:pStyle w:val="ListBullet"/>
       </w:pPr>
       <w:r>
-        <w:t>任一模块失败不改变其他模块的已确认结果。</w:t>
-      </w:r>
-    </w:p>
-    <w:p>
-      <w:pPr>
-        <w:pStyle w:val="Heading2"/>
-      </w:pPr>
-      <w:r>
-        <w:t>13.2 内容生产</w:t>
+        <w:t>不重写已经能用的联系人、自动回复和主动触达功能。</w:t>
       </w:r>
     </w:p>
     <w:p>
@@ -4649,71 +3152,7 @@
         <w:pStyle w:val="ListBullet"/>
       </w:pPr>
       <w:r>
-        <w:t>导入 20–50GB 素材不复制原片，应用界面不卡死。</w:t>
-      </w:r>
-    </w:p>
-    <w:p>
-      <w:pPr>
-        <w:pStyle w:val="ListBullet"/>
-      </w:pPr>
-      <w:r>
-        <w:t>中断后从检查点恢复，清缓存不伤原文件。</w:t>
-      </w:r>
-    </w:p>
-    <w:p>
-      <w:pPr>
-        <w:pStyle w:val="ListBullet"/>
-      </w:pPr>
-      <w:r>
-        <w:t>课程拆条和智能混剪都输出可编辑初剪，不只输出一段不可修改的视频。</w:t>
-      </w:r>
-    </w:p>
-    <w:p>
-      <w:pPr>
-        <w:pStyle w:val="ListBullet"/>
-      </w:pPr>
-      <w:r>
-        <w:t>素材不足、无授权或事实冲突时明确阻断。</w:t>
-      </w:r>
-    </w:p>
-    <w:p>
-      <w:pPr>
-        <w:pStyle w:val="Heading2"/>
-      </w:pPr>
-      <w:r>
-        <w:t>13.3 发布与渠道</w:t>
-      </w:r>
-    </w:p>
-    <w:p>
-      <w:pPr>
-        <w:pStyle w:val="ListBullet"/>
-      </w:pPr>
-      <w:r>
-        <w:t>无真实授权时只生成发布包，不自动发帖。</w:t>
-      </w:r>
-    </w:p>
-    <w:p>
-      <w:pPr>
-        <w:pStyle w:val="ListBullet"/>
-      </w:pPr>
-      <w:r>
-        <w:t>发布结果未知进入人工确认，不自动重发。</w:t>
-      </w:r>
-    </w:p>
-    <w:p>
-      <w:pPr>
-        <w:pStyle w:val="ListBullet"/>
-      </w:pPr>
-      <w:r>
-        <w:t>不保存学员密码、验证码、Cookie 和设备登录态。</w:t>
-      </w:r>
-    </w:p>
-    <w:p>
-      <w:pPr>
-        <w:pStyle w:val="ListBullet"/>
-      </w:pPr>
-      <w:r>
-        <w:t>每个发布包可追溯到素材、脚本、审核人、学员和版本。</w:t>
+        <w:t>不把页面入口、规划方案或自动检查通过写成真实业务已经验收。</w:t>
       </w:r>
     </w:p>
     <w:p>
@@ -4721,71 +3160,52 @@
         <w:pStyle w:val="Heading1"/>
       </w:pPr>
       <w:r>
-        <w:t>十四、现在最合适的下一步</w:t>
+        <w:t>十、总结</w:t>
+      </w:r>
+    </w:p>
+    <w:p>
+      <w:r>
+        <w:t>接下来最正确的路线是：</w:t>
       </w:r>
     </w:p>
     <w:p>
       <w:pPr>
-        <w:pStyle w:val="ListNumber"/>
+        <w:spacing w:after="120"/>
+        <w:ind w:left="255" w:right="255"/>
+        <w:shd w:fill="F2F6FA"/>
       </w:pPr>
       <w:r>
-        <w:t>先把本次“启动唤醒朋友圈”修复打入新的测试安装包，做一次打开、关闭、跨时间和继续剩余任务的真实验收。</w:t>
-      </w:r>
-    </w:p>
-    <w:p>
-      <w:pPr>
-        <w:pStyle w:val="ListNumber"/>
-      </w:pPr>
-      <w:r>
-        <w:t>新建统一任务中心和流程编排层，只先接主动触达、自动回复和朋友圈互动三个现有模块。</w:t>
-      </w:r>
-    </w:p>
-    <w:p>
-      <w:pPr>
-        <w:pStyle w:val="ListNumber"/>
-      </w:pPr>
-      <w:r>
-        <w:t>用 5 个真实的 10–40 分钟课程视频建设课程拆条 MVP。</w:t>
-      </w:r>
-    </w:p>
-    <w:p>
-      <w:pPr>
-        <w:pStyle w:val="ListNumber"/>
-      </w:pPr>
-      <w:r>
-        <w:t>课程拆条稳定后，再用碎片口播、产品视频、图片和产品详情图做智能混剪。</w:t>
-      </w:r>
-    </w:p>
-    <w:p>
-      <w:pPr>
-        <w:pStyle w:val="ListNumber"/>
-      </w:pPr>
-      <w:r>
-        <w:t>内容可用后再启动 10–20 名学员的发布包试点，不直接跳到多账号托管。</w:t>
+        <w:rPr>
+          <w:rFonts w:ascii="Consolas" w:hAnsi="Consolas" w:eastAsia="Microsoft YaHei"/>
+          <w:sz w:val="18"/>
+        </w:rPr>
+        <w:t>先修好并验收现有微信拓客</w:t>
+        <w:br/>
+        <w:t>→ 让主动触达、自动回复和朋友圈能够自动配合</w:t>
+        <w:br/>
+        <w:t>→ 用课程拆条做出第一批精美短视频</w:t>
+        <w:br/>
+        <w:t>→ 再做碎片素材智能混剪</w:t>
+        <w:br/>
+        <w:t>→ 总部生成发布包，学员本人发布</w:t>
+        <w:br/>
+        <w:t>→ 把线索接回微信继续跟进</w:t>
       </w:r>
     </w:p>
     <w:p>
       <w:r>
-        <w:t>对外产品故事可统一为：</w:t>
+        <w:t>90天内最重要的不是做一个看起来很大的平台，而是做出一条真实可演示、能持续运行的流程。</w:t>
       </w:r>
     </w:p>
     <w:p>
-      <w:pPr>
-        <w:spacing w:after="60"/>
-        <w:ind w:left="340" w:right="227"/>
-      </w:pPr>
       <w:r>
-        <w:rPr>
-          <w:i/>
-          <w:color w:val="666666"/>
-        </w:rPr>
-        <w:t>小玺 AI 获客是“内容公域获客 + 微信私域承接”的 AI 增长助手。总部持续生产可发布内容，学员用本人账号确认发布，线索回到微信后由自动回复、主动触达和朋友圈运营继续承接；每一步都有任务、证据和数据复盘。</w:t>
+        <w:t>第一优先级是新安装包和微信自动流程；第二优先级是课程拆条；第三优先级才是智能混剪和学员分发。这个小闭环跑通以后，再进入更大规模的AI增长员工阶段。</w:t>
       </w:r>
     </w:p>
     <w:sectPr>
       <w:footerReference w:type="default" r:id="rId9"/>
-      <w:pgSz w:w="11906" w:h="16838"/>
-      <w:pgMar w:top="1134" w:right="1191" w:bottom="1020" w:left="1191" w:header="720" w:footer="720" w:gutter="0"/>
+      <w:pgSz w:w="12240" w:h="15840"/>
+      <w:pgMar w:top="1020" w:right="1134" w:bottom="964" w:left="1134" w:header="720" w:footer="720" w:gutter="0"/>
       <w:cols w:space="720"/>
       <w:docGrid w:linePitch="360"/>
     </w:sectPr>
@@ -4800,13 +3220,6 @@
       <w:pStyle w:val="Footer"/>
       <w:jc w:val="center"/>
     </w:pPr>
-    <w:r>
-      <w:rPr>
-        <w:color w:val="6E6E6E"/>
-        <w:sz w:val="16"/>
-      </w:rPr>
-      <w:t xml:space="preserve">小玺 AI 获客未来落地规划方案 V2.0  ?  </w:t>
-    </w:r>
     <w:fldSimple w:instr="PAGE"/>
   </w:p>
 </w:ftr>
@@ -5176,10 +3589,11 @@
     <w:qFormat/>
     <w:rsid w:val="00FC693F"/>
     <w:pPr>
-      <w:spacing w:after="100" w:line="324" w:lineRule="auto"/>
+      <w:spacing w:after="100" w:line="312" w:lineRule="auto"/>
     </w:pPr>
     <w:rPr>
       <w:rFonts w:ascii="Microsoft YaHei" w:hAnsi="Microsoft YaHei" w:eastAsia="Microsoft YaHei"/>
+      <w:color w:val="222222"/>
       <w:sz w:val="21"/>
     </w:rPr>
   </w:style>
@@ -5238,7 +3652,7 @@
     <w:pPr>
       <w:keepNext/>
       <w:keepLines/>
-      <w:spacing w:before="200" w:after="120"/>
+      <w:spacing w:before="160" w:after="100" w:line="312" w:lineRule="auto"/>
       <w:outlineLvl w:val="0"/>
     </w:pPr>
     <w:rPr>
@@ -5246,7 +3660,7 @@
       <w:b/>
       <w:bCs/>
       <w:color w:val="17365D"/>
-      <w:sz w:val="36"/>
+      <w:sz w:val="30"/>
       <w:szCs w:val="28"/>
     </w:rPr>
   </w:style>
@@ -5262,7 +3676,7 @@
     <w:pPr>
       <w:keepNext/>
       <w:keepLines/>
-      <w:spacing w:before="200" w:after="120"/>
+      <w:spacing w:before="160" w:after="100" w:line="312" w:lineRule="auto"/>
       <w:outlineLvl w:val="1"/>
     </w:pPr>
     <w:rPr>
@@ -5270,7 +3684,7 @@
       <w:b/>
       <w:bCs/>
       <w:color w:val="1F4E78"/>
-      <w:sz w:val="28"/>
+      <w:sz w:val="24"/>
       <w:szCs w:val="26"/>
     </w:rPr>
   </w:style>
@@ -5286,7 +3700,7 @@
     <w:pPr>
       <w:keepNext/>
       <w:keepLines/>
-      <w:spacing w:before="200" w:after="120"/>
+      <w:spacing w:before="160" w:after="100" w:line="312" w:lineRule="auto"/>
       <w:outlineLvl w:val="2"/>
     </w:pPr>
     <w:rPr>
@@ -5294,7 +3708,7 @@
       <w:b/>
       <w:bCs/>
       <w:color w:val="2F5597"/>
-      <w:sz w:val="23"/>
+      <w:sz w:val="22"/>
     </w:rPr>
   </w:style>
   <w:style w:type="paragraph" w:styleId="Heading4">
@@ -5529,7 +3943,7 @@
       <w:pBdr>
         <w:bottom w:val="single" w:sz="8" w:space="4" w:color="4F81BD" w:themeColor="accent1"/>
       </w:pBdr>
-      <w:spacing w:after="120" w:line="240" w:lineRule="auto" w:before="0"/>
+      <w:spacing w:after="100" w:line="312" w:lineRule="auto" w:before="160"/>
       <w:contextualSpacing/>
     </w:pPr>
     <w:rPr>
@@ -5538,7 +3952,7 @@
       <w:color w:val="17365D"/>
       <w:spacing w:val="5"/>
       <w:kern w:val="28"/>
-      <w:sz w:val="52"/>
+      <w:sz w:val="44"/>
       <w:szCs w:val="52"/>
     </w:rPr>
   </w:style>
